--- a/data/revised_2026-10_full/tracked/v2/Biology/SS1.2_Chemicals_of_Life/Biology_Chemicals_of_Life_CBE_LessonSequence_TRACKED.docx
+++ b/data/revised_2026-10_full/tracked/v2/Biology/SS1.2_Chemicals_of_Life/Biology_Chemicals_of_Life_CBE_LessonSequence_TRACKED.docx
@@ -440,7 +440,7 @@
               </w:rPr>
               <w:t xml:space="preserve">6 lessons × </w:t>
             </w:r>
-            <w:del w:id="9001" w:author="Claude (AI) - proposed" w:date="2026-10-15T02:49:21Z">
+            <w:del w:id="9001" w:author="Claude (AI) - proposed" w:date="2026-10-18T00:25:36Z">
               <w:r>
                 <w:rPr>
                   <w:rFonts w:ascii="Arial" w:cs="Arial" w:eastAsia="Arial" w:hAnsi="Arial"/>
@@ -455,7 +455,7 @@
                 <w:delText xml:space="preserve">40 minutes = 240</w:delText>
               </w:r>
             </w:del>
-            <w:ins w:id="9002" w:author="Claude (AI) - proposed" w:date="2026-10-15T02:49:21Z">
+            <w:ins w:id="9002" w:author="Claude (AI) - proposed" w:date="2026-10-18T00:25:36Z">
               <w:r>
                 <w:rPr>
                   <w:rFonts w:ascii="Arial" w:cs="Arial" w:eastAsia="Arial" w:hAnsi="Arial"/>
@@ -538,10 +538,10 @@
               <w:ind w:left="360" w:hanging="180"/>
               <w:jc w:val="left"/>
               <w:rPr>
-                <w:ins w:id="9004" w:author="Claude (AI) - proposed" w:date="2026-10-15T02:49:21Z"/>
-              </w:rPr>
-            </w:pPr>
-            <w:ins w:id="9003" w:author="Claude (AI) - proposed" w:date="2026-10-15T02:49:21Z">
+                <w:ins w:id="9004" w:author="Claude (AI) - proposed" w:date="2026-10-18T00:25:36Z"/>
+              </w:rPr>
+            </w:pPr>
+            <w:ins w:id="9003" w:author="Claude (AI) - proposed" w:date="2026-10-18T00:25:36Z">
               <w:r>
                 <w:rPr>
                   <w:rFonts w:ascii="Arial" w:cs="Arial" w:eastAsia="Arial" w:hAnsi="Arial"/>
@@ -563,10 +563,10 @@
               <w:ind w:left="360" w:hanging="180"/>
               <w:jc w:val="left"/>
               <w:rPr>
-                <w:ins w:id="9006" w:author="Claude (AI) - proposed" w:date="2026-10-15T02:49:21Z"/>
-              </w:rPr>
-            </w:pPr>
-            <w:ins w:id="9005" w:author="Claude (AI) - proposed" w:date="2026-10-15T02:49:21Z">
+                <w:ins w:id="9006" w:author="Claude (AI) - proposed" w:date="2026-10-18T00:25:36Z"/>
+              </w:rPr>
+            </w:pPr>
+            <w:ins w:id="9005" w:author="Claude (AI) - proposed" w:date="2026-10-18T00:25:36Z">
               <w:r>
                 <w:rPr>
                   <w:rFonts w:ascii="Arial" w:cs="Arial" w:eastAsia="Arial" w:hAnsi="Arial"/>
@@ -588,10 +588,10 @@
               <w:ind w:left="360" w:hanging="180"/>
               <w:jc w:val="left"/>
               <w:rPr>
-                <w:ins w:id="9008" w:author="Claude (AI) - proposed" w:date="2026-10-15T02:49:21Z"/>
-              </w:rPr>
-            </w:pPr>
-            <w:ins w:id="9007" w:author="Claude (AI) - proposed" w:date="2026-10-15T02:49:21Z">
+                <w:ins w:id="9008" w:author="Claude (AI) - proposed" w:date="2026-10-18T00:25:36Z"/>
+              </w:rPr>
+            </w:pPr>
+            <w:ins w:id="9007" w:author="Claude (AI) - proposed" w:date="2026-10-18T00:25:36Z">
               <w:r>
                 <w:rPr>
                   <w:rFonts w:ascii="Arial" w:cs="Arial" w:eastAsia="Arial" w:hAnsi="Arial"/>
@@ -613,10 +613,10 @@
               <w:spacing w:after="40" w:before="0"/>
               <w:jc w:val="left"/>
               <w:rPr>
-                <w:ins w:id="9010" w:author="Claude (AI) - proposed" w:date="2026-10-15T02:49:21Z"/>
-              </w:rPr>
-            </w:pPr>
-            <w:ins w:id="9009" w:author="Claude (AI) - proposed" w:date="2026-10-15T02:49:21Z">
+                <w:ins w:id="9010" w:author="Claude (AI) - proposed" w:date="2026-10-18T00:25:36Z"/>
+              </w:rPr>
+            </w:pPr>
+            <w:ins w:id="9009" w:author="Claude (AI) - proposed" w:date="2026-10-18T00:25:36Z">
               <w:r>
                 <w:rPr>
                   <w:rFonts w:ascii="Arial" w:cs="Arial" w:eastAsia="Arial" w:hAnsi="Arial"/>
@@ -638,10 +638,10 @@
               <w:spacing w:after="40" w:before="0"/>
               <w:jc w:val="left"/>
               <w:rPr>
-                <w:ins w:id="9012" w:author="Claude (AI) - proposed" w:date="2026-10-15T02:49:21Z"/>
-              </w:rPr>
-            </w:pPr>
-            <w:ins w:id="9011" w:author="Claude (AI) - proposed" w:date="2026-10-15T02:49:21Z">
+                <w:ins w:id="9012" w:author="Claude (AI) - proposed" w:date="2026-10-18T00:25:36Z"/>
+              </w:rPr>
+            </w:pPr>
+            <w:ins w:id="9011" w:author="Claude (AI) - proposed" w:date="2026-10-18T00:25:36Z">
               <w:r>
                 <w:rPr>
                   <w:rFonts w:ascii="Arial" w:cs="Arial" w:eastAsia="Arial" w:hAnsi="Arial"/>
@@ -663,10 +663,10 @@
               <w:ind w:left="360" w:hanging="180"/>
               <w:jc w:val="left"/>
               <w:rPr>
-                <w:del w:id="9014" w:author="Claude (AI) - proposed" w:date="2026-10-15T02:49:21Z"/>
-              </w:rPr>
-            </w:pPr>
-            <w:del w:id="9013" w:author="Claude (AI) - proposed" w:date="2026-10-15T02:49:21Z">
+                <w:del w:id="9014" w:author="Claude (AI) - proposed" w:date="2026-10-18T00:25:36Z"/>
+              </w:rPr>
+            </w:pPr>
+            <w:del w:id="9013" w:author="Claude (AI) - proposed" w:date="2026-10-18T00:25:36Z">
               <w:r>
                 <w:rPr>
                   <w:rFonts w:ascii="Arial" w:cs="Arial" w:eastAsia="Arial" w:hAnsi="Arial"/>
@@ -688,10 +688,10 @@
               <w:ind w:left="360" w:hanging="180"/>
               <w:jc w:val="left"/>
               <w:rPr>
-                <w:del w:id="9016" w:author="Claude (AI) - proposed" w:date="2026-10-15T02:49:21Z"/>
-              </w:rPr>
-            </w:pPr>
-            <w:del w:id="9015" w:author="Claude (AI) - proposed" w:date="2026-10-15T02:49:21Z">
+                <w:del w:id="9016" w:author="Claude (AI) - proposed" w:date="2026-10-18T00:25:36Z"/>
+              </w:rPr>
+            </w:pPr>
+            <w:del w:id="9015" w:author="Claude (AI) - proposed" w:date="2026-10-18T00:25:36Z">
               <w:r>
                 <w:rPr>
                   <w:rFonts w:ascii="Arial" w:cs="Arial" w:eastAsia="Arial" w:hAnsi="Arial"/>
@@ -713,10 +713,10 @@
               <w:ind w:left="360" w:hanging="180"/>
               <w:jc w:val="left"/>
               <w:rPr>
-                <w:del w:id="9018" w:author="Claude (AI) - proposed" w:date="2026-10-15T02:49:21Z"/>
-              </w:rPr>
-            </w:pPr>
-            <w:del w:id="9017" w:author="Claude (AI) - proposed" w:date="2026-10-15T02:49:21Z">
+                <w:del w:id="9018" w:author="Claude (AI) - proposed" w:date="2026-10-18T00:25:36Z"/>
+              </w:rPr>
+            </w:pPr>
+            <w:del w:id="9017" w:author="Claude (AI) - proposed" w:date="2026-10-18T00:25:36Z">
               <w:r>
                 <w:rPr>
                   <w:rFonts w:ascii="Arial" w:cs="Arial" w:eastAsia="Arial" w:hAnsi="Arial"/>
@@ -738,10 +738,10 @@
               <w:ind w:left="360" w:hanging="180"/>
               <w:jc w:val="left"/>
               <w:rPr>
-                <w:del w:id="9020" w:author="Claude (AI) - proposed" w:date="2026-10-15T02:49:21Z"/>
-              </w:rPr>
-            </w:pPr>
-            <w:del w:id="9019" w:author="Claude (AI) - proposed" w:date="2026-10-15T02:49:21Z">
+                <w:del w:id="9020" w:author="Claude (AI) - proposed" w:date="2026-10-18T00:25:36Z"/>
+              </w:rPr>
+            </w:pPr>
+            <w:del w:id="9019" w:author="Claude (AI) - proposed" w:date="2026-10-18T00:25:36Z">
               <w:r>
                 <w:rPr>
                   <w:rFonts w:ascii="Arial" w:cs="Arial" w:eastAsia="Arial" w:hAnsi="Arial"/>
@@ -763,10 +763,10 @@
               <w:ind w:left="360" w:hanging="180"/>
               <w:jc w:val="left"/>
               <w:rPr>
-                <w:del w:id="9022" w:author="Claude (AI) - proposed" w:date="2026-10-15T02:49:21Z"/>
-              </w:rPr>
-            </w:pPr>
-            <w:del w:id="9021" w:author="Claude (AI) - proposed" w:date="2026-10-15T02:49:21Z">
+                <w:del w:id="9022" w:author="Claude (AI) - proposed" w:date="2026-10-18T00:25:36Z"/>
+              </w:rPr>
+            </w:pPr>
+            <w:del w:id="9021" w:author="Claude (AI) - proposed" w:date="2026-10-18T00:25:36Z">
               <w:r>
                 <w:rPr>
                   <w:rFonts w:ascii="Arial" w:cs="Arial" w:eastAsia="Arial" w:hAnsi="Arial"/>
@@ -788,10 +788,10 @@
               <w:ind w:left="360" w:hanging="180"/>
               <w:jc w:val="left"/>
               <w:rPr>
-                <w:del w:id="9024" w:author="Claude (AI) - proposed" w:date="2026-10-15T02:49:21Z"/>
-              </w:rPr>
-            </w:pPr>
-            <w:del w:id="9023" w:author="Claude (AI) - proposed" w:date="2026-10-15T02:49:21Z">
+                <w:del w:id="9024" w:author="Claude (AI) - proposed" w:date="2026-10-18T00:25:36Z"/>
+              </w:rPr>
+            </w:pPr>
+            <w:del w:id="9023" w:author="Claude (AI) - proposed" w:date="2026-10-18T00:25:36Z">
               <w:r>
                 <w:rPr>
                   <w:rFonts w:ascii="Arial" w:cs="Arial" w:eastAsia="Arial" w:hAnsi="Arial"/>
@@ -813,10 +813,10 @@
               <w:ind w:left="360" w:hanging="180"/>
               <w:jc w:val="left"/>
               <w:rPr>
-                <w:del w:id="9026" w:author="Claude (AI) - proposed" w:date="2026-10-15T02:49:21Z"/>
-              </w:rPr>
-            </w:pPr>
-            <w:del w:id="9025" w:author="Claude (AI) - proposed" w:date="2026-10-15T02:49:21Z">
+                <w:del w:id="9026" w:author="Claude (AI) - proposed" w:date="2026-10-18T00:25:36Z"/>
+              </w:rPr>
+            </w:pPr>
+            <w:del w:id="9025" w:author="Claude (AI) - proposed" w:date="2026-10-18T00:25:36Z">
               <w:r>
                 <w:rPr>
                   <w:rFonts w:ascii="Arial" w:cs="Arial" w:eastAsia="Arial" w:hAnsi="Arial"/>
@@ -838,10 +838,10 @@
               <w:ind w:left="360" w:hanging="180"/>
               <w:jc w:val="left"/>
               <w:rPr>
-                <w:del w:id="9028" w:author="Claude (AI) - proposed" w:date="2026-10-15T02:49:21Z"/>
-              </w:rPr>
-            </w:pPr>
-            <w:del w:id="9027" w:author="Claude (AI) - proposed" w:date="2026-10-15T02:49:21Z">
+                <w:del w:id="9028" w:author="Claude (AI) - proposed" w:date="2026-10-18T00:25:36Z"/>
+              </w:rPr>
+            </w:pPr>
+            <w:del w:id="9027" w:author="Claude (AI) - proposed" w:date="2026-10-18T00:25:36Z">
               <w:r>
                 <w:rPr>
                   <w:rFonts w:ascii="Arial" w:cs="Arial" w:eastAsia="Arial" w:hAnsi="Arial"/>
@@ -863,10 +863,10 @@
               <w:ind w:left="360" w:hanging="180"/>
               <w:jc w:val="left"/>
               <w:rPr>
-                <w:del w:id="9030" w:author="Claude (AI) - proposed" w:date="2026-10-15T02:49:21Z"/>
-              </w:rPr>
-            </w:pPr>
-            <w:del w:id="9029" w:author="Claude (AI) - proposed" w:date="2026-10-15T02:49:21Z">
+                <w:del w:id="9030" w:author="Claude (AI) - proposed" w:date="2026-10-18T00:25:36Z"/>
+              </w:rPr>
+            </w:pPr>
+            <w:del w:id="9029" w:author="Claude (AI) - proposed" w:date="2026-10-18T00:25:36Z">
               <w:r>
                 <w:rPr>
                   <w:rFonts w:ascii="Arial" w:cs="Arial" w:eastAsia="Arial" w:hAnsi="Arial"/>
@@ -949,7 +949,7 @@
               </w:rPr>
               <w:t xml:space="preserve">By the end of the sub</w:t>
             </w:r>
-            <w:del w:id="9031" w:author="Claude (AI) - proposed" w:date="2026-10-15T02:49:21Z">
+            <w:del w:id="9031" w:author="Claude (AI) - proposed" w:date="2026-10-18T00:25:36Z">
               <w:r>
                 <w:rPr>
                   <w:rFonts w:ascii="Arial" w:cs="Arial" w:eastAsia="Arial" w:hAnsi="Arial"/>
@@ -964,7 +964,7 @@
                 <w:delText xml:space="preserve">-</w:delText>
               </w:r>
             </w:del>
-            <w:ins w:id="9032" w:author="Claude (AI) - proposed" w:date="2026-10-15T02:49:21Z">
+            <w:ins w:id="9032" w:author="Claude (AI) - proposed" w:date="2026-10-18T00:25:36Z">
               <w:r>
                 <w:rPr>
                   <w:rFonts w:ascii="Arial" w:cs="Arial" w:eastAsia="Arial" w:hAnsi="Arial"/>
@@ -999,10 +999,10 @@
               <w:spacing w:after="40" w:before="0"/>
               <w:jc w:val="left"/>
               <w:rPr>
-                <w:del w:id="9034" w:author="Claude (AI) - proposed" w:date="2026-10-15T02:49:21Z"/>
-              </w:rPr>
-            </w:pPr>
-            <w:del w:id="9033" w:author="Claude (AI) - proposed" w:date="2026-10-15T02:49:21Z">
+                <w:del w:id="9034" w:author="Claude (AI) - proposed" w:date="2026-10-18T00:25:36Z"/>
+              </w:rPr>
+            </w:pPr>
+            <w:del w:id="9033" w:author="Claude (AI) - proposed" w:date="2026-10-18T00:25:36Z">
               <w:r>
                 <w:rPr>
                   <w:rFonts w:ascii="Arial" w:cs="Arial" w:eastAsia="Arial" w:hAnsi="Arial"/>
@@ -1024,7 +1024,7 @@
               <w:spacing w:after="40" w:before="0"/>
               <w:jc w:val="left"/>
             </w:pPr>
-            <w:del w:id="9035" w:author="Claude (AI) - proposed" w:date="2026-10-15T02:49:21Z">
+            <w:del w:id="9035" w:author="Claude (AI) - proposed" w:date="2026-10-18T00:25:36Z">
               <w:r>
                 <w:rPr>
                   <w:rFonts w:ascii="Arial" w:cs="Arial" w:eastAsia="Arial" w:hAnsi="Arial"/>
@@ -1039,7 +1039,7 @@
                 <w:delText xml:space="preserve">b</w:delText>
               </w:r>
             </w:del>
-            <w:ins w:id="9036" w:author="Claude (AI) - proposed" w:date="2026-10-15T02:49:21Z">
+            <w:ins w:id="9036" w:author="Claude (AI) - proposed" w:date="2026-10-18T00:25:36Z">
               <w:r>
                 <w:rPr>
                   <w:rFonts w:ascii="Arial" w:cs="Arial" w:eastAsia="Arial" w:hAnsi="Arial"/>
@@ -1067,7 +1067,7 @@
               </w:rPr>
               <w:t xml:space="preserve">) describe the </w:t>
             </w:r>
-            <w:del w:id="9037" w:author="Claude (AI) - proposed" w:date="2026-10-15T02:49:21Z">
+            <w:del w:id="9037" w:author="Claude (AI) - proposed" w:date="2026-10-18T00:25:36Z">
               <w:r>
                 <w:rPr>
                   <w:rFonts w:ascii="Arial" w:cs="Arial" w:eastAsia="Arial" w:hAnsi="Arial"/>
@@ -1082,7 +1082,7 @@
                 <w:delText xml:space="preserve">structure</w:delText>
               </w:r>
             </w:del>
-            <w:ins w:id="9038" w:author="Claude (AI) - proposed" w:date="2026-10-15T02:49:21Z">
+            <w:ins w:id="9038" w:author="Claude (AI) - proposed" w:date="2026-10-18T00:25:36Z">
               <w:r>
                 <w:rPr>
                   <w:rFonts w:ascii="Arial" w:cs="Arial" w:eastAsia="Arial" w:hAnsi="Arial"/>
@@ -1110,7 +1110,7 @@
               </w:rPr>
               <w:t xml:space="preserve"> and functions of </w:t>
             </w:r>
-            <w:del w:id="9039" w:author="Claude (AI) - proposed" w:date="2026-10-15T02:49:21Z">
+            <w:del w:id="9039" w:author="Claude (AI) - proposed" w:date="2026-10-18T00:25:36Z">
               <w:r>
                 <w:rPr>
                   <w:rFonts w:ascii="Arial" w:cs="Arial" w:eastAsia="Arial" w:hAnsi="Arial"/>
@@ -1125,7 +1125,7 @@
                 <w:delText xml:space="preserve">carbohydrates, lipids and proteins,</w:delText>
               </w:r>
             </w:del>
-            <w:ins w:id="9040" w:author="Claude (AI) - proposed" w:date="2026-10-15T02:49:21Z">
+            <w:ins w:id="9040" w:author="Claude (AI) - proposed" w:date="2026-10-18T00:25:36Z">
               <w:r>
                 <w:rPr>
                   <w:rFonts w:ascii="Arial" w:cs="Arial" w:eastAsia="Arial" w:hAnsi="Arial"/>
@@ -1147,10 +1147,10 @@
               <w:spacing w:after="40" w:before="0"/>
               <w:jc w:val="left"/>
               <w:rPr>
-                <w:ins w:id="9042" w:author="Claude (AI) - proposed" w:date="2026-10-15T02:49:21Z"/>
-              </w:rPr>
-            </w:pPr>
-            <w:ins w:id="9041" w:author="Claude (AI) - proposed" w:date="2026-10-15T02:49:21Z">
+                <w:ins w:id="9042" w:author="Claude (AI) - proposed" w:date="2026-10-18T00:25:36Z"/>
+              </w:rPr>
+            </w:pPr>
+            <w:ins w:id="9041" w:author="Claude (AI) - proposed" w:date="2026-10-18T00:25:36Z">
               <w:r>
                 <w:rPr>
                   <w:rFonts w:ascii="Arial" w:cs="Arial" w:eastAsia="Arial" w:hAnsi="Arial"/>
@@ -1172,10 +1172,10 @@
               <w:spacing w:after="40" w:before="0"/>
               <w:jc w:val="left"/>
               <w:rPr>
-                <w:del w:id="9044" w:author="Claude (AI) - proposed" w:date="2026-10-15T02:49:21Z"/>
-              </w:rPr>
-            </w:pPr>
-            <w:del w:id="9043" w:author="Claude (AI) - proposed" w:date="2026-10-15T02:49:21Z">
+                <w:del w:id="9044" w:author="Claude (AI) - proposed" w:date="2026-10-18T00:25:36Z"/>
+              </w:rPr>
+            </w:pPr>
+            <w:del w:id="9043" w:author="Claude (AI) - proposed" w:date="2026-10-18T00:25:36Z">
               <w:r>
                 <w:rPr>
                   <w:rFonts w:ascii="Arial" w:cs="Arial" w:eastAsia="Arial" w:hAnsi="Arial"/>
@@ -1197,7 +1197,7 @@
               <w:spacing w:after="40" w:before="0"/>
               <w:jc w:val="left"/>
             </w:pPr>
-            <w:del w:id="9045" w:author="Claude (AI) - proposed" w:date="2026-10-15T02:49:21Z">
+            <w:del w:id="9045" w:author="Claude (AI) - proposed" w:date="2026-10-18T00:25:36Z">
               <w:r>
                 <w:rPr>
                   <w:rFonts w:ascii="Arial" w:cs="Arial" w:eastAsia="Arial" w:hAnsi="Arial"/>
@@ -1212,7 +1212,7 @@
                 <w:delText xml:space="preserve">d) explain the roles of water, mineral salts and</w:delText>
               </w:r>
             </w:del>
-            <w:ins w:id="9046" w:author="Claude (AI) - proposed" w:date="2026-10-15T02:49:21Z">
+            <w:ins w:id="9046" w:author="Claude (AI) - proposed" w:date="2026-10-18T00:25:36Z">
               <w:r>
                 <w:rPr>
                   <w:rFonts w:ascii="Arial" w:cs="Arial" w:eastAsia="Arial" w:hAnsi="Arial"/>
@@ -1240,7 +1240,7 @@
               </w:rPr>
               <w:t xml:space="preserve"> enzymes in living </w:t>
             </w:r>
-            <w:del w:id="9047" w:author="Claude (AI) - proposed" w:date="2026-10-15T02:49:21Z">
+            <w:del w:id="9047" w:author="Claude (AI) - proposed" w:date="2026-10-18T00:25:36Z">
               <w:r>
                 <w:rPr>
                   <w:rFonts w:ascii="Arial" w:cs="Arial" w:eastAsia="Arial" w:hAnsi="Arial"/>
@@ -1255,7 +1255,7 @@
                 <w:delText xml:space="preserve">organisms</w:delText>
               </w:r>
             </w:del>
-            <w:ins w:id="9048" w:author="Claude (AI) - proposed" w:date="2026-10-15T02:49:21Z">
+            <w:ins w:id="9048" w:author="Claude (AI) - proposed" w:date="2026-10-18T00:25:36Z">
               <w:r>
                 <w:rPr>
                   <w:rFonts w:ascii="Arial" w:cs="Arial" w:eastAsia="Arial" w:hAnsi="Arial"/>
@@ -1290,10 +1290,10 @@
               <w:spacing w:after="40" w:before="0"/>
               <w:jc w:val="left"/>
               <w:rPr>
-                <w:ins w:id="9050" w:author="Claude (AI) - proposed" w:date="2026-10-15T02:49:21Z"/>
-              </w:rPr>
-            </w:pPr>
-            <w:ins w:id="9049" w:author="Claude (AI) - proposed" w:date="2026-10-15T02:49:21Z">
+                <w:ins w:id="9050" w:author="Claude (AI) - proposed" w:date="2026-10-18T00:25:36Z"/>
+              </w:rPr>
+            </w:pPr>
+            <w:ins w:id="9049" w:author="Claude (AI) - proposed" w:date="2026-10-18T00:25:36Z">
               <w:r>
                 <w:rPr>
                   <w:rFonts w:ascii="Arial" w:cs="Arial" w:eastAsia="Arial" w:hAnsi="Arial"/>
@@ -1328,7 +1328,7 @@
               </w:rPr>
               <w:t xml:space="preserve">e) appreciate the importance of </w:t>
             </w:r>
-            <w:del w:id="9051" w:author="Claude (AI) - proposed" w:date="2026-10-15T02:49:21Z">
+            <w:del w:id="9051" w:author="Claude (AI) - proposed" w:date="2026-10-18T00:25:36Z">
               <w:r>
                 <w:rPr>
                   <w:rFonts w:ascii="Arial" w:cs="Arial" w:eastAsia="Arial" w:hAnsi="Arial"/>
@@ -1343,7 +1343,7 @@
                 <w:delText xml:space="preserve">chemicals of life in nutrition and health</w:delText>
               </w:r>
             </w:del>
-            <w:ins w:id="9052" w:author="Claude (AI) - proposed" w:date="2026-10-15T02:49:21Z">
+            <w:ins w:id="9052" w:author="Claude (AI) - proposed" w:date="2026-10-18T00:25:36Z">
               <w:r>
                 <w:rPr>
                   <w:rFonts w:ascii="Arial" w:cs="Arial" w:eastAsia="Arial" w:hAnsi="Arial"/>
@@ -1426,10 +1426,10 @@
               <w:ind w:left="360" w:hanging="180"/>
               <w:jc w:val="left"/>
               <w:rPr>
-                <w:ins w:id="9054" w:author="Claude (AI) - proposed" w:date="2026-10-15T02:49:21Z"/>
-              </w:rPr>
-            </w:pPr>
-            <w:ins w:id="9053" w:author="Claude (AI) - proposed" w:date="2026-10-15T02:49:21Z">
+                <w:ins w:id="9054" w:author="Claude (AI) - proposed" w:date="2026-10-18T00:25:36Z"/>
+              </w:rPr>
+            </w:pPr>
+            <w:ins w:id="9053" w:author="Claude (AI) - proposed" w:date="2026-10-18T00:25:36Z">
               <w:r>
                 <w:rPr>
                   <w:rFonts w:ascii="Arial" w:cs="Arial" w:eastAsia="Arial" w:hAnsi="Arial"/>
@@ -1451,10 +1451,10 @@
               <w:ind w:left="360" w:hanging="180"/>
               <w:jc w:val="left"/>
               <w:rPr>
-                <w:ins w:id="9056" w:author="Claude (AI) - proposed" w:date="2026-10-15T02:49:21Z"/>
-              </w:rPr>
-            </w:pPr>
-            <w:ins w:id="9055" w:author="Claude (AI) - proposed" w:date="2026-10-15T02:49:21Z">
+                <w:ins w:id="9056" w:author="Claude (AI) - proposed" w:date="2026-10-18T00:25:36Z"/>
+              </w:rPr>
+            </w:pPr>
+            <w:ins w:id="9055" w:author="Claude (AI) - proposed" w:date="2026-10-18T00:25:36Z">
               <w:r>
                 <w:rPr>
                   <w:rFonts w:ascii="Arial" w:cs="Arial" w:eastAsia="Arial" w:hAnsi="Arial"/>
@@ -1476,10 +1476,10 @@
               <w:spacing w:after="40" w:before="0"/>
               <w:jc w:val="left"/>
               <w:rPr>
-                <w:ins w:id="9058" w:author="Claude (AI) - proposed" w:date="2026-10-15T02:49:21Z"/>
-              </w:rPr>
-            </w:pPr>
-            <w:ins w:id="9057" w:author="Claude (AI) - proposed" w:date="2026-10-15T02:49:21Z">
+                <w:ins w:id="9058" w:author="Claude (AI) - proposed" w:date="2026-10-18T00:25:36Z"/>
+              </w:rPr>
+            </w:pPr>
+            <w:ins w:id="9057" w:author="Claude (AI) - proposed" w:date="2026-10-18T00:25:36Z">
               <w:r>
                 <w:rPr>
                   <w:rFonts w:ascii="Arial" w:cs="Arial" w:eastAsia="Arial" w:hAnsi="Arial"/>
@@ -1501,10 +1501,10 @@
               <w:spacing w:after="40" w:before="0"/>
               <w:jc w:val="left"/>
               <w:rPr>
-                <w:ins w:id="9060" w:author="Claude (AI) - proposed" w:date="2026-10-15T02:49:21Z"/>
-              </w:rPr>
-            </w:pPr>
-            <w:ins w:id="9059" w:author="Claude (AI) - proposed" w:date="2026-10-15T02:49:21Z">
+                <w:ins w:id="9060" w:author="Claude (AI) - proposed" w:date="2026-10-18T00:25:36Z"/>
+              </w:rPr>
+            </w:pPr>
+            <w:ins w:id="9059" w:author="Claude (AI) - proposed" w:date="2026-10-18T00:25:36Z">
               <w:r>
                 <w:rPr>
                   <w:rFonts w:ascii="Arial" w:cs="Arial" w:eastAsia="Arial" w:hAnsi="Arial"/>
@@ -1674,10 +1674,10 @@
               <w:ind w:left="360" w:hanging="180"/>
               <w:jc w:val="left"/>
               <w:rPr>
-                <w:ins w:id="9062" w:author="Claude (AI) - proposed" w:date="2026-10-15T02:49:21Z"/>
-              </w:rPr>
-            </w:pPr>
-            <w:ins w:id="9061" w:author="Claude (AI) - proposed" w:date="2026-10-15T02:49:21Z">
+                <w:ins w:id="9062" w:author="Claude (AI) - proposed" w:date="2026-10-18T00:25:36Z"/>
+              </w:rPr>
+            </w:pPr>
+            <w:ins w:id="9061" w:author="Claude (AI) - proposed" w:date="2026-10-18T00:25:36Z">
               <w:r>
                 <w:rPr>
                   <w:rFonts w:ascii="Arial" w:cs="Arial" w:eastAsia="Arial" w:hAnsi="Arial"/>
@@ -1699,10 +1699,10 @@
               <w:ind w:left="360" w:hanging="180"/>
               <w:jc w:val="left"/>
               <w:rPr>
-                <w:ins w:id="9064" w:author="Claude (AI) - proposed" w:date="2026-10-15T02:49:21Z"/>
-              </w:rPr>
-            </w:pPr>
-            <w:ins w:id="9063" w:author="Claude (AI) - proposed" w:date="2026-10-15T02:49:21Z">
+                <w:ins w:id="9064" w:author="Claude (AI) - proposed" w:date="2026-10-18T00:25:36Z"/>
+              </w:rPr>
+            </w:pPr>
+            <w:ins w:id="9063" w:author="Claude (AI) - proposed" w:date="2026-10-18T00:25:36Z">
               <w:r>
                 <w:rPr>
                   <w:rFonts w:ascii="Arial" w:cs="Arial" w:eastAsia="Arial" w:hAnsi="Arial"/>
@@ -1724,10 +1724,10 @@
               <w:spacing w:after="40" w:before="0"/>
               <w:jc w:val="left"/>
               <w:rPr>
-                <w:ins w:id="9066" w:author="Claude (AI) - proposed" w:date="2026-10-15T02:49:21Z"/>
-              </w:rPr>
-            </w:pPr>
-            <w:ins w:id="9065" w:author="Claude (AI) - proposed" w:date="2026-10-15T02:49:21Z">
+                <w:ins w:id="9066" w:author="Claude (AI) - proposed" w:date="2026-10-18T00:25:36Z"/>
+              </w:rPr>
+            </w:pPr>
+            <w:ins w:id="9065" w:author="Claude (AI) - proposed" w:date="2026-10-18T00:25:36Z">
               <w:r>
                 <w:rPr>
                   <w:rFonts w:ascii="Arial" w:cs="Arial" w:eastAsia="Arial" w:hAnsi="Arial"/>
@@ -1749,10 +1749,10 @@
               <w:spacing w:after="40" w:before="0"/>
               <w:jc w:val="left"/>
               <w:rPr>
-                <w:ins w:id="9068" w:author="Claude (AI) - proposed" w:date="2026-10-15T02:49:21Z"/>
-              </w:rPr>
-            </w:pPr>
-            <w:ins w:id="9067" w:author="Claude (AI) - proposed" w:date="2026-10-15T02:49:21Z">
+                <w:ins w:id="9068" w:author="Claude (AI) - proposed" w:date="2026-10-18T00:25:36Z"/>
+              </w:rPr>
+            </w:pPr>
+            <w:ins w:id="9067" w:author="Claude (AI) - proposed" w:date="2026-10-18T00:25:36Z">
               <w:r>
                 <w:rPr>
                   <w:rFonts w:ascii="Arial" w:cs="Arial" w:eastAsia="Arial" w:hAnsi="Arial"/>
@@ -2050,10 +2050,10 @@
               <w:ind w:left="360" w:hanging="180"/>
               <w:jc w:val="left"/>
               <w:rPr>
-                <w:ins w:id="9070" w:author="Claude (AI) - proposed" w:date="2026-10-15T02:49:21Z"/>
-              </w:rPr>
-            </w:pPr>
-            <w:ins w:id="9069" w:author="Claude (AI) - proposed" w:date="2026-10-15T02:49:21Z">
+                <w:ins w:id="9070" w:author="Claude (AI) - proposed" w:date="2026-10-18T00:25:36Z"/>
+              </w:rPr>
+            </w:pPr>
+            <w:ins w:id="9069" w:author="Claude (AI) - proposed" w:date="2026-10-18T00:25:36Z">
               <w:r>
                 <w:rPr>
                   <w:rFonts w:ascii="Arial" w:cs="Arial" w:eastAsia="Arial" w:hAnsi="Arial"/>
@@ -2075,10 +2075,10 @@
               <w:ind w:left="360" w:hanging="180"/>
               <w:jc w:val="left"/>
               <w:rPr>
-                <w:ins w:id="9072" w:author="Claude (AI) - proposed" w:date="2026-10-15T02:49:21Z"/>
-              </w:rPr>
-            </w:pPr>
-            <w:ins w:id="9071" w:author="Claude (AI) - proposed" w:date="2026-10-15T02:49:21Z">
+                <w:ins w:id="9072" w:author="Claude (AI) - proposed" w:date="2026-10-18T00:25:36Z"/>
+              </w:rPr>
+            </w:pPr>
+            <w:ins w:id="9071" w:author="Claude (AI) - proposed" w:date="2026-10-18T00:25:36Z">
               <w:r>
                 <w:rPr>
                   <w:rFonts w:ascii="Arial" w:cs="Arial" w:eastAsia="Arial" w:hAnsi="Arial"/>
@@ -2100,10 +2100,10 @@
               <w:spacing w:after="40" w:before="0"/>
               <w:jc w:val="left"/>
               <w:rPr>
-                <w:ins w:id="9074" w:author="Claude (AI) - proposed" w:date="2026-10-15T02:49:21Z"/>
-              </w:rPr>
-            </w:pPr>
-            <w:ins w:id="9073" w:author="Claude (AI) - proposed" w:date="2026-10-15T02:49:21Z">
+                <w:ins w:id="9074" w:author="Claude (AI) - proposed" w:date="2026-10-18T00:25:36Z"/>
+              </w:rPr>
+            </w:pPr>
+            <w:ins w:id="9073" w:author="Claude (AI) - proposed" w:date="2026-10-18T00:25:36Z">
               <w:r>
                 <w:rPr>
                   <w:rFonts w:ascii="Arial" w:cs="Arial" w:eastAsia="Arial" w:hAnsi="Arial"/>
@@ -2125,10 +2125,10 @@
               <w:spacing w:after="40" w:before="0"/>
               <w:jc w:val="left"/>
               <w:rPr>
-                <w:ins w:id="9076" w:author="Claude (AI) - proposed" w:date="2026-10-15T02:49:21Z"/>
-              </w:rPr>
-            </w:pPr>
-            <w:ins w:id="9075" w:author="Claude (AI) - proposed" w:date="2026-10-15T02:49:21Z">
+                <w:ins w:id="9076" w:author="Claude (AI) - proposed" w:date="2026-10-18T00:25:36Z"/>
+              </w:rPr>
+            </w:pPr>
+            <w:ins w:id="9075" w:author="Claude (AI) - proposed" w:date="2026-10-18T00:25:36Z">
               <w:r>
                 <w:rPr>
                   <w:rFonts w:ascii="Arial" w:cs="Arial" w:eastAsia="Arial" w:hAnsi="Arial"/>
@@ -2547,7 +2547,7 @@
               </w:rPr>
               <w:t xml:space="preserve">1. </w:t>
             </w:r>
-            <w:del w:id="9077" w:author="Claude (AI) - proposed" w:date="2026-10-15T02:49:21Z">
+            <w:del w:id="9077" w:author="Claude (AI) - proposed" w:date="2026-10-18T00:25:36Z">
               <w:r>
                 <w:rPr>
                   <w:rFonts w:ascii="Arial" w:cs="Arial" w:eastAsia="Arial" w:hAnsi="Arial"/>
@@ -2562,7 +2562,7 @@
                 <w:delText xml:space="preserve">What are the chemicals of life</w:delText>
               </w:r>
             </w:del>
-            <w:ins w:id="9078" w:author="Claude (AI) - proposed" w:date="2026-10-15T02:49:21Z">
+            <w:ins w:id="9078" w:author="Claude (AI) - proposed" w:date="2026-10-18T00:25:36Z">
               <w:r>
                 <w:rPr>
                   <w:rFonts w:ascii="Arial" w:cs="Arial" w:eastAsia="Arial" w:hAnsi="Arial"/>
@@ -2610,7 +2610,7 @@
               </w:rPr>
               <w:t xml:space="preserve">2. How </w:t>
             </w:r>
-            <w:del w:id="9079" w:author="Claude (AI) - proposed" w:date="2026-10-15T02:49:21Z">
+            <w:del w:id="9079" w:author="Claude (AI) - proposed" w:date="2026-10-18T00:25:36Z">
               <w:r>
                 <w:rPr>
                   <w:rFonts w:ascii="Arial" w:cs="Arial" w:eastAsia="Arial" w:hAnsi="Arial"/>
@@ -2625,7 +2625,7 @@
                 <w:delText xml:space="preserve">do the</w:delText>
               </w:r>
             </w:del>
-            <w:ins w:id="9080" w:author="Claude (AI) - proposed" w:date="2026-10-15T02:49:21Z">
+            <w:ins w:id="9080" w:author="Claude (AI) - proposed" w:date="2026-10-18T00:25:36Z">
               <w:r>
                 <w:rPr>
                   <w:rFonts w:ascii="Arial" w:cs="Arial" w:eastAsia="Arial" w:hAnsi="Arial"/>
@@ -2653,7 +2653,7 @@
               </w:rPr>
               <w:t xml:space="preserve"> chemicals of life </w:t>
             </w:r>
-            <w:del w:id="9081" w:author="Claude (AI) - proposed" w:date="2026-10-15T02:49:21Z">
+            <w:del w:id="9081" w:author="Claude (AI) - proposed" w:date="2026-10-18T00:25:36Z">
               <w:r>
                 <w:rPr>
                   <w:rFonts w:ascii="Arial" w:cs="Arial" w:eastAsia="Arial" w:hAnsi="Arial"/>
@@ -2668,7 +2668,7 @@
                 <w:delText xml:space="preserve">contribute to the functioning of living organisms</w:delText>
               </w:r>
             </w:del>
-            <w:ins w:id="9082" w:author="Claude (AI) - proposed" w:date="2026-10-15T02:49:21Z">
+            <w:ins w:id="9082" w:author="Claude (AI) - proposed" w:date="2026-10-18T00:25:36Z">
               <w:r>
                 <w:rPr>
                   <w:rFonts w:ascii="Arial" w:cs="Arial" w:eastAsia="Arial" w:hAnsi="Arial"/>
@@ -3182,7 +3182,7 @@
         </w:rPr>
         <w:t xml:space="preserve">© 2026 SeaVuria and ARES. This work is licensed under a </w:t>
       </w:r>
-      <w:hyperlink w:history="1" r:id="rIdvj0dnj6bn9vtl9g6r7sad">
+      <w:hyperlink w:history="1" r:id="rIdatigkcin7xygkluc21p61">
         <w:r>
           <w:rPr>
             <w:rFonts w:ascii="Arial" w:cs="Arial" w:eastAsia="Arial" w:hAnsi="Arial"/>
@@ -3202,7 +3202,7 @@
         </w:rPr>
         <w:t xml:space="preserve"> (</w:t>
       </w:r>
-      <w:hyperlink w:history="1" r:id="rId8lishit0a2plcrwqzws6v">
+      <w:hyperlink w:history="1" r:id="rId67ljy67sab2wswxto7bsp">
         <w:r>
           <w:rPr>
             <w:rFonts w:ascii="Arial" w:cs="Arial" w:eastAsia="Arial" w:hAnsi="Arial"/>
@@ -3222,7 +3222,7 @@
         </w:rPr>
         <w:t xml:space="preserve">). To view a copy of this license, visit </w:t>
       </w:r>
-      <w:hyperlink w:history="1" r:id="rId_b8uxl0mqadbigx6uy3gx">
+      <w:hyperlink w:history="1" r:id="rIdkdmwdw4augja4-ojqfblr">
         <w:r>
           <w:rPr>
             <w:rFonts w:ascii="Arial" w:cs="Arial" w:eastAsia="Arial" w:hAnsi="Arial"/>
@@ -3538,7 +3538,7 @@
               </w:rPr>
               <w:t xml:space="preserve">Learners describe the pattern in the data: blood glucose concentration rises from 4.5 mmol/L to a peak of 8.0 mmol/L at 60 minutes (an increase of 3.5 mmol/L, about 78% above the starting level), then falls back to 4.5 mmol/L by 180 minutes (a decrease of 3.5 mmol/L over 120 minutes). They recognise that the rise is faster than the fall, that the meal contains several kinds of food chemicals (about 70 g carbohydrate in ugali, about </w:t>
             </w:r>
-            <w:del w:id="9083" w:author="Claude (AI) - proposed" w:date="2026-10-15T02:49:21Z">
+            <w:del w:id="9083" w:author="Claude (AI) - proposed" w:date="2026-10-18T00:25:36Z">
               <w:r>
                 <w:rPr>
                   <w:rFonts w:ascii="Arial" w:cs="Arial" w:eastAsia="Arial" w:hAnsi="Arial"/>
@@ -3553,7 +3553,7 @@
                 <w:delText xml:space="preserve">20</w:delText>
               </w:r>
             </w:del>
-            <w:ins w:id="9084" w:author="Claude (AI) - proposed" w:date="2026-10-15T02:49:21Z">
+            <w:ins w:id="9084" w:author="Claude (AI) - proposed" w:date="2026-10-18T00:25:36Z">
               <w:r>
                 <w:rPr>
                   <w:rFonts w:ascii="Arial" w:cs="Arial" w:eastAsia="Arial" w:hAnsi="Arial"/>
@@ -3581,7 +3581,7 @@
               </w:rPr>
               <w:t xml:space="preserve"> g protein and </w:t>
             </w:r>
-            <w:del w:id="9085" w:author="Claude (AI) - proposed" w:date="2026-10-15T02:49:21Z">
+            <w:del w:id="9085" w:author="Claude (AI) - proposed" w:date="2026-10-18T00:25:36Z">
               <w:r>
                 <w:rPr>
                   <w:rFonts w:ascii="Arial" w:cs="Arial" w:eastAsia="Arial" w:hAnsi="Arial"/>
@@ -3596,7 +3596,7 @@
                 <w:delText xml:space="preserve">15</w:delText>
               </w:r>
             </w:del>
-            <w:ins w:id="9086" w:author="Claude (AI) - proposed" w:date="2026-10-15T02:49:21Z">
+            <w:ins w:id="9086" w:author="Claude (AI) - proposed" w:date="2026-10-18T00:25:36Z">
               <w:r>
                 <w:rPr>
                   <w:rFonts w:ascii="Arial" w:cs="Arial" w:eastAsia="Arial" w:hAnsi="Arial"/>
@@ -3624,7 +3624,7 @@
               </w:rPr>
               <w:t xml:space="preserve"> g carbohydrate in beans, about 3 g protein plus fibre, vitamins and minerals in sukuma wiki, about 10 g fat from cooking oil), and that the pattern suggests something in the body is controlling glucose. KICD Key Inquiry Questions: </w:t>
             </w:r>
-            <w:del w:id="9087" w:author="Claude (AI) - proposed" w:date="2026-10-15T02:49:21Z">
+            <w:del w:id="9087" w:author="Claude (AI) - proposed" w:date="2026-10-18T00:25:36Z">
               <w:r>
                 <w:rPr>
                   <w:rFonts w:ascii="Arial" w:cs="Arial" w:eastAsia="Arial" w:hAnsi="Arial"/>
@@ -3639,7 +3639,7 @@
                 <w:delText xml:space="preserve">What are the chemicals of life? How do the</w:delText>
               </w:r>
             </w:del>
-            <w:ins w:id="9088" w:author="Claude (AI) - proposed" w:date="2026-10-15T02:49:21Z">
+            <w:ins w:id="9088" w:author="Claude (AI) - proposed" w:date="2026-10-18T00:25:36Z">
               <w:r>
                 <w:rPr>
                   <w:rFonts w:ascii="Arial" w:cs="Arial" w:eastAsia="Arial" w:hAnsi="Arial"/>
@@ -3667,7 +3667,7 @@
               </w:rPr>
               <w:t xml:space="preserve"> chemicals of life </w:t>
             </w:r>
-            <w:del w:id="9089" w:author="Claude (AI) - proposed" w:date="2026-10-15T02:49:21Z">
+            <w:del w:id="9089" w:author="Claude (AI) - proposed" w:date="2026-10-18T00:25:36Z">
               <w:r>
                 <w:rPr>
                   <w:rFonts w:ascii="Arial" w:cs="Arial" w:eastAsia="Arial" w:hAnsi="Arial"/>
@@ -3682,7 +3682,7 @@
                 <w:delText xml:space="preserve">contribute to the functioning of living organisms</w:delText>
               </w:r>
             </w:del>
-            <w:ins w:id="9090" w:author="Claude (AI) - proposed" w:date="2026-10-15T02:49:21Z">
+            <w:ins w:id="9090" w:author="Claude (AI) - proposed" w:date="2026-10-18T00:25:36Z">
               <w:r>
                 <w:rPr>
                   <w:rFonts w:ascii="Arial" w:cs="Arial" w:eastAsia="Arial" w:hAnsi="Arial"/>
@@ -3914,7 +3914,7 @@
               </w:rPr>
               <w:t xml:space="preserve">What chemicals are in the food we eat, and what happens to them in our bodies? (</w:t>
             </w:r>
-            <w:del w:id="9091" w:author="Claude (AI) - proposed" w:date="2026-10-15T02:49:21Z">
+            <w:del w:id="9091" w:author="Claude (AI) - proposed" w:date="2026-10-18T00:25:36Z">
               <w:r>
                 <w:rPr>
                   <w:rFonts w:ascii="Arial" w:cs="Arial" w:eastAsia="Arial" w:hAnsi="Arial"/>
@@ -3929,7 +3929,7 @@
                 <w:delText xml:space="preserve">Sub-questions: What are the chemicals of life? How do the</w:delText>
               </w:r>
             </w:del>
-            <w:ins w:id="9092" w:author="Claude (AI) - proposed" w:date="2026-10-15T02:49:21Z">
+            <w:ins w:id="9092" w:author="Claude (AI) - proposed" w:date="2026-10-18T00:25:36Z">
               <w:r>
                 <w:rPr>
                   <w:rFonts w:ascii="Arial" w:cs="Arial" w:eastAsia="Arial" w:hAnsi="Arial"/>
@@ -3957,7 +3957,7 @@
               </w:rPr>
               <w:t xml:space="preserve"> chemicals of life </w:t>
             </w:r>
-            <w:del w:id="9093" w:author="Claude (AI) - proposed" w:date="2026-10-15T02:49:21Z">
+            <w:del w:id="9093" w:author="Claude (AI) - proposed" w:date="2026-10-18T00:25:36Z">
               <w:r>
                 <w:rPr>
                   <w:rFonts w:ascii="Arial" w:cs="Arial" w:eastAsia="Arial" w:hAnsi="Arial"/>
@@ -3972,7 +3972,7 @@
                 <w:delText xml:space="preserve">contribute to the functioning of living organisms</w:delText>
               </w:r>
             </w:del>
-            <w:ins w:id="9094" w:author="Claude (AI) - proposed" w:date="2026-10-15T02:49:21Z">
+            <w:ins w:id="9094" w:author="Claude (AI) - proposed" w:date="2026-10-18T00:25:36Z">
               <w:r>
                 <w:rPr>
                   <w:rFonts w:ascii="Arial" w:cs="Arial" w:eastAsia="Arial" w:hAnsi="Arial"/>
@@ -4136,7 +4136,7 @@
               </w:rPr>
               <w:t xml:space="preserve">No chemicals or heating in this lesson. Do not ask learners to test their own blood glucose or to fast. If any learner has diabetes or a family member who does, handle the topic sensitively, invite but never require personal sharing, and avoid giving medical advice. Remind learners that Wanjiru's graph is data for one </w:t>
             </w:r>
-            <w:del w:id="9095" w:author="Claude (AI) - proposed" w:date="2026-10-15T02:49:21Z">
+            <w:del w:id="9095" w:author="Claude (AI) - proposed" w:date="2026-10-18T00:25:36Z">
               <w:r>
                 <w:rPr>
                   <w:rFonts w:ascii="Arial" w:cs="Arial" w:eastAsia="Arial" w:hAnsi="Arial"/>
@@ -4151,7 +4151,7 @@
                 <w:delText xml:space="preserve">adult</w:delText>
               </w:r>
             </w:del>
-            <w:ins w:id="9096" w:author="Claude (AI) - proposed" w:date="2026-10-15T02:49:21Z">
+            <w:ins w:id="9096" w:author="Claude (AI) - proposed" w:date="2026-10-18T00:25:36Z">
               <w:r>
                 <w:rPr>
                   <w:rFonts w:ascii="Arial" w:cs="Arial" w:eastAsia="Arial" w:hAnsi="Arial"/>
@@ -4274,7 +4274,7 @@
               </w:rPr>
               <w:t xml:space="preserve">Mr Otieno, a Biology teacher in Nairobi, tells his class that his learner Wanjiru ate lunch of ugali (300 g), sukuma wiki (100 g) and beans (100 g) between 0 and 15 minutes, after fasting, and that her blood glucose was measured for 3 hours. Learners predict the shape of the graph before seeing it, then read the real data (table and graph): 4.5, 5.5, 7.0, 8.0 (peak), 6.5, 5.2, 4.7, 4.5 mmol/L at 0, 15, 30, 60, 90, 120, 150 and 180 min. They calculate the rise (3.5 mmol/L in 60 min, about 78% above the start) and the fall (3.5 mmol/L over 120 min), notice that the rise is faster than the fall, and note that the level is back in the normal fasting range of 4.0 to 5.5 mmol/L by </w:t>
             </w:r>
-            <w:del w:id="9097" w:author="Claude (AI) - proposed" w:date="2026-10-15T02:49:21Z">
+            <w:del w:id="9097" w:author="Claude (AI) - proposed" w:date="2026-10-18T00:25:36Z">
               <w:r>
                 <w:rPr>
                   <w:rFonts w:ascii="Arial" w:cs="Arial" w:eastAsia="Arial" w:hAnsi="Arial"/>
@@ -4289,7 +4289,7 @@
                 <w:delText xml:space="preserve">150</w:delText>
               </w:r>
             </w:del>
-            <w:ins w:id="9098" w:author="Claude (AI) - proposed" w:date="2026-10-15T02:49:21Z">
+            <w:ins w:id="9098" w:author="Claude (AI) - proposed" w:date="2026-10-18T00:25:36Z">
               <w:r>
                 <w:rPr>
                   <w:rFonts w:ascii="Arial" w:cs="Arial" w:eastAsia="Arial" w:hAnsi="Arial"/>
@@ -4605,7 +4605,7 @@
             <w:pPr>
               <w:spacing w:after="20" w:before="0"/>
             </w:pPr>
-            <w:hyperlink w:history="1" r:id="rIdtjmvide4tdwk49-vnnlgx">
+            <w:hyperlink w:history="1" r:id="rId7uv2hqp4tjrkg1gypahdx">
               <w:r>
                 <w:rPr>
                   <w:rFonts w:ascii="Arial" w:cs="Arial" w:eastAsia="Arial" w:hAnsi="Arial"/>
@@ -4638,7 +4638,7 @@
               <w:spacing w:after="10" w:before="0"/>
               <w:ind w:left="120"/>
             </w:pPr>
-            <w:hyperlink w:history="1" r:id="rIdhzm65cwvnhnq8o9fd_dvx">
+            <w:hyperlink w:history="1" r:id="rId7n7hzgi1jgzkusoopwxps">
               <w:r>
                 <w:rPr>
                   <w:rFonts w:ascii="Arial" w:cs="Arial" w:eastAsia="Arial" w:hAnsi="Arial"/>
@@ -4700,7 +4700,7 @@
               <w:spacing w:after="10" w:before="0"/>
               <w:ind w:left="120"/>
             </w:pPr>
-            <w:hyperlink w:history="1" r:id="rId3rkvozj0-pvx4vvku8s8y">
+            <w:hyperlink w:history="1" r:id="rIdyg8doiohrszi3qmzdh3up">
               <w:r>
                 <w:rPr>
                   <w:rFonts w:ascii="Arial" w:cs="Arial" w:eastAsia="Arial" w:hAnsi="Arial"/>
@@ -4915,7 +4915,7 @@
             <w:pPr>
               <w:spacing w:after="20" w:before="0"/>
             </w:pPr>
-            <w:hyperlink w:history="1" r:id="rIdy8j4adoetwud5wju0dhyh">
+            <w:hyperlink w:history="1" r:id="rIdib4x5gvveog7hblz16mvc">
               <w:r>
                 <w:rPr>
                   <w:rFonts w:ascii="Arial" w:cs="Arial" w:eastAsia="Arial" w:hAnsi="Arial"/>
@@ -4948,7 +4948,7 @@
               <w:spacing w:after="10" w:before="0"/>
               <w:ind w:left="120"/>
             </w:pPr>
-            <w:hyperlink w:history="1" r:id="rIdqm8k8lobhtarwj_duxd47">
+            <w:hyperlink w:history="1" r:id="rId8wpv6mvixpuyp72wgbp4e">
               <w:r>
                 <w:rPr>
                   <w:rFonts w:ascii="Arial" w:cs="Arial" w:eastAsia="Arial" w:hAnsi="Arial"/>
@@ -5010,7 +5010,7 @@
               <w:spacing w:after="10" w:before="0"/>
               <w:ind w:left="120"/>
             </w:pPr>
-            <w:hyperlink w:history="1" r:id="rIdpgz6yuftnkmy3m9xq1nrq">
+            <w:hyperlink w:history="1" r:id="rId6vnb0kazwcpi4lkmkwsx1">
               <w:r>
                 <w:rPr>
                   <w:rFonts w:ascii="Arial" w:cs="Arial" w:eastAsia="Arial" w:hAnsi="Arial"/>
@@ -5070,7 +5070,7 @@
               </w:rPr>
               <w:t xml:space="preserve">Learners receive the data table and graph of Wanjiru's blood glucose. Table (time after meal start in min: glucose in mmol/L): 0: 4.5; 15: 5.5; 30: 7.0; 60: 8.0 (peak); 90: 6.5; 120: 5.2; 150: 4.7; 180: 4.5. The meal is described as ugali 300 g, sukuma wiki 100 g and beans 100 g eaten between 0 and 15 min. In pairs they (a) plot or trace the graph on graph paper if only the table is available, (b) use a Notice-Wonder routine, with each pair writing 3 things they notice and 2 things they wonder on sticky notes, (c) answer data questions: What was the highest value and when? By how much did glucose rise from 0 to 60 min? (3.5 mmol/L, about 78% above the start) By how much did it fall from 60 to 180 min? (3.5 mmol/L) How long did the rise take and how long the fall? (60 min and 120 min). Which is faster, rise or fall? (Rise: 3.5 mmol/L in 60 min compared with 3.5 mmol/L over 120 min). When did glucose return to the normal fasting range of 4.0 to 5.5 mmol/L? (by </w:t>
             </w:r>
-            <w:del w:id="9099" w:author="Claude (AI) - proposed" w:date="2026-10-15T02:49:21Z">
+            <w:del w:id="9099" w:author="Claude (AI) - proposed" w:date="2026-10-18T00:25:36Z">
               <w:r>
                 <w:rPr>
                   <w:rFonts w:ascii="Arial" w:cs="Arial" w:eastAsia="Arial" w:hAnsi="Arial"/>
@@ -5085,7 +5085,7 @@
                 <w:delText xml:space="preserve">150 min at 4.7</w:delText>
               </w:r>
             </w:del>
-            <w:ins w:id="9100" w:author="Claude (AI) - proposed" w:date="2026-10-15T02:49:21Z">
+            <w:ins w:id="9100" w:author="Claude (AI) - proposed" w:date="2026-10-18T00:25:36Z">
               <w:r>
                 <w:rPr>
                   <w:rFonts w:ascii="Arial" w:cs="Arial" w:eastAsia="Arial" w:hAnsi="Arial"/>
@@ -5113,7 +5113,7 @@
               </w:rPr>
               <w:t xml:space="preserve">). Learners then look at the meal composition card: ugali about 70 g carbohydrate (mostly starch from maize); beans about </w:t>
             </w:r>
-            <w:del w:id="9101" w:author="Claude (AI) - proposed" w:date="2026-10-15T02:49:21Z">
+            <w:del w:id="9101" w:author="Claude (AI) - proposed" w:date="2026-10-18T00:25:36Z">
               <w:r>
                 <w:rPr>
                   <w:rFonts w:ascii="Arial" w:cs="Arial" w:eastAsia="Arial" w:hAnsi="Arial"/>
@@ -5128,7 +5128,7 @@
                 <w:delText xml:space="preserve">20</w:delText>
               </w:r>
             </w:del>
-            <w:ins w:id="9102" w:author="Claude (AI) - proposed" w:date="2026-10-15T02:49:21Z">
+            <w:ins w:id="9102" w:author="Claude (AI) - proposed" w:date="2026-10-18T00:25:36Z">
               <w:r>
                 <w:rPr>
                   <w:rFonts w:ascii="Arial" w:cs="Arial" w:eastAsia="Arial" w:hAnsi="Arial"/>
@@ -5156,7 +5156,7 @@
               </w:rPr>
               <w:t xml:space="preserve"> g protein and </w:t>
             </w:r>
-            <w:del w:id="9103" w:author="Claude (AI) - proposed" w:date="2026-10-15T02:49:21Z">
+            <w:del w:id="9103" w:author="Claude (AI) - proposed" w:date="2026-10-18T00:25:36Z">
               <w:r>
                 <w:rPr>
                   <w:rFonts w:ascii="Arial" w:cs="Arial" w:eastAsia="Arial" w:hAnsi="Arial"/>
@@ -5171,7 +5171,7 @@
                 <w:delText xml:space="preserve">15</w:delText>
               </w:r>
             </w:del>
-            <w:ins w:id="9104" w:author="Claude (AI) - proposed" w:date="2026-10-15T02:49:21Z">
+            <w:ins w:id="9104" w:author="Claude (AI) - proposed" w:date="2026-10-18T00:25:36Z">
               <w:r>
                 <w:rPr>
                   <w:rFonts w:ascii="Arial" w:cs="Arial" w:eastAsia="Arial" w:hAnsi="Arial"/>
@@ -5232,7 +5232,7 @@
               </w:rPr>
               <w:t xml:space="preserve">Distribute the table and graph. Say: 'This is real-pattern data from one </w:t>
             </w:r>
-            <w:del w:id="9105" w:author="Claude (AI) - proposed" w:date="2026-10-15T02:49:21Z">
+            <w:del w:id="9105" w:author="Claude (AI) - proposed" w:date="2026-10-18T00:25:36Z">
               <w:r>
                 <w:rPr>
                   <w:rFonts w:ascii="Arial" w:cs="Arial" w:eastAsia="Arial" w:hAnsi="Arial"/>
@@ -5247,7 +5247,7 @@
                 <w:delText xml:space="preserve">adult</w:delText>
               </w:r>
             </w:del>
-            <w:ins w:id="9106" w:author="Claude (AI) - proposed" w:date="2026-10-15T02:49:21Z">
+            <w:ins w:id="9106" w:author="Claude (AI) - proposed" w:date="2026-10-18T00:25:36Z">
               <w:r>
                 <w:rPr>
                   <w:rFonts w:ascii="Arial" w:cs="Arial" w:eastAsia="Arial" w:hAnsi="Arial"/>
@@ -5341,7 +5341,7 @@
               </w:rPr>
               <w:t xml:space="preserve">Check that learners can: (1) read the peak (8.0 mmol/L at 60 min) from the table or graph; (2) correctly calculate the rise (3.5 mmol/L) and the fall (3.5 mmol/L); (3) state that the rise is faster than the fall using numbers; (4) identify that glucose returned to the fasting range (4.0 to 5.5 mmol/L) by </w:t>
             </w:r>
-            <w:del w:id="9107" w:author="Claude (AI) - proposed" w:date="2026-10-15T02:49:21Z">
+            <w:del w:id="9107" w:author="Claude (AI) - proposed" w:date="2026-10-18T00:25:36Z">
               <w:r>
                 <w:rPr>
                   <w:rFonts w:ascii="Arial" w:cs="Arial" w:eastAsia="Arial" w:hAnsi="Arial"/>
@@ -5356,7 +5356,7 @@
                 <w:delText xml:space="preserve">150</w:delText>
               </w:r>
             </w:del>
-            <w:ins w:id="9108" w:author="Claude (AI) - proposed" w:date="2026-10-15T02:49:21Z">
+            <w:ins w:id="9108" w:author="Claude (AI) - proposed" w:date="2026-10-18T00:25:36Z">
               <w:r>
                 <w:rPr>
                   <w:rFonts w:ascii="Arial" w:cs="Arial" w:eastAsia="Arial" w:hAnsi="Arial"/>
@@ -5440,7 +5440,7 @@
             <w:pPr>
               <w:spacing w:after="20" w:before="0"/>
             </w:pPr>
-            <w:hyperlink w:history="1" r:id="rIdh7fmoy_domb-iq2fu06-h">
+            <w:hyperlink w:history="1" r:id="rIdj-o2imryofrrm4mldtaby">
               <w:r>
                 <w:rPr>
                   <w:rFonts w:ascii="Arial" w:cs="Arial" w:eastAsia="Arial" w:hAnsi="Arial"/>
@@ -5489,7 +5489,7 @@
               <w:spacing w:after="10" w:before="0"/>
               <w:ind w:left="120"/>
             </w:pPr>
-            <w:hyperlink w:history="1" r:id="rIdmdcq9wx_xv8deskr_tilw">
+            <w:hyperlink w:history="1" r:id="rIdv719eod2x84wriaidvh9x">
               <w:r>
                 <w:rPr>
                   <w:rFonts w:ascii="Arial" w:cs="Arial" w:eastAsia="Arial" w:hAnsi="Arial"/>
@@ -5551,7 +5551,7 @@
               <w:spacing w:after="10" w:before="0"/>
               <w:ind w:left="120"/>
             </w:pPr>
-            <w:hyperlink w:history="1" r:id="rIddbnior4sj56wiz5zv5nl-">
+            <w:hyperlink w:history="1" r:id="rIdzpqwgbqbpc9w_hw5e5bn5">
               <w:r>
                 <w:rPr>
                   <w:rFonts w:ascii="Arial" w:cs="Arial" w:eastAsia="Arial" w:hAnsi="Arial"/>
@@ -5611,7 +5611,7 @@
               </w:rPr>
               <w:t xml:space="preserve">In groups of four, learners construct a first-draft explanation of the graph using a Claim-Evidence-Reasoning organiser. Claim: </w:t>
             </w:r>
-            <w:ins w:id="9109" w:author="Claude (AI) - proposed" w:date="2026-10-15T02:49:21Z">
+            <w:ins w:id="9109" w:author="Claude (AI) - proposed" w:date="2026-10-18T00:25:36Z">
               <w:r>
                 <w:rPr>
                   <w:rFonts w:ascii="Arial" w:cs="Arial" w:eastAsia="Arial" w:hAnsi="Arial"/>
@@ -5639,7 +5639,7 @@
               </w:rPr>
               <w:t xml:space="preserve">what causes the rise and what causes the fall?</w:t>
             </w:r>
-            <w:ins w:id="9110" w:author="Claude (AI) - proposed" w:date="2026-10-15T02:49:21Z">
+            <w:ins w:id="9110" w:author="Claude (AI) - proposed" w:date="2026-10-18T00:25:36Z">
               <w:r>
                 <w:rPr>
                   <w:rFonts w:ascii="Arial" w:cs="Arial" w:eastAsia="Arial" w:hAnsi="Arial"/>
@@ -5667,7 +5667,7 @@
               </w:rPr>
               <w:t xml:space="preserve"> Evidence: specific numbers from the table and facts from the meal card. Reasoning: </w:t>
             </w:r>
-            <w:ins w:id="9111" w:author="Claude (AI) - proposed" w:date="2026-10-15T02:49:21Z">
+            <w:ins w:id="9111" w:author="Claude (AI) - proposed" w:date="2026-10-18T00:25:36Z">
               <w:r>
                 <w:rPr>
                   <w:rFonts w:ascii="Arial" w:cs="Arial" w:eastAsia="Arial" w:hAnsi="Arial"/>
@@ -5695,7 +5695,7 @@
               </w:rPr>
               <w:t xml:space="preserve">'I think ... because ...'</w:t>
             </w:r>
-            <w:ins w:id="9112" w:author="Claude (AI) - proposed" w:date="2026-10-15T02:49:21Z">
+            <w:ins w:id="9112" w:author="Claude (AI) - proposed" w:date="2026-10-18T00:25:36Z">
               <w:r>
                 <w:rPr>
                   <w:rFonts w:ascii="Arial" w:cs="Arial" w:eastAsia="Arial" w:hAnsi="Arial"/>
@@ -5878,7 +5878,7 @@
             <w:pPr>
               <w:spacing w:after="20" w:before="0"/>
             </w:pPr>
-            <w:hyperlink w:history="1" r:id="rIdxwyab4not3pxm6jhpsbge">
+            <w:hyperlink w:history="1" r:id="rIdy431ojk-kfaftidxi6mz5">
               <w:r>
                 <w:rPr>
                   <w:rFonts w:ascii="Arial" w:cs="Arial" w:eastAsia="Arial" w:hAnsi="Arial"/>
@@ -5911,7 +5911,7 @@
               <w:spacing w:after="10" w:before="0"/>
               <w:ind w:left="120"/>
             </w:pPr>
-            <w:hyperlink w:history="1" r:id="rIddf5ikmlf9ko22mvzfimlo">
+            <w:hyperlink w:history="1" r:id="rIdbf9phyz-genprfccf1jsy">
               <w:r>
                 <w:rPr>
                   <w:rFonts w:ascii="Arial" w:cs="Arial" w:eastAsia="Arial" w:hAnsi="Arial"/>
@@ -5973,7 +5973,7 @@
               <w:spacing w:after="10" w:before="0"/>
               <w:ind w:left="120"/>
             </w:pPr>
-            <w:hyperlink w:history="1" r:id="rIdp4dofzy7rzq8qvqaxlt_a">
+            <w:hyperlink w:history="1" r:id="rIdbclfcpnryexgbcgya6wvy">
               <w:r>
                 <w:rPr>
                   <w:rFonts w:ascii="Arial" w:cs="Arial" w:eastAsia="Arial" w:hAnsi="Arial"/>
@@ -6066,7 +6066,7 @@
               </w:rPr>
               <w:t xml:space="preserve">Display the driving question on a large chart. Say: 'Write every question you have. There are no silly questions.' Model one good question: 'What chemicals are in ugali?' and one that is too vague: 'Why is food?' and ask 'How could we make this one more testable?' Give 5 minutes of silent writing, then ask learners to post questions. Cold-call 5 learners to read their question aloud and say where it should go. Ask: 'Which questions are asking the same thing? Who can group them?' WAIT TIME of 10-15 seconds before each cold-call. Add your own question if missing: 'Why does the level not stay at 8.0 mmol/L?' Say: 'This board belongs to all of us. We will add answers and new questions in every lesson.' Link the questions to the KICD key inquiry questions: '</w:t>
             </w:r>
-            <w:del w:id="9113" w:author="Claude (AI) - proposed" w:date="2026-10-15T02:49:21Z">
+            <w:del w:id="9113" w:author="Claude (AI) - proposed" w:date="2026-10-18T00:25:36Z">
               <w:r>
                 <w:rPr>
                   <w:rFonts w:ascii="Arial" w:cs="Arial" w:eastAsia="Arial" w:hAnsi="Arial"/>
@@ -6081,7 +6081,7 @@
                 <w:delText xml:space="preserve">What are the chemicals of life? How do the</w:delText>
               </w:r>
             </w:del>
-            <w:ins w:id="9114" w:author="Claude (AI) - proposed" w:date="2026-10-15T02:49:21Z">
+            <w:ins w:id="9114" w:author="Claude (AI) - proposed" w:date="2026-10-18T00:25:36Z">
               <w:r>
                 <w:rPr>
                   <w:rFonts w:ascii="Arial" w:cs="Arial" w:eastAsia="Arial" w:hAnsi="Arial"/>
@@ -6109,7 +6109,7 @@
               </w:rPr>
               <w:t xml:space="preserve"> chemicals of life </w:t>
             </w:r>
-            <w:del w:id="9115" w:author="Claude (AI) - proposed" w:date="2026-10-15T02:49:21Z">
+            <w:del w:id="9115" w:author="Claude (AI) - proposed" w:date="2026-10-18T00:25:36Z">
               <w:r>
                 <w:rPr>
                   <w:rFonts w:ascii="Arial" w:cs="Arial" w:eastAsia="Arial" w:hAnsi="Arial"/>
@@ -6124,7 +6124,7 @@
                 <w:delText xml:space="preserve">contribute to the functioning of living organisms</w:delText>
               </w:r>
             </w:del>
-            <w:ins w:id="9116" w:author="Claude (AI) - proposed" w:date="2026-10-15T02:49:21Z">
+            <w:ins w:id="9116" w:author="Claude (AI) - proposed" w:date="2026-10-18T00:25:36Z">
               <w:r>
                 <w:rPr>
                   <w:rFonts w:ascii="Arial" w:cs="Arial" w:eastAsia="Arial" w:hAnsi="Arial"/>
@@ -6274,7 +6274,7 @@
             <w:pPr>
               <w:spacing w:after="20" w:before="0"/>
             </w:pPr>
-            <w:hyperlink w:history="1" r:id="rIdujfz7bd60ihoyynqxasow">
+            <w:hyperlink w:history="1" r:id="rId7emd2p6irfqgcrazz-2bv">
               <w:r>
                 <w:rPr>
                   <w:rFonts w:ascii="Arial" w:cs="Arial" w:eastAsia="Arial" w:hAnsi="Arial"/>
@@ -6307,7 +6307,7 @@
               <w:spacing w:after="10" w:before="0"/>
               <w:ind w:left="120"/>
             </w:pPr>
-            <w:hyperlink w:history="1" r:id="rIdfrz8qhwn0bxe3yuqnp9p5">
+            <w:hyperlink w:history="1" r:id="rIdqhperv7j5yvuepqqsyeyw">
               <w:r>
                 <w:rPr>
                   <w:rFonts w:ascii="Arial" w:cs="Arial" w:eastAsia="Arial" w:hAnsi="Arial"/>
@@ -6369,7 +6369,7 @@
               <w:spacing w:after="10" w:before="0"/>
               <w:ind w:left="120"/>
             </w:pPr>
-            <w:hyperlink w:history="1" r:id="rId878gi3_dhe-kagqo1mavp">
+            <w:hyperlink w:history="1" r:id="rIdsrsauazs2oqb9-z9hsa40">
               <w:r>
                 <w:rPr>
                   <w:rFonts w:ascii="Arial" w:cs="Arial" w:eastAsia="Arial" w:hAnsi="Arial"/>
@@ -6753,7 +6753,7 @@
               </w:rPr>
               <w:t xml:space="preserve">We observed that Wanjiru's blood glucose concentration was 4.5 mmol/L before the meal of ugali, sukuma wiki and beans, rose to a peak of 8.0 mmol/L at 60 minutes (a rise of 3.5 mmol/L, about 78% above the start), then fell back to 4.5 mmol/L by 180 minutes (a fall of 3.5 mmol/L over 120 minutes). The rise was faster than the fall, and the level was back in the normal range (4.0 to 5.5 mmol/L) by </w:t>
             </w:r>
-            <w:del w:id="9117" w:author="Claude (AI) - proposed" w:date="2026-10-15T02:49:21Z">
+            <w:del w:id="9117" w:author="Claude (AI) - proposed" w:date="2026-10-18T00:25:36Z">
               <w:r>
                 <w:rPr>
                   <w:rFonts w:ascii="Arial" w:cs="Arial" w:eastAsia="Arial" w:hAnsi="Arial"/>
@@ -6768,7 +6768,7 @@
                 <w:delText xml:space="preserve">150 minutes at 4.7</w:delText>
               </w:r>
             </w:del>
-            <w:ins w:id="9118" w:author="Claude (AI) - proposed" w:date="2026-10-15T02:49:21Z">
+            <w:ins w:id="9118" w:author="Claude (AI) - proposed" w:date="2026-10-18T00:25:36Z">
               <w:r>
                 <w:rPr>
                   <w:rFonts w:ascii="Arial" w:cs="Arial" w:eastAsia="Arial" w:hAnsi="Arial"/>
@@ -6864,7 +6864,7 @@
               </w:rPr>
               <w:t xml:space="preserve">We learned how to read a blood glucose graph and table, to calculate the change in concentration and compare how fast it rose and fell, and to turn what we wonder into testable questions. We learned that the meal contains different chemicals (about 70 g carbohydrate in ugali, about </w:t>
             </w:r>
-            <w:del w:id="9119" w:author="Claude (AI) - proposed" w:date="2026-10-15T02:49:21Z">
+            <w:del w:id="9119" w:author="Claude (AI) - proposed" w:date="2026-10-18T00:25:36Z">
               <w:r>
                 <w:rPr>
                   <w:rFonts w:ascii="Arial" w:cs="Arial" w:eastAsia="Arial" w:hAnsi="Arial"/>
@@ -6879,7 +6879,7 @@
                 <w:delText xml:space="preserve">20</w:delText>
               </w:r>
             </w:del>
-            <w:ins w:id="9120" w:author="Claude (AI) - proposed" w:date="2026-10-15T02:49:21Z">
+            <w:ins w:id="9120" w:author="Claude (AI) - proposed" w:date="2026-10-18T00:25:36Z">
               <w:r>
                 <w:rPr>
                   <w:rFonts w:ascii="Arial" w:cs="Arial" w:eastAsia="Arial" w:hAnsi="Arial"/>
@@ -6907,7 +6907,7 @@
               </w:rPr>
               <w:t xml:space="preserve"> g protein and </w:t>
             </w:r>
-            <w:del w:id="9121" w:author="Claude (AI) - proposed" w:date="2026-10-15T02:49:21Z">
+            <w:del w:id="9121" w:author="Claude (AI) - proposed" w:date="2026-10-18T00:25:36Z">
               <w:r>
                 <w:rPr>
                   <w:rFonts w:ascii="Arial" w:cs="Arial" w:eastAsia="Arial" w:hAnsi="Arial"/>
@@ -6922,7 +6922,7 @@
                 <w:delText xml:space="preserve">15</w:delText>
               </w:r>
             </w:del>
-            <w:ins w:id="9122" w:author="Claude (AI) - proposed" w:date="2026-10-15T02:49:21Z">
+            <w:ins w:id="9122" w:author="Claude (AI) - proposed" w:date="2026-10-18T00:25:36Z">
               <w:r>
                 <w:rPr>
                   <w:rFonts w:ascii="Arial" w:cs="Arial" w:eastAsia="Arial" w:hAnsi="Arial"/>
@@ -7038,7 +7038,7 @@
         </w:rPr>
         <w:t xml:space="preserve">© 2026 SeaVuria and ARES. Aligned with KICD objectives. Developed by SeaVuria; technical implementation by ARES (with AI assistance from Claude). Licensed under </w:t>
       </w:r>
-      <w:hyperlink w:history="1" r:id="rIdcn_g-mrh9c7u4sva-qkx9">
+      <w:hyperlink w:history="1" r:id="rIdbormbnwnzjszd_xwjr7ln">
         <w:r>
           <w:rPr>
             <w:rFonts w:ascii="Arial" w:cs="Arial" w:eastAsia="Arial" w:hAnsi="Arial"/>
@@ -7059,7 +7059,7 @@
         </w:rPr>
         <w:t xml:space="preserve"> (</w:t>
       </w:r>
-      <w:hyperlink w:history="1" r:id="rIdogo-ahqdfubj5eebg6oxf">
+      <w:hyperlink w:history="1" r:id="rIdm3g1adyxsvvj0saytey_o">
         <w:r>
           <w:rPr>
             <w:rFonts w:ascii="Arial" w:cs="Arial" w:eastAsia="Arial" w:hAnsi="Arial"/>
@@ -7136,7 +7136,7 @@
               </w:rPr>
               <w:t xml:space="preserve">LESSON 2 (</w:t>
             </w:r>
-            <w:del w:id="9123" w:author="Claude (AI) - proposed" w:date="2026-10-15T02:49:21Z">
+            <w:del w:id="9123" w:author="Claude (AI) - proposed" w:date="2026-10-18T00:25:36Z">
               <w:r>
                 <w:rPr>
                   <w:rFonts w:ascii="Arial" w:cs="Arial" w:eastAsia="Arial" w:hAnsi="Arial"/>
@@ -7151,7 +7151,7 @@
                 <w:delText xml:space="preserve">40 minutes (one double period may be used if available</w:delText>
               </w:r>
             </w:del>
-            <w:ins w:id="9124" w:author="Claude (AI) - proposed" w:date="2026-10-15T02:49:21Z">
+            <w:ins w:id="9124" w:author="Claude (AI) - proposed" w:date="2026-10-18T00:25:36Z">
               <w:r>
                 <w:rPr>
                   <w:rFonts w:ascii="Arial" w:cs="Arial" w:eastAsia="Arial" w:hAnsi="Arial"/>
@@ -7419,7 +7419,7 @@
               </w:rPr>
               <w:t xml:space="preserve">Living things and foods are made of elements: carbon (C), hydrogen (H), oxygen (O), nitrogen (N), phosphorus (P), sulphur (S), plus mineral elements Ca, Fe, Mg, Na and K. Elements combine to form compounds. Organic compounds contain carbon bonded to hydrogen: carbohydrates, proteins, lipids and vitamins. Inorganic compounds include water and mineral salts. The meal of ugali 300 g, sukuma wiki 100 g and beans 100 g contains about 70 g carbohydrate in ugali, about </w:t>
             </w:r>
-            <w:del w:id="9125" w:author="Claude (AI) - proposed" w:date="2026-10-15T02:49:21Z">
+            <w:del w:id="9125" w:author="Claude (AI) - proposed" w:date="2026-10-18T00:25:36Z">
               <w:r>
                 <w:rPr>
                   <w:rFonts w:ascii="Arial" w:cs="Arial" w:eastAsia="Arial" w:hAnsi="Arial"/>
@@ -7434,7 +7434,7 @@
                 <w:delText xml:space="preserve">20</w:delText>
               </w:r>
             </w:del>
-            <w:ins w:id="9126" w:author="Claude (AI) - proposed" w:date="2026-10-15T02:49:21Z">
+            <w:ins w:id="9126" w:author="Claude (AI) - proposed" w:date="2026-10-18T00:25:36Z">
               <w:r>
                 <w:rPr>
                   <w:rFonts w:ascii="Arial" w:cs="Arial" w:eastAsia="Arial" w:hAnsi="Arial"/>
@@ -7462,7 +7462,7 @@
               </w:rPr>
               <w:t xml:space="preserve"> g protein and </w:t>
             </w:r>
-            <w:del w:id="9127" w:author="Claude (AI) - proposed" w:date="2026-10-15T02:49:21Z">
+            <w:del w:id="9127" w:author="Claude (AI) - proposed" w:date="2026-10-18T00:25:36Z">
               <w:r>
                 <w:rPr>
                   <w:rFonts w:ascii="Arial" w:cs="Arial" w:eastAsia="Arial" w:hAnsi="Arial"/>
@@ -7477,7 +7477,7 @@
                 <w:delText xml:space="preserve">15</w:delText>
               </w:r>
             </w:del>
-            <w:ins w:id="9128" w:author="Claude (AI) - proposed" w:date="2026-10-15T02:49:21Z">
+            <w:ins w:id="9128" w:author="Claude (AI) - proposed" w:date="2026-10-18T00:25:36Z">
               <w:r>
                 <w:rPr>
                   <w:rFonts w:ascii="Arial" w:cs="Arial" w:eastAsia="Arial" w:hAnsi="Arial"/>
@@ -7696,7 +7696,7 @@
               <w:spacing w:after="40" w:before="0"/>
               <w:jc w:val="left"/>
             </w:pPr>
-            <w:del w:id="9129" w:author="Claude (AI) - proposed" w:date="2026-10-15T02:49:21Z">
+            <w:del w:id="9129" w:author="Claude (AI) - proposed" w:date="2026-10-18T00:25:36Z">
               <w:r>
                 <w:rPr>
                   <w:rFonts w:ascii="Arial" w:cs="Arial" w:eastAsia="Arial" w:hAnsi="Arial"/>
@@ -7711,7 +7711,7 @@
                 <w:delText xml:space="preserve">What are the chemicals of life</w:delText>
               </w:r>
             </w:del>
-            <w:ins w:id="9130" w:author="Claude (AI) - proposed" w:date="2026-10-15T02:49:21Z">
+            <w:ins w:id="9130" w:author="Claude (AI) - proposed" w:date="2026-10-18T00:25:36Z">
               <w:r>
                 <w:rPr>
                   <w:rFonts w:ascii="Arial" w:cs="Arial" w:eastAsia="Arial" w:hAnsi="Arial"/>
@@ -7875,7 +7875,7 @@
               </w:rPr>
               <w:t xml:space="preserve">No chemical reagents are used in this lesson</w:t>
             </w:r>
-            <w:ins w:id="9131" w:author="Claude (AI) - proposed" w:date="2026-10-15T02:49:21Z">
+            <w:ins w:id="9131" w:author="Claude (AI) - proposed" w:date="2026-10-18T00:25:36Z">
               <w:r>
                 <w:rPr>
                   <w:rFonts w:ascii="Arial" w:cs="Arial" w:eastAsia="Arial" w:hAnsi="Arial"/>
@@ -7998,7 +7998,7 @@
               </w:rPr>
               <w:t xml:space="preserve">Mr Otieno brings Wanjiru's lunch to class as food samples (or labelled pictures): ugali, beans, sukuma wiki, milk and nyama choma. Learners first predict what chemicals the foods contain, then collect evidence from the meal nutrient approximations and a short element card activity showing that all foods are made of a small set of elements (C, H, O, N, P, S, Ca, Fe, Mg, Na, K). In the explain phase learners build a classification chart sorting nutrients into organic (carbohydrates, proteins, lipids, vitamins) and inorganic (water, mineral salts) groups, using the rule that organic compounds contain carbon bonded to hydrogen. They return to the DQB to answer 'What chemicals are in food?' at the level of compound groups and add new questions about how to detect each group, and add the first box of the class model: Food chemicals.</w:t>
             </w:r>
-            <w:ins w:id="9132" w:author="Claude (AI) - proposed" w:date="2026-10-15T02:49:21Z">
+            <w:ins w:id="9132" w:author="Claude (AI) - proposed" w:date="2026-10-18T00:25:36Z">
               <w:r>
                 <w:rPr>
                   <w:rFonts w:ascii="Arial" w:cs="Arial" w:eastAsia="Arial" w:hAnsi="Arial"/>
@@ -8301,7 +8301,7 @@
             <w:pPr>
               <w:spacing w:after="20" w:before="0"/>
             </w:pPr>
-            <w:hyperlink w:history="1" r:id="rIdaxpx0blwiyr68q5lia91q">
+            <w:hyperlink w:history="1" r:id="rIdlj2oerptuxmg14b0uk7fm">
               <w:r>
                 <w:rPr>
                   <w:rFonts w:ascii="Arial" w:cs="Arial" w:eastAsia="Arial" w:hAnsi="Arial"/>
@@ -8334,7 +8334,7 @@
               <w:spacing w:after="10" w:before="0"/>
               <w:ind w:left="120"/>
             </w:pPr>
-            <w:hyperlink w:history="1" r:id="rIdeq7xl7sbq_i1ifywfmgkp">
+            <w:hyperlink w:history="1" r:id="rId007p1foqfl0uuvngz5w5e">
               <w:r>
                 <w:rPr>
                   <w:rFonts w:ascii="Arial" w:cs="Arial" w:eastAsia="Arial" w:hAnsi="Arial"/>
@@ -8379,7 +8379,7 @@
             <w:pPr>
               <w:spacing w:after="20" w:before="0"/>
             </w:pPr>
-            <w:hyperlink w:history="1" r:id="rIdxstq-pfzwrgohqj9fqgnz">
+            <w:hyperlink w:history="1" r:id="rIdriyaerwnghcd-o96u6j06">
               <w:r>
                 <w:rPr>
                   <w:rFonts w:ascii="Arial" w:cs="Arial" w:eastAsia="Arial" w:hAnsi="Arial"/>
@@ -8412,7 +8412,7 @@
               <w:spacing w:after="10" w:before="0"/>
               <w:ind w:left="120"/>
             </w:pPr>
-            <w:hyperlink w:history="1" r:id="rIdv7tuzkhxvkpilakdkfusx">
+            <w:hyperlink w:history="1" r:id="rIdbm3ct4laviizcoajlxh8s">
               <w:r>
                 <w:rPr>
                   <w:rFonts w:ascii="Arial" w:cs="Arial" w:eastAsia="Arial" w:hAnsi="Arial"/>
@@ -8612,7 +8612,7 @@
             <w:pPr>
               <w:spacing w:after="20" w:before="0"/>
             </w:pPr>
-            <w:hyperlink w:history="1" r:id="rId-yrxbouergqkutasbc7yo">
+            <w:hyperlink w:history="1" r:id="rIdf6d602nfkyuacp8puh2nm">
               <w:r>
                 <w:rPr>
                   <w:rFonts w:ascii="Arial" w:cs="Arial" w:eastAsia="Arial" w:hAnsi="Arial"/>
@@ -8645,7 +8645,7 @@
               <w:spacing w:after="10" w:before="0"/>
               <w:ind w:left="120"/>
             </w:pPr>
-            <w:hyperlink w:history="1" r:id="rIdmgvnob2y2etsvyfurvm5w">
+            <w:hyperlink w:history="1" r:id="rIdll82flsutv_9sboyqfkuy">
               <w:r>
                 <w:rPr>
                   <w:rFonts w:ascii="Arial" w:cs="Arial" w:eastAsia="Arial" w:hAnsi="Arial"/>
@@ -8690,7 +8690,7 @@
             <w:pPr>
               <w:spacing w:after="20" w:before="0"/>
             </w:pPr>
-            <w:hyperlink w:history="1" r:id="rIdnojkyaosvk0jtaitg9eyl">
+            <w:hyperlink w:history="1" r:id="rIdoiex3fgjkbasukjo6sodz">
               <w:r>
                 <w:rPr>
                   <w:rFonts w:ascii="Arial" w:cs="Arial" w:eastAsia="Arial" w:hAnsi="Arial"/>
@@ -8723,7 +8723,7 @@
               <w:spacing w:after="10" w:before="0"/>
               <w:ind w:left="120"/>
             </w:pPr>
-            <w:hyperlink w:history="1" r:id="rIdwu0usidvzbj6zn-uevpah">
+            <w:hyperlink w:history="1" r:id="rIdzye4lrjozijcwt1yh8vsz">
               <w:r>
                 <w:rPr>
                   <w:rFonts w:ascii="Arial" w:cs="Arial" w:eastAsia="Arial" w:hAnsi="Arial"/>
@@ -8768,7 +8768,7 @@
               </w:rPr>
               <w:t xml:space="preserve">Learners work in groups of 4 with three evidence sources. Station A, Nutrient data: a card with the meal nutrient approximations: ugali about 70 g carbohydrate (mostly starch from maize); beans about </w:t>
             </w:r>
-            <w:del w:id="9133" w:author="Claude (AI) - proposed" w:date="2026-10-15T02:49:21Z">
+            <w:del w:id="9133" w:author="Claude (AI) - proposed" w:date="2026-10-18T00:25:36Z">
               <w:r>
                 <w:rPr>
                   <w:rFonts w:ascii="Arial" w:cs="Arial" w:eastAsia="Arial" w:hAnsi="Arial"/>
@@ -8783,7 +8783,7 @@
                 <w:delText xml:space="preserve">20</w:delText>
               </w:r>
             </w:del>
-            <w:ins w:id="9134" w:author="Claude (AI) - proposed" w:date="2026-10-15T02:49:21Z">
+            <w:ins w:id="9134" w:author="Claude (AI) - proposed" w:date="2026-10-18T00:25:36Z">
               <w:r>
                 <w:rPr>
                   <w:rFonts w:ascii="Arial" w:cs="Arial" w:eastAsia="Arial" w:hAnsi="Arial"/>
@@ -8811,7 +8811,7 @@
               </w:rPr>
               <w:t xml:space="preserve"> g protein and </w:t>
             </w:r>
-            <w:del w:id="9135" w:author="Claude (AI) - proposed" w:date="2026-10-15T02:49:21Z">
+            <w:del w:id="9135" w:author="Claude (AI) - proposed" w:date="2026-10-18T00:25:36Z">
               <w:r>
                 <w:rPr>
                   <w:rFonts w:ascii="Arial" w:cs="Arial" w:eastAsia="Arial" w:hAnsi="Arial"/>
@@ -8826,7 +8826,7 @@
                 <w:delText xml:space="preserve">15</w:delText>
               </w:r>
             </w:del>
-            <w:ins w:id="9136" w:author="Claude (AI) - proposed" w:date="2026-10-15T02:49:21Z">
+            <w:ins w:id="9136" w:author="Claude (AI) - proposed" w:date="2026-10-18T00:25:36Z">
               <w:r>
                 <w:rPr>
                   <w:rFonts w:ascii="Arial" w:cs="Arial" w:eastAsia="Arial" w:hAnsi="Arial"/>
@@ -8854,7 +8854,7 @@
               </w:rPr>
               <w:t xml:space="preserve"> g carbohydrate; sukuma wiki about 3 g protein plus fibre, vitamins A and C and mineral salts (iron, calcium); cooking oil about 10 g fat. Groups also record milk and nyama choma as sources of protein, fat and minerals (calcium in milk, iron in nyama choma) from the supplied food label cards</w:t>
             </w:r>
-            <w:ins w:id="9137" w:author="Claude (AI) - proposed" w:date="2026-10-15T02:49:21Z">
+            <w:ins w:id="9137" w:author="Claude (AI) - proposed" w:date="2026-10-18T00:25:36Z">
               <w:r>
                 <w:rPr>
                   <w:rFonts w:ascii="Arial" w:cs="Arial" w:eastAsia="Arial" w:hAnsi="Arial"/>
@@ -8948,7 +8948,7 @@
               </w:rPr>
               <w:t xml:space="preserve">Data and Evidence Gathering with a Jigsaw Rotation (Analysing and Interpreting Data). Learners gather evidence from numbers, element information and a demonstration. Linking charring to carbon gives physical evidence for the idea that organic compounds contain carbon, rather than being told. Quantity data (70 g, </w:t>
             </w:r>
-            <w:del w:id="9138" w:author="Claude (AI) - proposed" w:date="2026-10-15T02:49:21Z">
+            <w:del w:id="9138" w:author="Claude (AI) - proposed" w:date="2026-10-18T00:25:36Z">
               <w:r>
                 <w:rPr>
                   <w:rFonts w:ascii="Arial" w:cs="Arial" w:eastAsia="Arial" w:hAnsi="Arial"/>
@@ -8963,7 +8963,7 @@
                 <w:delText xml:space="preserve">20 g, 15</w:delText>
               </w:r>
             </w:del>
-            <w:ins w:id="9139" w:author="Claude (AI) - proposed" w:date="2026-10-15T02:49:21Z">
+            <w:ins w:id="9139" w:author="Claude (AI) - proposed" w:date="2026-10-18T00:25:36Z">
               <w:r>
                 <w:rPr>
                   <w:rFonts w:ascii="Arial" w:cs="Arial" w:eastAsia="Arial" w:hAnsi="Arial"/>
@@ -9024,7 +9024,7 @@
               </w:rPr>
               <w:t xml:space="preserve">Check observation tables for: (1) correct amounts copied from the meal data (ugali about 70 g carbohydrate, beans about </w:t>
             </w:r>
-            <w:del w:id="9140" w:author="Claude (AI) - proposed" w:date="2026-10-15T02:49:21Z">
+            <w:del w:id="9140" w:author="Claude (AI) - proposed" w:date="2026-10-18T00:25:36Z">
               <w:r>
                 <w:rPr>
                   <w:rFonts w:ascii="Arial" w:cs="Arial" w:eastAsia="Arial" w:hAnsi="Arial"/>
@@ -9039,7 +9039,7 @@
                 <w:delText xml:space="preserve">20</w:delText>
               </w:r>
             </w:del>
-            <w:ins w:id="9141" w:author="Claude (AI) - proposed" w:date="2026-10-15T02:49:21Z">
+            <w:ins w:id="9141" w:author="Claude (AI) - proposed" w:date="2026-10-18T00:25:36Z">
               <w:r>
                 <w:rPr>
                   <w:rFonts w:ascii="Arial" w:cs="Arial" w:eastAsia="Arial" w:hAnsi="Arial"/>
@@ -9067,7 +9067,7 @@
               </w:rPr>
               <w:t xml:space="preserve"> g protein and </w:t>
             </w:r>
-            <w:del w:id="9142" w:author="Claude (AI) - proposed" w:date="2026-10-15T02:49:21Z">
+            <w:del w:id="9142" w:author="Claude (AI) - proposed" w:date="2026-10-18T00:25:36Z">
               <w:r>
                 <w:rPr>
                   <w:rFonts w:ascii="Arial" w:cs="Arial" w:eastAsia="Arial" w:hAnsi="Arial"/>
@@ -9082,7 +9082,7 @@
                 <w:delText xml:space="preserve">15</w:delText>
               </w:r>
             </w:del>
-            <w:ins w:id="9143" w:author="Claude (AI) - proposed" w:date="2026-10-15T02:49:21Z">
+            <w:ins w:id="9143" w:author="Claude (AI) - proposed" w:date="2026-10-18T00:25:36Z">
               <w:r>
                 <w:rPr>
                   <w:rFonts w:ascii="Arial" w:cs="Arial" w:eastAsia="Arial" w:hAnsi="Arial"/>
@@ -9166,7 +9166,7 @@
             <w:pPr>
               <w:spacing w:after="20" w:before="0"/>
             </w:pPr>
-            <w:hyperlink w:history="1" r:id="rIdglghu0sc8-ffwmguguucj">
+            <w:hyperlink w:history="1" r:id="rIdqq2l_d7nzu4irgks3mzsc">
               <w:r>
                 <w:rPr>
                   <w:rFonts w:ascii="Arial" w:cs="Arial" w:eastAsia="Arial" w:hAnsi="Arial"/>
@@ -9215,7 +9215,7 @@
               <w:spacing w:after="10" w:before="0"/>
               <w:ind w:left="120"/>
             </w:pPr>
-            <w:hyperlink w:history="1" r:id="rId5lcdzjpytgzgnqrmlpgqp">
+            <w:hyperlink w:history="1" r:id="rId2ehef-rtraiocwbabwplj">
               <w:r>
                 <w:rPr>
                   <w:rFonts w:ascii="Arial" w:cs="Arial" w:eastAsia="Arial" w:hAnsi="Arial"/>
@@ -9260,7 +9260,7 @@
             <w:pPr>
               <w:spacing w:after="20" w:before="0"/>
             </w:pPr>
-            <w:hyperlink w:history="1" r:id="rId4bzrfpodmm8qbu39-lohm">
+            <w:hyperlink w:history="1" r:id="rId07vhmiidy45ww1vzkpymg">
               <w:r>
                 <w:rPr>
                   <w:rFonts w:ascii="Arial" w:cs="Arial" w:eastAsia="Arial" w:hAnsi="Arial"/>
@@ -9293,7 +9293,7 @@
               <w:spacing w:after="10" w:before="0"/>
               <w:ind w:left="120"/>
             </w:pPr>
-            <w:hyperlink w:history="1" r:id="rIdzrrxo83sam18wg1fhsuw_">
+            <w:hyperlink w:history="1" r:id="rId8zyqi-e9vpxlloanj50an">
               <w:r>
                 <w:rPr>
                   <w:rFonts w:ascii="Arial" w:cs="Arial" w:eastAsia="Arial" w:hAnsi="Arial"/>
@@ -9371,7 +9371,7 @@
               </w:rPr>
               <w:t xml:space="preserve">Say: 'Use only your evidence from today to decide where each nutrient goes. Be ready to defend your choice.' Circulate and ask: 'Which element is the clue that something is organic?' and 'Why is water placed in the inorganic column even though it is found in every living thing?' Give WAIT TIME of 10-15 seconds after each question. Hold a gallery walk of 5 minutes and cold-call 4 learners to explain a classification choice from another group. Clarify: 'Carbon alone is not enough; organic compounds have carbon bonded to hydrogen.' Address the misconception that organic means grown without chemicals: 'In Biology, organic refers to compounds that contain carbon bonded to hydrogen.' For CER, say: 'Your evidence must come from the data or the burn test.' Do NOT test starch or sugar yet; if learners ask how we know ugali has starch, reply: 'Great question. We will test that in the next lesson. Add it to the DQB.' Do not teach protein or lipid structure; say that this comes later in the sequence.</w:t>
             </w:r>
-            <w:ins w:id="9144" w:author="Claude (AI) - proposed" w:date="2026-10-15T02:49:21Z">
+            <w:ins w:id="9144" w:author="Claude (AI) - proposed" w:date="2026-10-18T00:25:36Z">
               <w:r>
                 <w:rPr>
                   <w:rFonts w:ascii="Arial" w:cs="Arial" w:eastAsia="Arial" w:hAnsi="Arial"/>
@@ -9508,7 +9508,7 @@
             <w:pPr>
               <w:spacing w:after="20" w:before="0"/>
             </w:pPr>
-            <w:hyperlink w:history="1" r:id="rIdpmdjzx4cy8tcjiaa-clpu">
+            <w:hyperlink w:history="1" r:id="rIdh8uiju7fq1rugtgwk2ibn">
               <w:r>
                 <w:rPr>
                   <w:rFonts w:ascii="Arial" w:cs="Arial" w:eastAsia="Arial" w:hAnsi="Arial"/>
@@ -9557,7 +9557,7 @@
               <w:spacing w:after="10" w:before="0"/>
               <w:ind w:left="120"/>
             </w:pPr>
-            <w:hyperlink w:history="1" r:id="rIdfo5cjg9o1o7whutgmqwct">
+            <w:hyperlink w:history="1" r:id="rIdsteed_vppkpu7no7cd0_l">
               <w:r>
                 <w:rPr>
                   <w:rFonts w:ascii="Arial" w:cs="Arial" w:eastAsia="Arial" w:hAnsi="Arial"/>
@@ -9602,7 +9602,7 @@
             <w:pPr>
               <w:spacing w:after="20" w:before="0"/>
             </w:pPr>
-            <w:hyperlink w:history="1" r:id="rIdm5-fhbxburmppuqlkbwdj">
+            <w:hyperlink w:history="1" r:id="rIdlzmjcfblfdwkfp2dzl29i">
               <w:r>
                 <w:rPr>
                   <w:rFonts w:ascii="Arial" w:cs="Arial" w:eastAsia="Arial" w:hAnsi="Arial"/>
@@ -9635,7 +9635,7 @@
               <w:spacing w:after="10" w:before="0"/>
               <w:ind w:left="120"/>
             </w:pPr>
-            <w:hyperlink w:history="1" r:id="rIdcxnlczpsecpheefzi8i5x">
+            <w:hyperlink w:history="1" r:id="rIdg1h7togpsdxkprde7onvr">
               <w:r>
                 <w:rPr>
                   <w:rFonts w:ascii="Arial" w:cs="Arial" w:eastAsia="Arial" w:hAnsi="Arial"/>
@@ -9835,7 +9835,7 @@
             <w:pPr>
               <w:spacing w:after="20" w:before="0"/>
             </w:pPr>
-            <w:hyperlink w:history="1" r:id="rIdiywne34kd49dc5mz-nx4-">
+            <w:hyperlink w:history="1" r:id="rId5kgj4-fvgkvuegtwxgxvo">
               <w:r>
                 <w:rPr>
                   <w:rFonts w:ascii="Arial" w:cs="Arial" w:eastAsia="Arial" w:hAnsi="Arial"/>
@@ -9884,7 +9884,7 @@
               <w:spacing w:after="10" w:before="0"/>
               <w:ind w:left="120"/>
             </w:pPr>
-            <w:hyperlink w:history="1" r:id="rIdvhrisbdsxn8d2svtjwqsu">
+            <w:hyperlink w:history="1" r:id="rIdwj9ulni3r0meibksjxlld">
               <w:r>
                 <w:rPr>
                   <w:rFonts w:ascii="Arial" w:cs="Arial" w:eastAsia="Arial" w:hAnsi="Arial"/>
@@ -9929,7 +9929,7 @@
             <w:pPr>
               <w:spacing w:after="20" w:before="0"/>
             </w:pPr>
-            <w:hyperlink w:history="1" r:id="rIdb48ar9knrgy4_dqcylywh">
+            <w:hyperlink w:history="1" r:id="rIdoa5re_wtpoi4mpyoh2kfy">
               <w:r>
                 <w:rPr>
                   <w:rFonts w:ascii="Arial" w:cs="Arial" w:eastAsia="Arial" w:hAnsi="Arial"/>
@@ -9962,7 +9962,7 @@
               <w:spacing w:after="10" w:before="0"/>
               <w:ind w:left="120"/>
             </w:pPr>
-            <w:hyperlink w:history="1" r:id="rIdr627koxwsjv1dvn0ldnu-">
+            <w:hyperlink w:history="1" r:id="rIdmupcdg7xpffh92q1lnaln">
               <w:r>
                 <w:rPr>
                   <w:rFonts w:ascii="Arial" w:cs="Arial" w:eastAsia="Arial" w:hAnsi="Arial"/>
@@ -10007,7 +10007,7 @@
               </w:rPr>
               <w:t xml:space="preserve">Learners open the class model</w:t>
             </w:r>
-            <w:ins w:id="9145" w:author="Claude (AI) - proposed" w:date="2026-10-15T02:49:21Z">
+            <w:ins w:id="9145" w:author="Claude (AI) - proposed" w:date="2026-10-18T00:25:36Z">
               <w:r>
                 <w:rPr>
                   <w:rFonts w:ascii="Arial" w:cs="Arial" w:eastAsia="Arial" w:hAnsi="Arial"/>
@@ -10035,7 +10035,7 @@
               </w:rPr>
               <w:t xml:space="preserve">, a flow diagram: Food chemicals, then </w:t>
             </w:r>
-            <w:del w:id="9146" w:author="Claude (AI) - proposed" w:date="2026-10-15T02:49:21Z">
+            <w:del w:id="9146" w:author="Claude (AI) - proposed" w:date="2026-10-18T00:25:36Z">
               <w:r>
                 <w:rPr>
                   <w:rFonts w:ascii="Arial" w:cs="Arial" w:eastAsia="Arial" w:hAnsi="Arial"/>
@@ -10050,7 +10050,7 @@
                 <w:delText xml:space="preserve">digestion by enzymes</w:delText>
               </w:r>
             </w:del>
-            <w:ins w:id="9147" w:author="Claude (AI) - proposed" w:date="2026-10-15T02:49:21Z">
+            <w:ins w:id="9147" w:author="Claude (AI) - proposed" w:date="2026-10-18T00:25:36Z">
               <w:r>
                 <w:rPr>
                   <w:rFonts w:ascii="Arial" w:cs="Arial" w:eastAsia="Arial" w:hAnsi="Arial"/>
@@ -10078,7 +10078,7 @@
               </w:rPr>
               <w:t xml:space="preserve">, then glucose in blood, then </w:t>
             </w:r>
-            <w:del w:id="9148" w:author="Claude (AI) - proposed" w:date="2026-10-15T02:49:21Z">
+            <w:del w:id="9148" w:author="Claude (AI) - proposed" w:date="2026-10-18T00:25:36Z">
               <w:r>
                 <w:rPr>
                   <w:rFonts w:ascii="Arial" w:cs="Arial" w:eastAsia="Arial" w:hAnsi="Arial"/>
@@ -10093,7 +10093,7 @@
                 <w:delText xml:space="preserve">cells (respiration) and storage</w:delText>
               </w:r>
             </w:del>
-            <w:ins w:id="9149" w:author="Claude (AI) - proposed" w:date="2026-10-15T02:49:21Z">
+            <w:ins w:id="9149" w:author="Claude (AI) - proposed" w:date="2026-10-18T00:25:36Z">
               <w:r>
                 <w:rPr>
                   <w:rFonts w:ascii="Arial" w:cs="Arial" w:eastAsia="Arial" w:hAnsi="Arial"/>
@@ -10121,7 +10121,7 @@
               </w:rPr>
               <w:t xml:space="preserve">, then back to normal. In this lesson they fill in only the first box, Food chemicals. Groups add to a large class diagram: 'Food chemicals: organic (carbohydrates, proteins, lipids, vitamins) and inorganic (water, mineral salts) from ugali, beans, sukuma wiki, milk and nyama choma.' They add the amount labels (ugali about 70 g carbohydrate; beans about </w:t>
             </w:r>
-            <w:del w:id="9150" w:author="Claude (AI) - proposed" w:date="2026-10-15T02:49:21Z">
+            <w:del w:id="9150" w:author="Claude (AI) - proposed" w:date="2026-10-18T00:25:36Z">
               <w:r>
                 <w:rPr>
                   <w:rFonts w:ascii="Arial" w:cs="Arial" w:eastAsia="Arial" w:hAnsi="Arial"/>
@@ -10136,7 +10136,7 @@
                 <w:delText xml:space="preserve">20</w:delText>
               </w:r>
             </w:del>
-            <w:ins w:id="9151" w:author="Claude (AI) - proposed" w:date="2026-10-15T02:49:21Z">
+            <w:ins w:id="9151" w:author="Claude (AI) - proposed" w:date="2026-10-18T00:25:36Z">
               <w:r>
                 <w:rPr>
                   <w:rFonts w:ascii="Arial" w:cs="Arial" w:eastAsia="Arial" w:hAnsi="Arial"/>
@@ -10164,7 +10164,7 @@
               </w:rPr>
               <w:t xml:space="preserve"> g protein and </w:t>
             </w:r>
-            <w:del w:id="9152" w:author="Claude (AI) - proposed" w:date="2026-10-15T02:49:21Z">
+            <w:del w:id="9152" w:author="Claude (AI) - proposed" w:date="2026-10-18T00:25:36Z">
               <w:r>
                 <w:rPr>
                   <w:rFonts w:ascii="Arial" w:cs="Arial" w:eastAsia="Arial" w:hAnsi="Arial"/>
@@ -10179,7 +10179,7 @@
                 <w:delText xml:space="preserve">15</w:delText>
               </w:r>
             </w:del>
-            <w:ins w:id="9153" w:author="Claude (AI) - proposed" w:date="2026-10-15T02:49:21Z">
+            <w:ins w:id="9153" w:author="Claude (AI) - proposed" w:date="2026-10-18T00:25:36Z">
               <w:r>
                 <w:rPr>
                   <w:rFonts w:ascii="Arial" w:cs="Arial" w:eastAsia="Arial" w:hAnsi="Arial"/>
@@ -10207,7 +10207,7 @@
               </w:rPr>
               <w:t xml:space="preserve"> g carbohydrate; about 10 g fat) and mark carbohydrates with a star as 'most likely linked to the glucose rise'. </w:t>
             </w:r>
-            <w:del w:id="9154" w:author="Claude (AI) - proposed" w:date="2026-10-15T02:49:21Z">
+            <w:del w:id="9154" w:author="Claude (AI) - proposed" w:date="2026-10-18T00:25:36Z">
               <w:r>
                 <w:rPr>
                   <w:rFonts w:ascii="Arial" w:cs="Arial" w:eastAsia="Arial" w:hAnsi="Arial"/>
@@ -10222,7 +10222,7 @@
                 <w:delText xml:space="preserve">Boxes for digestion,</w:delText>
               </w:r>
             </w:del>
-            <w:ins w:id="9155" w:author="Claude (AI) - proposed" w:date="2026-10-15T02:49:21Z">
+            <w:ins w:id="9155" w:author="Claude (AI) - proposed" w:date="2026-10-18T00:25:36Z">
               <w:r>
                 <w:rPr>
                   <w:rFonts w:ascii="Arial" w:cs="Arial" w:eastAsia="Arial" w:hAnsi="Arial"/>
@@ -10250,7 +10250,7 @@
               </w:rPr>
               <w:t xml:space="preserve"> glucose in blood </w:t>
             </w:r>
-            <w:del w:id="9156" w:author="Claude (AI) - proposed" w:date="2026-10-15T02:49:21Z">
+            <w:del w:id="9156" w:author="Claude (AI) - proposed" w:date="2026-10-18T00:25:36Z">
               <w:r>
                 <w:rPr>
                   <w:rFonts w:ascii="Arial" w:cs="Arial" w:eastAsia="Arial" w:hAnsi="Arial"/>
@@ -10265,7 +10265,7 @@
                 <w:delText xml:space="preserve">and cells stay as question marks</w:delText>
               </w:r>
             </w:del>
-            <w:ins w:id="9157" w:author="Claude (AI) - proposed" w:date="2026-10-15T02:49:21Z">
+            <w:ins w:id="9157" w:author="Claude (AI) - proposed" w:date="2026-10-18T00:25:36Z">
               <w:r>
                 <w:rPr>
                   <w:rFonts w:ascii="Arial" w:cs="Arial" w:eastAsia="Arial" w:hAnsi="Arial"/>
@@ -10617,7 +10617,7 @@
               </w:rPr>
               <w:t xml:space="preserve">What did we observe? Record the amounts of each nutrient in Wanjiru's meal (ugali about 70 g carbohydrate; beans about </w:t>
             </w:r>
-            <w:del w:id="9158" w:author="Claude (AI) - proposed" w:date="2026-10-15T02:49:21Z">
+            <w:del w:id="9158" w:author="Claude (AI) - proposed" w:date="2026-10-18T00:25:36Z">
               <w:r>
                 <w:rPr>
                   <w:rFonts w:ascii="Arial" w:cs="Arial" w:eastAsia="Arial" w:hAnsi="Arial"/>
@@ -10632,7 +10632,7 @@
                 <w:delText xml:space="preserve">20</w:delText>
               </w:r>
             </w:del>
-            <w:ins w:id="9159" w:author="Claude (AI) - proposed" w:date="2026-10-15T02:49:21Z">
+            <w:ins w:id="9159" w:author="Claude (AI) - proposed" w:date="2026-10-18T00:25:36Z">
               <w:r>
                 <w:rPr>
                   <w:rFonts w:ascii="Arial" w:cs="Arial" w:eastAsia="Arial" w:hAnsi="Arial"/>
@@ -10660,7 +10660,7 @@
               </w:rPr>
               <w:t xml:space="preserve"> g protein and </w:t>
             </w:r>
-            <w:del w:id="9160" w:author="Claude (AI) - proposed" w:date="2026-10-15T02:49:21Z">
+            <w:del w:id="9160" w:author="Claude (AI) - proposed" w:date="2026-10-18T00:25:36Z">
               <w:r>
                 <w:rPr>
                   <w:rFonts w:ascii="Arial" w:cs="Arial" w:eastAsia="Arial" w:hAnsi="Arial"/>
@@ -10675,7 +10675,7 @@
                 <w:delText xml:space="preserve">15</w:delText>
               </w:r>
             </w:del>
-            <w:ins w:id="9161" w:author="Claude (AI) - proposed" w:date="2026-10-15T02:49:21Z">
+            <w:ins w:id="9161" w:author="Claude (AI) - proposed" w:date="2026-10-18T00:25:36Z">
               <w:r>
                 <w:rPr>
                   <w:rFonts w:ascii="Arial" w:cs="Arial" w:eastAsia="Arial" w:hAnsi="Arial"/>
@@ -10859,7 +10859,7 @@
         </w:rPr>
         <w:t xml:space="preserve">© 2026 SeaVuria and ARES. Aligned with KICD objectives. Developed by SeaVuria; technical implementation by ARES (with AI assistance from Claude). Licensed under </w:t>
       </w:r>
-      <w:hyperlink w:history="1" r:id="rIdgfndsrsrp9vlgi3zylo0r">
+      <w:hyperlink w:history="1" r:id="rIdtiwanu1exojtpm3oejuoy">
         <w:r>
           <w:rPr>
             <w:rFonts w:ascii="Arial" w:cs="Arial" w:eastAsia="Arial" w:hAnsi="Arial"/>
@@ -10880,7 +10880,7 @@
         </w:rPr>
         <w:t xml:space="preserve"> (</w:t>
       </w:r>
-      <w:hyperlink w:history="1" r:id="rIdih47jee1rk-zpkqhgjdlu">
+      <w:hyperlink w:history="1" r:id="rIdylbvk1-1qov_ft3eeuqqj">
         <w:r>
           <w:rPr>
             <w:rFonts w:ascii="Arial" w:cs="Arial" w:eastAsia="Arial" w:hAnsi="Arial"/>
@@ -11265,7 +11265,7 @@
               </w:rPr>
               <w:t xml:space="preserve">Planning and carrying out an investigation</w:t>
             </w:r>
-            <w:del w:id="9162" w:author="Claude (AI) - proposed" w:date="2026-10-15T02:49:21Z">
+            <w:del w:id="9162" w:author="Claude (AI) - proposed" w:date="2026-10-18T00:25:36Z">
               <w:r>
                 <w:rPr>
                   <w:rFonts w:ascii="Arial" w:cs="Arial" w:eastAsia="Arial" w:hAnsi="Arial"/>
@@ -11293,7 +11293,7 @@
               </w:rPr>
               <w:t xml:space="preserve">; safe use of a water bath, test tubes and reagents; recording observations in a results table; analysing data and interpreting a graph</w:t>
             </w:r>
-            <w:del w:id="9163" w:author="Claude (AI) - proposed" w:date="2026-10-15T02:49:21Z">
+            <w:del w:id="9163" w:author="Claude (AI) - proposed" w:date="2026-10-18T00:25:36Z">
               <w:r>
                 <w:rPr>
                   <w:rFonts w:ascii="Arial" w:cs="Arial" w:eastAsia="Arial" w:hAnsi="Arial"/>
@@ -11321,7 +11321,7 @@
               </w:rPr>
               <w:t xml:space="preserve">; constructing explanations from evidence</w:t>
             </w:r>
-            <w:del w:id="9164" w:author="Claude (AI) - proposed" w:date="2026-10-15T02:49:21Z">
+            <w:del w:id="9164" w:author="Claude (AI) - proposed" w:date="2026-10-18T00:25:36Z">
               <w:r>
                 <w:rPr>
                   <w:rFonts w:ascii="Arial" w:cs="Arial" w:eastAsia="Arial" w:hAnsi="Arial"/>
@@ -11349,7 +11349,7 @@
               </w:rPr>
               <w:t xml:space="preserve">; developing and revising a model</w:t>
             </w:r>
-            <w:del w:id="9165" w:author="Claude (AI) - proposed" w:date="2026-10-15T02:49:21Z">
+            <w:del w:id="9165" w:author="Claude (AI) - proposed" w:date="2026-10-18T00:25:36Z">
               <w:r>
                 <w:rPr>
                   <w:rFonts w:ascii="Arial" w:cs="Arial" w:eastAsia="Arial" w:hAnsi="Arial"/>
@@ -11500,10 +11500,10 @@
               <w:spacing w:after="40" w:before="0"/>
               <w:jc w:val="left"/>
               <w:rPr>
-                <w:ins w:id="9167" w:author="Claude (AI) - proposed" w:date="2026-10-15T02:49:21Z"/>
-              </w:rPr>
-            </w:pPr>
-            <w:ins w:id="9166" w:author="Claude (AI) - proposed" w:date="2026-10-15T02:49:21Z">
+                <w:ins w:id="9167" w:author="Claude (AI) - proposed" w:date="2026-10-18T00:25:36Z"/>
+              </w:rPr>
+            </w:pPr>
+            <w:ins w:id="9166" w:author="Claude (AI) - proposed" w:date="2026-10-18T00:25:36Z">
               <w:r>
                 <w:rPr>
                   <w:rFonts w:ascii="Arial" w:cs="Arial" w:eastAsia="Arial" w:hAnsi="Arial"/>
@@ -11525,10 +11525,10 @@
               <w:spacing w:after="40" w:before="0"/>
               <w:jc w:val="left"/>
               <w:rPr>
-                <w:del w:id="9169" w:author="Claude (AI) - proposed" w:date="2026-10-15T02:49:21Z"/>
-              </w:rPr>
-            </w:pPr>
-            <w:del w:id="9168" w:author="Claude (AI) - proposed" w:date="2026-10-15T02:49:21Z">
+                <w:del w:id="9169" w:author="Claude (AI) - proposed" w:date="2026-10-18T00:25:36Z"/>
+              </w:rPr>
+            </w:pPr>
+            <w:del w:id="9168" w:author="Claude (AI) - proposed" w:date="2026-10-18T00:25:36Z">
               <w:r>
                 <w:rPr>
                   <w:rFonts w:ascii="Arial" w:cs="Arial" w:eastAsia="Arial" w:hAnsi="Arial"/>
@@ -12062,7 +12062,7 @@
             <w:pPr>
               <w:spacing w:after="20" w:before="0"/>
             </w:pPr>
-            <w:hyperlink w:history="1" r:id="rIdw-nayswtb6nizfq832pkp">
+            <w:hyperlink w:history="1" r:id="rId7y9p0lvxbjq0qw1pchiz5">
               <w:r>
                 <w:rPr>
                   <w:rFonts w:ascii="Arial" w:cs="Arial" w:eastAsia="Arial" w:hAnsi="Arial"/>
@@ -12095,7 +12095,7 @@
               <w:spacing w:after="10" w:before="0"/>
               <w:ind w:left="120"/>
             </w:pPr>
-            <w:hyperlink w:history="1" r:id="rIdfdlilaaw2ny6lztyfmecd">
+            <w:hyperlink w:history="1" r:id="rIdtux9ge_hvid7yiy3xdtat">
               <w:r>
                 <w:rPr>
                   <w:rFonts w:ascii="Arial" w:cs="Arial" w:eastAsia="Arial" w:hAnsi="Arial"/>
@@ -12140,7 +12140,7 @@
             <w:pPr>
               <w:spacing w:after="20" w:before="0"/>
             </w:pPr>
-            <w:hyperlink w:history="1" r:id="rIdza1tez35pxneom-j_0m53">
+            <w:hyperlink w:history="1" r:id="rIdvis519e7k734tvvm_d6l9">
               <w:r>
                 <w:rPr>
                   <w:rFonts w:ascii="Arial" w:cs="Arial" w:eastAsia="Arial" w:hAnsi="Arial"/>
@@ -12173,7 +12173,7 @@
               <w:spacing w:after="10" w:before="0"/>
               <w:ind w:left="120"/>
             </w:pPr>
-            <w:hyperlink w:history="1" r:id="rIdr4vda9exsxblffnbwxohp">
+            <w:hyperlink w:history="1" r:id="rIdzpn4gy-3n2pk65jzrq9_y">
               <w:r>
                 <w:rPr>
                   <w:rFonts w:ascii="Arial" w:cs="Arial" w:eastAsia="Arial" w:hAnsi="Arial"/>
@@ -12218,7 +12218,7 @@
               </w:rPr>
               <w:t xml:space="preserve">Learners look again at Wanjiru's graph (0 min: 4.5; 60 min: 8.0 peak; 180 min: 4.5 mmol/L). Individually, in 3 minutes, they write: (1) which of these foods they think contain starch: ugali, maize flour, sukuma wiki, ripe banana, milk, nyama choma; (2) which contain </w:t>
             </w:r>
-            <w:del w:id="9170" w:author="Claude (AI) - proposed" w:date="2026-10-15T02:49:21Z">
+            <w:del w:id="9170" w:author="Claude (AI) - proposed" w:date="2026-10-18T00:25:36Z">
               <w:r>
                 <w:rPr>
                   <w:rFonts w:ascii="Arial" w:cs="Arial" w:eastAsia="Arial" w:hAnsi="Arial"/>
@@ -12401,7 +12401,7 @@
             <w:pPr>
               <w:spacing w:after="20" w:before="0"/>
             </w:pPr>
-            <w:hyperlink w:history="1" r:id="rIdydidmfh8qyk6lltpmyv-z">
+            <w:hyperlink w:history="1" r:id="rIdddzw7q2vi9f7ru1iithll">
               <w:r>
                 <w:rPr>
                   <w:rFonts w:ascii="Arial" w:cs="Arial" w:eastAsia="Arial" w:hAnsi="Arial"/>
@@ -12434,7 +12434,7 @@
               <w:spacing w:after="10" w:before="0"/>
               <w:ind w:left="120"/>
             </w:pPr>
-            <w:hyperlink w:history="1" r:id="rId2qrl3dvpqrdexrypbouwy">
+            <w:hyperlink w:history="1" r:id="rIdypdhknqkacqel234dbuuv">
               <w:r>
                 <w:rPr>
                   <w:rFonts w:ascii="Arial" w:cs="Arial" w:eastAsia="Arial" w:hAnsi="Arial"/>
@@ -12479,7 +12479,7 @@
             <w:pPr>
               <w:spacing w:after="20" w:before="0"/>
             </w:pPr>
-            <w:hyperlink w:history="1" r:id="rIdm8wvnxvilw0dbeuxvfu3-">
+            <w:hyperlink w:history="1" r:id="rId8tgwwpyb-dx9ng1eu02ok">
               <w:r>
                 <w:rPr>
                   <w:rFonts w:ascii="Arial" w:cs="Arial" w:eastAsia="Arial" w:hAnsi="Arial"/>
@@ -12512,7 +12512,7 @@
               <w:spacing w:after="10" w:before="0"/>
               <w:ind w:left="120"/>
             </w:pPr>
-            <w:hyperlink w:history="1" r:id="rIdu_txujho1g-j7btf6q4r-">
+            <w:hyperlink w:history="1" r:id="rIdvhhl4ahkgjo33i649ingr">
               <w:r>
                 <w:rPr>
                   <w:rFonts w:ascii="Arial" w:cs="Arial" w:eastAsia="Arial" w:hAnsi="Arial"/>
@@ -12590,7 +12590,7 @@
               </w:rPr>
               <w:t xml:space="preserve">Model safe handling first: "Goggles on. Iodine stains. Heat only in the water bath, never in the flame." Assign roles: materials manager, recorder, timer/safety officer, reporter. While groups work, ask: "What colour do you see? How would you describe it to someone who cannot see it?" and "What did you expect for ugali? Does your result match?" For groups whose ugali gives no change with Benedict's, say: "Interesting. Ugali is full of carbohydrate, yet no brick-red. What might that tell us?" Do not give the answer. WAIT TIME of 10-15 seconds before taking responses. After the practical, cold-call 3 groups to report one result each and write the results on a class table. Ask the class to compare: "Which foods gave a positive iodine test? Which gave a positive Benedict's test? Did any food give a positive result for both or neither?" Introduce the term 'reducing sugar' for a Benedict's positive result and 'starch' for a positive iodine result.</w:t>
             </w:r>
-            <w:ins w:id="9171" w:author="Claude (AI) - proposed" w:date="2026-10-15T02:49:21Z">
+            <w:ins w:id="9171" w:author="Claude (AI) - proposed" w:date="2026-10-18T00:25:36Z">
               <w:r>
                 <w:rPr>
                   <w:rFonts w:ascii="Arial" w:cs="Arial" w:eastAsia="Arial" w:hAnsi="Arial"/>
@@ -12727,7 +12727,7 @@
             <w:pPr>
               <w:spacing w:after="20" w:before="0"/>
             </w:pPr>
-            <w:hyperlink w:history="1" r:id="rIdfgjrkme1ote1w2xiqzapn">
+            <w:hyperlink w:history="1" r:id="rIdd5tilsxatjj43geyfmcsx">
               <w:r>
                 <w:rPr>
                   <w:rFonts w:ascii="Arial" w:cs="Arial" w:eastAsia="Arial" w:hAnsi="Arial"/>
@@ -12760,7 +12760,7 @@
               <w:spacing w:after="10" w:before="0"/>
               <w:ind w:left="120"/>
             </w:pPr>
-            <w:hyperlink w:history="1" r:id="rIdfmx8g17yd1pt0hpuwfols">
+            <w:hyperlink w:history="1" r:id="rIdgmug5gjn0m6frcrzypdj1">
               <w:r>
                 <w:rPr>
                   <w:rFonts w:ascii="Arial" w:cs="Arial" w:eastAsia="Arial" w:hAnsi="Arial"/>
@@ -12805,7 +12805,7 @@
             <w:pPr>
               <w:spacing w:after="20" w:before="0"/>
             </w:pPr>
-            <w:hyperlink w:history="1" r:id="rIdhejt6mji9zoxjoffrpc5_">
+            <w:hyperlink w:history="1" r:id="rId_impndidmgnmlfodhjexe">
               <w:r>
                 <w:rPr>
                   <w:rFonts w:ascii="Arial" w:cs="Arial" w:eastAsia="Arial" w:hAnsi="Arial"/>
@@ -12838,7 +12838,7 @@
               <w:spacing w:after="10" w:before="0"/>
               <w:ind w:left="120"/>
             </w:pPr>
-            <w:hyperlink w:history="1" r:id="rIdylusbbxs3se-uriydtdr9">
+            <w:hyperlink w:history="1" r:id="rIdlikh4ep-1tia0yamaw58r">
               <w:r>
                 <w:rPr>
                   <w:rFonts w:ascii="Arial" w:cs="Arial" w:eastAsia="Arial" w:hAnsi="Arial"/>
@@ -12916,7 +12916,7 @@
               </w:rPr>
               <w:t xml:space="preserve">Pose: "Ugali has about 70 g of carbohydrate but showed no reducing sugar. Yet Wanjiru's blood glucose went up. What must have happened to the starch?" Give WAIT TIME of 10-15 seconds, then ask learners to turn and talk for 2 minutes. Cold-call 4 learners to share and probe: "What evidence from our tests supports that?" Distribute the bead or paper chains and say: "Each bead is one glucose unit. Starch is many joined together. What would you need to do to get single glucose units?" Link to the data: "The rise was 3.5 mmol/L in 60 minutes. Does the meal contain enough carbohydrate to explain it?" Remind learners that beans also have about </w:t>
             </w:r>
-            <w:del w:id="9172" w:author="Claude (AI) - proposed" w:date="2026-10-15T02:49:21Z">
+            <w:del w:id="9172" w:author="Claude (AI) - proposed" w:date="2026-10-18T00:25:36Z">
               <w:r>
                 <w:rPr>
                   <w:rFonts w:ascii="Arial" w:cs="Arial" w:eastAsia="Arial" w:hAnsi="Arial"/>
@@ -12931,7 +12931,7 @@
                 <w:delText xml:space="preserve">15</w:delText>
               </w:r>
             </w:del>
-            <w:ins w:id="9173" w:author="Claude (AI) - proposed" w:date="2026-10-15T02:49:21Z">
+            <w:ins w:id="9173" w:author="Claude (AI) - proposed" w:date="2026-10-18T00:25:36Z">
               <w:r>
                 <w:rPr>
                   <w:rFonts w:ascii="Arial" w:cs="Arial" w:eastAsia="Arial" w:hAnsi="Arial"/>
@@ -12959,7 +12959,7 @@
               </w:rPr>
               <w:t xml:space="preserve"> g carbohydrate, so ugali is the main but not the only source. Do NOT teach how enzymes digest starch or what insulin does; say: "We will find out how in later lessons. For now, write it as a question on the DQB." Use sentence frames for CER: "I claim... because the test showed... This means..." Use the exemplar 'Mama Achieng sells maize near Kisumu, and the maize flour test showed it is rich in starch' as a local application.</w:t>
             </w:r>
-            <w:ins w:id="9174" w:author="Claude (AI) - proposed" w:date="2026-10-15T02:49:21Z">
+            <w:ins w:id="9174" w:author="Claude (AI) - proposed" w:date="2026-10-18T00:25:36Z">
               <w:r>
                 <w:rPr>
                   <w:rFonts w:ascii="Arial" w:cs="Arial" w:eastAsia="Arial" w:hAnsi="Arial"/>
@@ -13096,7 +13096,7 @@
             <w:pPr>
               <w:spacing w:after="20" w:before="0"/>
             </w:pPr>
-            <w:hyperlink w:history="1" r:id="rIdctdvnwf-gntfrd9-znrvc">
+            <w:hyperlink w:history="1" r:id="rIdzoh2ladupc12erkfx6l3l">
               <w:r>
                 <w:rPr>
                   <w:rFonts w:ascii="Arial" w:cs="Arial" w:eastAsia="Arial" w:hAnsi="Arial"/>
@@ -13129,7 +13129,7 @@
               <w:spacing w:after="10" w:before="0"/>
               <w:ind w:left="120"/>
             </w:pPr>
-            <w:hyperlink w:history="1" r:id="rIdncu0zrjzcvskox5beq05w">
+            <w:hyperlink w:history="1" r:id="rIdzedtfuqlrsjyf3e9arpgn">
               <w:r>
                 <w:rPr>
                   <w:rFonts w:ascii="Arial" w:cs="Arial" w:eastAsia="Arial" w:hAnsi="Arial"/>
@@ -13174,7 +13174,7 @@
             <w:pPr>
               <w:spacing w:after="20" w:before="0"/>
             </w:pPr>
-            <w:hyperlink w:history="1" r:id="rIdlnuqpzycuqm1vzkllmlrq">
+            <w:hyperlink w:history="1" r:id="rIdjmm34p1tzsjcrkywp1-nl">
               <w:r>
                 <w:rPr>
                   <w:rFonts w:ascii="Arial" w:cs="Arial" w:eastAsia="Arial" w:hAnsi="Arial"/>
@@ -13207,7 +13207,7 @@
               <w:spacing w:after="10" w:before="0"/>
               <w:ind w:left="120"/>
             </w:pPr>
-            <w:hyperlink w:history="1" r:id="rIdrosqojijjisfrxykpihvo">
+            <w:hyperlink w:history="1" r:id="rIdth_kazeefkdtzmkxommnl">
               <w:r>
                 <w:rPr>
                   <w:rFonts w:ascii="Arial" w:cs="Arial" w:eastAsia="Arial" w:hAnsi="Arial"/>
@@ -13252,7 +13252,7 @@
               </w:rPr>
               <w:t xml:space="preserve">Learners revisit the class DQB. On sticky notes they (1) write answers they can now give with evidence (for example, 'Ugali and maize flour contain starch, shown by the blue-black iodine result'; 'Glucose gives a brick-red Benedict's result'), and (2) write new questions that arose, such as: 'How does starch become glucose?', 'What breaks starch into glucose in our bodies?', 'Does the body use only carbohydrates for energy?', 'Why did the glucose fall after 60 minutes?', 'Why did </w:t>
             </w:r>
-            <w:del w:id="9175" w:author="Claude (AI) - proposed" w:date="2026-10-15T02:49:21Z">
+            <w:del w:id="9175" w:author="Claude (AI) - proposed" w:date="2026-10-18T00:25:36Z">
               <w:r>
                 <w:rPr>
                   <w:rFonts w:ascii="Arial" w:cs="Arial" w:eastAsia="Arial" w:hAnsi="Arial"/>
@@ -13267,7 +13267,7 @@
                 <w:delText xml:space="preserve">protein foods like beans and nyama choma not test positive for starch</w:delText>
               </w:r>
             </w:del>
-            <w:ins w:id="9176" w:author="Claude (AI) - proposed" w:date="2026-10-15T02:49:21Z">
+            <w:ins w:id="9176" w:author="Claude (AI) - proposed" w:date="2026-10-18T00:25:36Z">
               <w:r>
                 <w:rPr>
                   <w:rFonts w:ascii="Arial" w:cs="Arial" w:eastAsia="Arial" w:hAnsi="Arial"/>
@@ -13450,7 +13450,7 @@
             <w:pPr>
               <w:spacing w:after="20" w:before="0"/>
             </w:pPr>
-            <w:hyperlink w:history="1" r:id="rId-5bw_rdyen8aoy66heseo">
+            <w:hyperlink w:history="1" r:id="rIdfgmeadekkxd10z_aw5ok5">
               <w:r>
                 <w:rPr>
                   <w:rFonts w:ascii="Arial" w:cs="Arial" w:eastAsia="Arial" w:hAnsi="Arial"/>
@@ -13499,7 +13499,7 @@
               <w:spacing w:after="10" w:before="0"/>
               <w:ind w:left="120"/>
             </w:pPr>
-            <w:hyperlink w:history="1" r:id="rIdxkjv3cxmgtwj8alav1y4j">
+            <w:hyperlink w:history="1" r:id="rIdeo4kd3mgav45wyeisjpim">
               <w:r>
                 <w:rPr>
                   <w:rFonts w:ascii="Arial" w:cs="Arial" w:eastAsia="Arial" w:hAnsi="Arial"/>
@@ -13544,7 +13544,7 @@
             <w:pPr>
               <w:spacing w:after="20" w:before="0"/>
             </w:pPr>
-            <w:hyperlink w:history="1" r:id="rIdnqj5fcbeia4wjffwgk-jb">
+            <w:hyperlink w:history="1" r:id="rIdnetnajd2cvumllzndtvhq">
               <w:r>
                 <w:rPr>
                   <w:rFonts w:ascii="Arial" w:cs="Arial" w:eastAsia="Arial" w:hAnsi="Arial"/>
@@ -13577,7 +13577,7 @@
               <w:spacing w:after="10" w:before="0"/>
               <w:ind w:left="120"/>
             </w:pPr>
-            <w:hyperlink w:history="1" r:id="rId6c16ydnejx9bpkmhzo4gz">
+            <w:hyperlink w:history="1" r:id="rIdxt0iuuufhjtyhbbgnhp5i">
               <w:r>
                 <w:rPr>
                   <w:rFonts w:ascii="Arial" w:cs="Arial" w:eastAsia="Arial" w:hAnsi="Arial"/>
@@ -13622,7 +13622,7 @@
               </w:rPr>
               <w:t xml:space="preserve">Learners revise the class flow-diagram model: Food chemicals, then </w:t>
             </w:r>
-            <w:del w:id="9177" w:author="Claude (AI) - proposed" w:date="2026-10-15T02:49:21Z">
+            <w:del w:id="9177" w:author="Claude (AI) - proposed" w:date="2026-10-18T00:25:36Z">
               <w:r>
                 <w:rPr>
                   <w:rFonts w:ascii="Arial" w:cs="Arial" w:eastAsia="Arial" w:hAnsi="Arial"/>
@@ -13637,7 +13637,7 @@
                 <w:delText xml:space="preserve">digestion by enzymes</w:delText>
               </w:r>
             </w:del>
-            <w:ins w:id="9178" w:author="Claude (AI) - proposed" w:date="2026-10-15T02:49:21Z">
+            <w:ins w:id="9178" w:author="Claude (AI) - proposed" w:date="2026-10-18T00:25:36Z">
               <w:r>
                 <w:rPr>
                   <w:rFonts w:ascii="Arial" w:cs="Arial" w:eastAsia="Arial" w:hAnsi="Arial"/>
@@ -13665,7 +13665,7 @@
               </w:rPr>
               <w:t xml:space="preserve">, then glucose in blood, then </w:t>
             </w:r>
-            <w:del w:id="9179" w:author="Claude (AI) - proposed" w:date="2026-10-15T02:49:21Z">
+            <w:del w:id="9179" w:author="Claude (AI) - proposed" w:date="2026-10-18T00:25:36Z">
               <w:r>
                 <w:rPr>
                   <w:rFonts w:ascii="Arial" w:cs="Arial" w:eastAsia="Arial" w:hAnsi="Arial"/>
@@ -13680,7 +13680,7 @@
                 <w:delText xml:space="preserve">cells (respiration) and storage</w:delText>
               </w:r>
             </w:del>
-            <w:ins w:id="9180" w:author="Claude (AI) - proposed" w:date="2026-10-15T02:49:21Z">
+            <w:ins w:id="9180" w:author="Claude (AI) - proposed" w:date="2026-10-18T00:25:36Z">
               <w:r>
                 <w:rPr>
                   <w:rFonts w:ascii="Arial" w:cs="Arial" w:eastAsia="Arial" w:hAnsi="Arial"/>
@@ -13774,7 +13774,7 @@
               </w:rPr>
               <w:t xml:space="preserve">Cumulative model revision (flow diagram): adding evidence in a different colour makes learning visible and helps learners see how today's data fills one part of the chain and exposes the gap (starch to glucose) that later lessons will fill. Constructing and revising a model is a core science practice</w:t>
             </w:r>
-            <w:del w:id="9181" w:author="Claude (AI) - proposed" w:date="2026-10-15T02:49:21Z">
+            <w:del w:id="9181" w:author="Claude (AI) - proposed" w:date="2026-10-18T00:25:36Z">
               <w:r>
                 <w:rPr>
                   <w:rFonts w:ascii="Arial" w:cs="Arial" w:eastAsia="Arial" w:hAnsi="Arial"/>
@@ -14216,7 +14216,7 @@
         </w:rPr>
         <w:t xml:space="preserve">© 2026 SeaVuria and ARES. Aligned with KICD objectives. Developed by SeaVuria; technical implementation by ARES (with AI assistance from Claude). Licensed under </w:t>
       </w:r>
-      <w:hyperlink w:history="1" r:id="rIdaajvcx4hcfcizbnainqf1">
+      <w:hyperlink w:history="1" r:id="rId-iqzma_g9kxckr0jjdagn">
         <w:r>
           <w:rPr>
             <w:rFonts w:ascii="Arial" w:cs="Arial" w:eastAsia="Arial" w:hAnsi="Arial"/>
@@ -14237,7 +14237,7 @@
         </w:rPr>
         <w:t xml:space="preserve"> (</w:t>
       </w:r>
-      <w:hyperlink w:history="1" r:id="rIdheelntodcap-u_-x7v5xl">
+      <w:hyperlink w:history="1" r:id="rIdv-pkpho5zvrdqbtldh-oo">
         <w:r>
           <w:rPr>
             <w:rFonts w:ascii="Arial" w:cs="Arial" w:eastAsia="Arial" w:hAnsi="Arial"/>
@@ -14554,7 +14554,7 @@
               </w:rPr>
               <w:t xml:space="preserve">Proteins are organic compounds made of amino acids and are detected by the biuret test (blue to violet/purple). Lipids are organic compounds made of fatty acids and glycerol and are detected by the grease-spot test (translucent spot) and the emulsion test (cloudy white layer). Carbohydrates (Lesson 3) are made of glucose units and are tested with iodine and Benedict's. Wanjiru's meal has about </w:t>
             </w:r>
-            <w:del w:id="9182" w:author="Claude (AI) - proposed" w:date="2026-10-15T02:49:21Z">
+            <w:del w:id="9182" w:author="Claude (AI) - proposed" w:date="2026-10-18T00:25:36Z">
               <w:r>
                 <w:rPr>
                   <w:rFonts w:ascii="Arial" w:cs="Arial" w:eastAsia="Arial" w:hAnsi="Arial"/>
@@ -14569,7 +14569,7 @@
                 <w:delText xml:space="preserve">20 g protein</w:delText>
               </w:r>
             </w:del>
-            <w:ins w:id="9183" w:author="Claude (AI) - proposed" w:date="2026-10-15T02:49:21Z">
+            <w:ins w:id="9183" w:author="Claude (AI) - proposed" w:date="2026-10-18T00:25:36Z">
               <w:r>
                 <w:rPr>
                   <w:rFonts w:ascii="Arial" w:cs="Arial" w:eastAsia="Arial" w:hAnsi="Arial"/>
@@ -14665,7 +14665,7 @@
               </w:rPr>
               <w:t xml:space="preserve">Carrying out the biuret, grease-spot and emulsion tests safely; recording results in a table; comparing results with evidence from Lesson 3; using evidence to argue which food chemicals cause the glucose spike (</w:t>
             </w:r>
-            <w:del w:id="9184" w:author="Claude (AI) - proposed" w:date="2026-10-15T02:49:21Z">
+            <w:del w:id="9184" w:author="Claude (AI) - proposed" w:date="2026-10-18T00:25:36Z">
               <w:r>
                 <w:rPr>
                   <w:rFonts w:ascii="Arial" w:cs="Arial" w:eastAsia="Arial" w:hAnsi="Arial"/>
@@ -14680,7 +14680,7 @@
                 <w:delText xml:space="preserve">NGSS SEP: Planning and Carrying Out Investigations; Analyzing and Interpreting Data; Engaging in Argument from Evidence</w:delText>
               </w:r>
             </w:del>
-            <w:ins w:id="9185" w:author="Claude (AI) - proposed" w:date="2026-10-15T02:49:21Z">
+            <w:ins w:id="9185" w:author="Claude (AI) - proposed" w:date="2026-10-18T00:25:36Z">
               <w:r>
                 <w:rPr>
                   <w:rFonts w:ascii="Arial" w:cs="Arial" w:eastAsia="Arial" w:hAnsi="Arial"/>
@@ -14831,10 +14831,10 @@
               <w:spacing w:after="40" w:before="0"/>
               <w:jc w:val="left"/>
               <w:rPr>
-                <w:ins w:id="9187" w:author="Claude (AI) - proposed" w:date="2026-10-15T02:49:21Z"/>
-              </w:rPr>
-            </w:pPr>
-            <w:ins w:id="9186" w:author="Claude (AI) - proposed" w:date="2026-10-15T02:49:21Z">
+                <w:ins w:id="9187" w:author="Claude (AI) - proposed" w:date="2026-10-18T00:25:36Z"/>
+              </w:rPr>
+            </w:pPr>
+            <w:ins w:id="9186" w:author="Claude (AI) - proposed" w:date="2026-10-18T00:25:36Z">
               <w:r>
                 <w:rPr>
                   <w:rFonts w:ascii="Arial" w:cs="Arial" w:eastAsia="Arial" w:hAnsi="Arial"/>
@@ -14856,10 +14856,10 @@
               <w:spacing w:after="40" w:before="0"/>
               <w:jc w:val="left"/>
               <w:rPr>
-                <w:del w:id="9189" w:author="Claude (AI) - proposed" w:date="2026-10-15T02:49:21Z"/>
-              </w:rPr>
-            </w:pPr>
-            <w:del w:id="9188" w:author="Claude (AI) - proposed" w:date="2026-10-15T02:49:21Z">
+                <w:del w:id="9189" w:author="Claude (AI) - proposed" w:date="2026-10-18T00:25:36Z"/>
+              </w:rPr>
+            </w:pPr>
+            <w:del w:id="9188" w:author="Claude (AI) - proposed" w:date="2026-10-18T00:25:36Z">
               <w:r>
                 <w:rPr>
                   <w:rFonts w:ascii="Arial" w:cs="Arial" w:eastAsia="Arial" w:hAnsi="Arial"/>
@@ -15105,7 +15105,7 @@
               </w:rPr>
               <w:t xml:space="preserve">Mr Otieno's class returns to Wanjiru's graph, which showed blood glucose rising from 4.5 to 8.0 mmol/L at 60 minutes and falling back to 4.5 mmol/L by 180 minutes after ugali (300 g), sukuma wiki (100 g) and beans (100 g). Learners predict whether the protein in beans and the oil in the meal could also cause the spike. They then carry out the biuret test on beans, milk, nyama choma and ugali, and the grease-spot and emulsion tests on groundnuts, mandazi, milk and ugali. In Explain they compare the structure and roles of proteins and lipids (amino acids; fatty acids and glycerol) with carbohydrates, and use the meal data (about </w:t>
             </w:r>
-            <w:del w:id="9190" w:author="Claude (AI) - proposed" w:date="2026-10-15T02:49:21Z">
+            <w:del w:id="9190" w:author="Claude (AI) - proposed" w:date="2026-10-18T00:25:36Z">
               <w:r>
                 <w:rPr>
                   <w:rFonts w:ascii="Arial" w:cs="Arial" w:eastAsia="Arial" w:hAnsi="Arial"/>
@@ -15120,7 +15120,7 @@
                 <w:delText xml:space="preserve">20</w:delText>
               </w:r>
             </w:del>
-            <w:ins w:id="9191" w:author="Claude (AI) - proposed" w:date="2026-10-15T02:49:21Z">
+            <w:ins w:id="9191" w:author="Claude (AI) - proposed" w:date="2026-10-18T00:25:36Z">
               <w:r>
                 <w:rPr>
                   <w:rFonts w:ascii="Arial" w:cs="Arial" w:eastAsia="Arial" w:hAnsi="Arial"/>
@@ -15436,7 +15436,7 @@
             <w:pPr>
               <w:spacing w:after="20" w:before="0"/>
             </w:pPr>
-            <w:hyperlink w:history="1" r:id="rIduiomxuq4hjg9q7qi_tafw">
+            <w:hyperlink w:history="1" r:id="rIdzxqjvowdn55hwfrouoahe">
               <w:r>
                 <w:rPr>
                   <w:rFonts w:ascii="Arial" w:cs="Arial" w:eastAsia="Arial" w:hAnsi="Arial"/>
@@ -15469,7 +15469,7 @@
               <w:spacing w:after="10" w:before="0"/>
               <w:ind w:left="120"/>
             </w:pPr>
-            <w:hyperlink w:history="1" r:id="rIdnbwvlofg0ax5_i0fwnk8o">
+            <w:hyperlink w:history="1" r:id="rIdulqwikk2f4iiorw0hwgrk">
               <w:r>
                 <w:rPr>
                   <w:rFonts w:ascii="Arial" w:cs="Arial" w:eastAsia="Arial" w:hAnsi="Arial"/>
@@ -15514,7 +15514,7 @@
             <w:pPr>
               <w:spacing w:after="20" w:before="0"/>
             </w:pPr>
-            <w:hyperlink w:history="1" r:id="rIdokrm4u85z0s0eeppbs01r">
+            <w:hyperlink w:history="1" r:id="rIdirbqhbbyvpakpd7jmin0c">
               <w:r>
                 <w:rPr>
                   <w:rFonts w:ascii="Arial" w:cs="Arial" w:eastAsia="Arial" w:hAnsi="Arial"/>
@@ -15547,7 +15547,7 @@
               <w:spacing w:after="10" w:before="0"/>
               <w:ind w:left="120"/>
             </w:pPr>
-            <w:hyperlink w:history="1" r:id="rIdlfwyebek0ab_uaxesyywd">
+            <w:hyperlink w:history="1" r:id="rId-lk16yrp6vuojb5wtk5id">
               <w:r>
                 <w:rPr>
                   <w:rFonts w:ascii="Arial" w:cs="Arial" w:eastAsia="Arial" w:hAnsi="Arial"/>
@@ -15592,7 +15592,7 @@
               </w:rPr>
               <w:t xml:space="preserve">Learners look again at Wanjiru's glucose graph (0 min: 4.5; 15 min: 5.5; 30 min: 7.0; 60 min: 8.0 peak; 90 min: 6.5; 120 min: 5.2; 150 min: 4.7; 180 min: 4.5 mmol/L) and the meal list. Individually they write a prediction: 'Beans contain about </w:t>
             </w:r>
-            <w:del w:id="9192" w:author="Claude (AI) - proposed" w:date="2026-10-15T02:49:21Z">
+            <w:del w:id="9192" w:author="Claude (AI) - proposed" w:date="2026-10-18T00:25:36Z">
               <w:r>
                 <w:rPr>
                   <w:rFonts w:ascii="Arial" w:cs="Arial" w:eastAsia="Arial" w:hAnsi="Arial"/>
@@ -15607,7 +15607,7 @@
                 <w:delText xml:space="preserve">20</w:delText>
               </w:r>
             </w:del>
-            <w:ins w:id="9193" w:author="Claude (AI) - proposed" w:date="2026-10-15T02:49:21Z">
+            <w:ins w:id="9193" w:author="Claude (AI) - proposed" w:date="2026-10-18T00:25:36Z">
               <w:r>
                 <w:rPr>
                   <w:rFonts w:ascii="Arial" w:cs="Arial" w:eastAsia="Arial" w:hAnsi="Arial"/>
@@ -15790,7 +15790,7 @@
             <w:pPr>
               <w:spacing w:after="20" w:before="0"/>
             </w:pPr>
-            <w:hyperlink w:history="1" r:id="rIdxdcbca8ftbxwzeo8alrcv">
+            <w:hyperlink w:history="1" r:id="rIdt8ili7dwcecvecxjmdoga">
               <w:r>
                 <w:rPr>
                   <w:rFonts w:ascii="Arial" w:cs="Arial" w:eastAsia="Arial" w:hAnsi="Arial"/>
@@ -15823,7 +15823,7 @@
               <w:spacing w:after="10" w:before="0"/>
               <w:ind w:left="120"/>
             </w:pPr>
-            <w:hyperlink w:history="1" r:id="rIdktoee2frx6hjgjtfx-pi4">
+            <w:hyperlink w:history="1" r:id="rIdggsuzu8nm6b1jrldyvoyy">
               <w:r>
                 <w:rPr>
                   <w:rFonts w:ascii="Arial" w:cs="Arial" w:eastAsia="Arial" w:hAnsi="Arial"/>
@@ -15868,7 +15868,7 @@
             <w:pPr>
               <w:spacing w:after="20" w:before="0"/>
             </w:pPr>
-            <w:hyperlink w:history="1" r:id="rIdf-ofcicqhtpzvvj2gfbsy">
+            <w:hyperlink w:history="1" r:id="rId9s4q1o_endpb5ty9rxj4k">
               <w:r>
                 <w:rPr>
                   <w:rFonts w:ascii="Arial" w:cs="Arial" w:eastAsia="Arial" w:hAnsi="Arial"/>
@@ -15901,7 +15901,7 @@
               <w:spacing w:after="10" w:before="0"/>
               <w:ind w:left="120"/>
             </w:pPr>
-            <w:hyperlink w:history="1" r:id="rIdok_gokh1agg8mxdhiewuf">
+            <w:hyperlink w:history="1" r:id="rIdtc7b3jpe2opso8bzqb88-">
               <w:r>
                 <w:rPr>
                   <w:rFonts w:ascii="Arial" w:cs="Arial" w:eastAsia="Arial" w:hAnsi="Arial"/>
@@ -16101,7 +16101,7 @@
             <w:pPr>
               <w:spacing w:after="20" w:before="0"/>
             </w:pPr>
-            <w:hyperlink w:history="1" r:id="rIdprj7j1x1xk3snklcc8xnt">
+            <w:hyperlink w:history="1" r:id="rIdrsldm1dyvz6kuxlhdfpaj">
               <w:r>
                 <w:rPr>
                   <w:rFonts w:ascii="Arial" w:cs="Arial" w:eastAsia="Arial" w:hAnsi="Arial"/>
@@ -16150,7 +16150,7 @@
               <w:spacing w:after="10" w:before="0"/>
               <w:ind w:left="120"/>
             </w:pPr>
-            <w:hyperlink w:history="1" r:id="rIdryeygmovxkmyikfjvlcur">
+            <w:hyperlink w:history="1" r:id="rId46izj_hht2bnsjchkeojn">
               <w:r>
                 <w:rPr>
                   <w:rFonts w:ascii="Arial" w:cs="Arial" w:eastAsia="Arial" w:hAnsi="Arial"/>
@@ -16195,7 +16195,7 @@
             <w:pPr>
               <w:spacing w:after="20" w:before="0"/>
             </w:pPr>
-            <w:hyperlink w:history="1" r:id="rIdw-uwitcsvfnga9yhitntn">
+            <w:hyperlink w:history="1" r:id="rIdgrijfs6joqwmtngh2o6jm">
               <w:r>
                 <w:rPr>
                   <w:rFonts w:ascii="Arial" w:cs="Arial" w:eastAsia="Arial" w:hAnsi="Arial"/>
@@ -16244,7 +16244,7 @@
               <w:spacing w:after="10" w:before="0"/>
               <w:ind w:left="120"/>
             </w:pPr>
-            <w:hyperlink w:history="1" r:id="rId64khz1v9wtdqhqd7q_k_s">
+            <w:hyperlink w:history="1" r:id="rIdanbn7ztq3qwdrovm0lc9r">
               <w:r>
                 <w:rPr>
                   <w:rFonts w:ascii="Arial" w:cs="Arial" w:eastAsia="Arial" w:hAnsi="Arial"/>
@@ -16289,7 +16289,7 @@
               </w:rPr>
               <w:t xml:space="preserve">Learners use their results to build a comparison table of carbohydrates, proteins and lipids: test used, positive result, building blocks (glucose units; amino acids; fatty acids and glycerol), example in Wanjiru's meal and main roles (carbohydrates: main energy source; proteins: growth and repair of body tissues, and also enzymes; lipids: energy storage and insulation). They then use the numbers (about 70 g carbohydrate in ugali plus </w:t>
             </w:r>
-            <w:del w:id="9194" w:author="Claude (AI) - proposed" w:date="2026-10-15T02:49:21Z">
+            <w:del w:id="9194" w:author="Claude (AI) - proposed" w:date="2026-10-18T00:25:36Z">
               <w:r>
                 <w:rPr>
                   <w:rFonts w:ascii="Arial" w:cs="Arial" w:eastAsia="Arial" w:hAnsi="Arial"/>
@@ -16304,7 +16304,7 @@
                 <w:delText xml:space="preserve">15</w:delText>
               </w:r>
             </w:del>
-            <w:ins w:id="9195" w:author="Claude (AI) - proposed" w:date="2026-10-15T02:49:21Z">
+            <w:ins w:id="9195" w:author="Claude (AI) - proposed" w:date="2026-10-18T00:25:36Z">
               <w:r>
                 <w:rPr>
                   <w:rFonts w:ascii="Arial" w:cs="Arial" w:eastAsia="Arial" w:hAnsi="Arial"/>
@@ -16332,7 +16332,7 @@
               </w:rPr>
               <w:t xml:space="preserve"> g in beans; about </w:t>
             </w:r>
-            <w:del w:id="9196" w:author="Claude (AI) - proposed" w:date="2026-10-15T02:49:21Z">
+            <w:del w:id="9196" w:author="Claude (AI) - proposed" w:date="2026-10-18T00:25:36Z">
               <w:r>
                 <w:rPr>
                   <w:rFonts w:ascii="Arial" w:cs="Arial" w:eastAsia="Arial" w:hAnsi="Arial"/>
@@ -16347,7 +16347,7 @@
                 <w:delText xml:space="preserve">20</w:delText>
               </w:r>
             </w:del>
-            <w:ins w:id="9197" w:author="Claude (AI) - proposed" w:date="2026-10-15T02:49:21Z">
+            <w:ins w:id="9197" w:author="Claude (AI) - proposed" w:date="2026-10-18T00:25:36Z">
               <w:r>
                 <w:rPr>
                   <w:rFonts w:ascii="Arial" w:cs="Arial" w:eastAsia="Arial" w:hAnsi="Arial"/>
@@ -16474,7 +16474,7 @@
               </w:rPr>
               <w:t xml:space="preserve">Observable indicators: (1) comparison table is complete and accurate (biuret/violet/amino acids; grease spot and emulsion/fatty acids and glycerol); (2) the claim cites at least 2 pieces of evidence (for example ugali negative for protein and lipid but positive for starch; 70 g carbohydrate versus </w:t>
             </w:r>
-            <w:del w:id="9198" w:author="Claude (AI) - proposed" w:date="2026-10-15T02:49:21Z">
+            <w:del w:id="9198" w:author="Claude (AI) - proposed" w:date="2026-10-18T00:25:36Z">
               <w:r>
                 <w:rPr>
                   <w:rFonts w:ascii="Arial" w:cs="Arial" w:eastAsia="Arial" w:hAnsi="Arial"/>
@@ -16489,7 +16489,7 @@
                 <w:delText xml:space="preserve">20</w:delText>
               </w:r>
             </w:del>
-            <w:ins w:id="9199" w:author="Claude (AI) - proposed" w:date="2026-10-15T02:49:21Z">
+            <w:ins w:id="9199" w:author="Claude (AI) - proposed" w:date="2026-10-18T00:25:36Z">
               <w:r>
                 <w:rPr>
                   <w:rFonts w:ascii="Arial" w:cs="Arial" w:eastAsia="Arial" w:hAnsi="Arial"/>
@@ -16573,7 +16573,7 @@
             <w:pPr>
               <w:spacing w:after="20" w:before="0"/>
             </w:pPr>
-            <w:hyperlink w:history="1" r:id="rIdgvlv6aw8ts7eufh-tgvuc">
+            <w:hyperlink w:history="1" r:id="rIdojrbtrmqnliyktuf-ycla">
               <w:r>
                 <w:rPr>
                   <w:rFonts w:ascii="Arial" w:cs="Arial" w:eastAsia="Arial" w:hAnsi="Arial"/>
@@ -16622,7 +16622,7 @@
               <w:spacing w:after="10" w:before="0"/>
               <w:ind w:left="120"/>
             </w:pPr>
-            <w:hyperlink w:history="1" r:id="rId41e8mpukb5o07haz8knlk">
+            <w:hyperlink w:history="1" r:id="rIdvkf7galgidjz3-uwby7vu">
               <w:r>
                 <w:rPr>
                   <w:rFonts w:ascii="Arial" w:cs="Arial" w:eastAsia="Arial" w:hAnsi="Arial"/>
@@ -16667,7 +16667,7 @@
             <w:pPr>
               <w:spacing w:after="20" w:before="0"/>
             </w:pPr>
-            <w:hyperlink w:history="1" r:id="rIdftozwslvf8pz4-2authvz">
+            <w:hyperlink w:history="1" r:id="rIdbzxfxdlc1x_0fg1iniqwz">
               <w:r>
                 <w:rPr>
                   <w:rFonts w:ascii="Arial" w:cs="Arial" w:eastAsia="Arial" w:hAnsi="Arial"/>
@@ -16716,7 +16716,7 @@
               <w:spacing w:after="10" w:before="0"/>
               <w:ind w:left="120"/>
             </w:pPr>
-            <w:hyperlink w:history="1" r:id="rIdrujt1moquecihp16emftc">
+            <w:hyperlink w:history="1" r:id="rId2gmf5j508ma5ejyhejrdw">
               <w:r>
                 <w:rPr>
                   <w:rFonts w:ascii="Arial" w:cs="Arial" w:eastAsia="Arial" w:hAnsi="Arial"/>
@@ -16916,7 +16916,7 @@
             <w:pPr>
               <w:spacing w:after="20" w:before="0"/>
             </w:pPr>
-            <w:hyperlink w:history="1" r:id="rIdfo8kv9qpviiw3ghgujhcv">
+            <w:hyperlink w:history="1" r:id="rIdsltn5k0guvlk74voyjmcx">
               <w:r>
                 <w:rPr>
                   <w:rFonts w:ascii="Arial" w:cs="Arial" w:eastAsia="Arial" w:hAnsi="Arial"/>
@@ -16965,7 +16965,7 @@
               <w:spacing w:after="10" w:before="0"/>
               <w:ind w:left="120"/>
             </w:pPr>
-            <w:hyperlink w:history="1" r:id="rIddd8p_7mdms02lzjolphi-">
+            <w:hyperlink w:history="1" r:id="rIdt7hbhbnhtw26wnkp7ctk8">
               <w:r>
                 <w:rPr>
                   <w:rFonts w:ascii="Arial" w:cs="Arial" w:eastAsia="Arial" w:hAnsi="Arial"/>
@@ -17010,7 +17010,7 @@
             <w:pPr>
               <w:spacing w:after="20" w:before="0"/>
             </w:pPr>
-            <w:hyperlink w:history="1" r:id="rIdg7llqo4puuhgoqy7ivijp">
+            <w:hyperlink w:history="1" r:id="rId5eb5hffosz0iwyvqdyyqe">
               <w:r>
                 <w:rPr>
                   <w:rFonts w:ascii="Arial" w:cs="Arial" w:eastAsia="Arial" w:hAnsi="Arial"/>
@@ -17059,7 +17059,7 @@
               <w:spacing w:after="10" w:before="0"/>
               <w:ind w:left="120"/>
             </w:pPr>
-            <w:hyperlink w:history="1" r:id="rId2g74j9k3m1ysvbiw00qlo">
+            <w:hyperlink w:history="1" r:id="rId57pl78t5sup2rmfawwlhu">
               <w:r>
                 <w:rPr>
                   <w:rFonts w:ascii="Arial" w:cs="Arial" w:eastAsia="Arial" w:hAnsi="Arial"/>
@@ -17104,7 +17104,7 @@
               </w:rPr>
               <w:t xml:space="preserve">Learners revise the class flow-diagram model: Food chemicals, then </w:t>
             </w:r>
-            <w:del w:id="9200" w:author="Claude (AI) - proposed" w:date="2026-10-15T02:49:21Z">
+            <w:del w:id="9200" w:author="Claude (AI) - proposed" w:date="2026-10-18T00:25:36Z">
               <w:r>
                 <w:rPr>
                   <w:rFonts w:ascii="Arial" w:cs="Arial" w:eastAsia="Arial" w:hAnsi="Arial"/>
@@ -17119,7 +17119,7 @@
                 <w:delText xml:space="preserve">digestion by enzymes</w:delText>
               </w:r>
             </w:del>
-            <w:ins w:id="9201" w:author="Claude (AI) - proposed" w:date="2026-10-15T02:49:21Z">
+            <w:ins w:id="9201" w:author="Claude (AI) - proposed" w:date="2026-10-18T00:25:36Z">
               <w:r>
                 <w:rPr>
                   <w:rFonts w:ascii="Arial" w:cs="Arial" w:eastAsia="Arial" w:hAnsi="Arial"/>
@@ -17147,7 +17147,7 @@
               </w:rPr>
               <w:t xml:space="preserve">, then glucose in blood, then </w:t>
             </w:r>
-            <w:del w:id="9202" w:author="Claude (AI) - proposed" w:date="2026-10-15T02:49:21Z">
+            <w:del w:id="9202" w:author="Claude (AI) - proposed" w:date="2026-10-18T00:25:36Z">
               <w:r>
                 <w:rPr>
                   <w:rFonts w:ascii="Arial" w:cs="Arial" w:eastAsia="Arial" w:hAnsi="Arial"/>
@@ -17162,7 +17162,7 @@
                 <w:delText xml:space="preserve">cells (respiration) and storage</w:delText>
               </w:r>
             </w:del>
-            <w:ins w:id="9203" w:author="Claude (AI) - proposed" w:date="2026-10-15T02:49:21Z">
+            <w:ins w:id="9203" w:author="Claude (AI) - proposed" w:date="2026-10-18T00:25:36Z">
               <w:r>
                 <w:rPr>
                   <w:rFonts w:ascii="Arial" w:cs="Arial" w:eastAsia="Arial" w:hAnsi="Arial"/>
@@ -17190,7 +17190,7 @@
               </w:rPr>
               <w:t xml:space="preserve">, then back to normal. In groups they expand the 'Food chemicals' box to show carbohydrates (starch in ugali, about 70 g), proteins (beans, about </w:t>
             </w:r>
-            <w:del w:id="9204" w:author="Claude (AI) - proposed" w:date="2026-10-15T02:49:21Z">
+            <w:del w:id="9204" w:author="Claude (AI) - proposed" w:date="2026-10-18T00:25:36Z">
               <w:r>
                 <w:rPr>
                   <w:rFonts w:ascii="Arial" w:cs="Arial" w:eastAsia="Arial" w:hAnsi="Arial"/>
@@ -17205,7 +17205,7 @@
                 <w:delText xml:space="preserve">20</w:delText>
               </w:r>
             </w:del>
-            <w:ins w:id="9205" w:author="Claude (AI) - proposed" w:date="2026-10-15T02:49:21Z">
+            <w:ins w:id="9205" w:author="Claude (AI) - proposed" w:date="2026-10-18T00:25:36Z">
               <w:r>
                 <w:rPr>
                   <w:rFonts w:ascii="Arial" w:cs="Arial" w:eastAsia="Arial" w:hAnsi="Arial"/>
@@ -17427,7 +17427,7 @@
               </w:rPr>
               <w:t xml:space="preserve">Which learners confused protein and lipid test results, and did the control tubes and the comparison with carbohydrates help? Did learners use numbers (about 70 g carbohydrate, </w:t>
             </w:r>
-            <w:del w:id="9206" w:author="Claude (AI) - proposed" w:date="2026-10-15T02:49:21Z">
+            <w:del w:id="9206" w:author="Claude (AI) - proposed" w:date="2026-10-18T00:25:36Z">
               <w:r>
                 <w:rPr>
                   <w:rFonts w:ascii="Arial" w:cs="Arial" w:eastAsia="Arial" w:hAnsi="Arial"/>
@@ -17442,7 +17442,7 @@
                 <w:delText xml:space="preserve">20</w:delText>
               </w:r>
             </w:del>
-            <w:ins w:id="9207" w:author="Claude (AI) - proposed" w:date="2026-10-15T02:49:21Z">
+            <w:ins w:id="9207" w:author="Claude (AI) - proposed" w:date="2026-10-18T00:25:36Z">
               <w:r>
                 <w:rPr>
                   <w:rFonts w:ascii="Arial" w:cs="Arial" w:eastAsia="Arial" w:hAnsi="Arial"/>
@@ -17736,7 +17736,7 @@
               </w:rPr>
               <w:t xml:space="preserve">We explain that Wanjiru's blood glucose spike from 4.5 to 8.0 mmol/L at 60 minutes is mainly caused by carbohydrates (about 70 g in ugali), not by the about </w:t>
             </w:r>
-            <w:del w:id="9208" w:author="Claude (AI) - proposed" w:date="2026-10-15T02:49:21Z">
+            <w:del w:id="9208" w:author="Claude (AI) - proposed" w:date="2026-10-18T00:25:36Z">
               <w:r>
                 <w:rPr>
                   <w:rFonts w:ascii="Arial" w:cs="Arial" w:eastAsia="Arial" w:hAnsi="Arial"/>
@@ -17751,7 +17751,7 @@
                 <w:delText xml:space="preserve">20</w:delText>
               </w:r>
             </w:del>
-            <w:ins w:id="9209" w:author="Claude (AI) - proposed" w:date="2026-10-15T02:49:21Z">
+            <w:ins w:id="9209" w:author="Claude (AI) - proposed" w:date="2026-10-18T00:25:36Z">
               <w:r>
                 <w:rPr>
                   <w:rFonts w:ascii="Arial" w:cs="Arial" w:eastAsia="Arial" w:hAnsi="Arial"/>
@@ -17799,7 +17799,7 @@
         </w:rPr>
         <w:t xml:space="preserve">© 2026 SeaVuria and ARES. Aligned with KICD objectives. Developed by SeaVuria; technical implementation by ARES (with AI assistance from Claude). Licensed under </w:t>
       </w:r>
-      <w:hyperlink w:history="1" r:id="rIdktdrh_mslwxtut1xmpzie">
+      <w:hyperlink w:history="1" r:id="rIdekb-to91wko3rzipcgdei">
         <w:r>
           <w:rPr>
             <w:rFonts w:ascii="Arial" w:cs="Arial" w:eastAsia="Arial" w:hAnsi="Arial"/>
@@ -17820,7 +17820,7 @@
         </w:rPr>
         <w:t xml:space="preserve"> (</w:t>
       </w:r>
-      <w:hyperlink w:history="1" r:id="rIdygad7ug5jai6_xfopfbtd">
+      <w:hyperlink w:history="1" r:id="rId0winnykaonl_ytpuixkxl">
         <w:r>
           <w:rPr>
             <w:rFonts w:ascii="Arial" w:cs="Arial" w:eastAsia="Arial" w:hAnsi="Arial"/>
@@ -18205,7 +18205,7 @@
               </w:rPr>
               <w:t xml:space="preserve">Planning and carrying out an investigation with a control</w:t>
             </w:r>
-            <w:del w:id="9210" w:author="Claude (AI) - proposed" w:date="2026-10-15T02:49:21Z">
+            <w:del w:id="9210" w:author="Claude (AI) - proposed" w:date="2026-10-18T00:25:36Z">
               <w:r>
                 <w:rPr>
                   <w:rFonts w:ascii="Arial" w:cs="Arial" w:eastAsia="Arial" w:hAnsi="Arial"/>
@@ -18233,7 +18233,7 @@
               </w:rPr>
               <w:t xml:space="preserve">; using iodine and Benedict's tests to collect evidence; recording and interpreting colour changes over time</w:t>
             </w:r>
-            <w:del w:id="9211" w:author="Claude (AI) - proposed" w:date="2026-10-15T02:49:21Z">
+            <w:del w:id="9211" w:author="Claude (AI) - proposed" w:date="2026-10-18T00:25:36Z">
               <w:r>
                 <w:rPr>
                   <w:rFonts w:ascii="Arial" w:cs="Arial" w:eastAsia="Arial" w:hAnsi="Arial"/>
@@ -18261,7 +18261,7 @@
               </w:rPr>
               <w:t xml:space="preserve">; constructing explanations from evidence</w:t>
             </w:r>
-            <w:del w:id="9212" w:author="Claude (AI) - proposed" w:date="2026-10-15T02:49:21Z">
+            <w:del w:id="9212" w:author="Claude (AI) - proposed" w:date="2026-10-18T00:25:36Z">
               <w:r>
                 <w:rPr>
                   <w:rFonts w:ascii="Arial" w:cs="Arial" w:eastAsia="Arial" w:hAnsi="Arial"/>
@@ -18289,7 +18289,7 @@
               </w:rPr>
               <w:t xml:space="preserve">; revising a model</w:t>
             </w:r>
-            <w:del w:id="9213" w:author="Claude (AI) - proposed" w:date="2026-10-15T02:49:21Z">
+            <w:del w:id="9213" w:author="Claude (AI) - proposed" w:date="2026-10-18T00:25:36Z">
               <w:r>
                 <w:rPr>
                   <w:rFonts w:ascii="Arial" w:cs="Arial" w:eastAsia="Arial" w:hAnsi="Arial"/>
@@ -18317,7 +18317,7 @@
               </w:rPr>
               <w:t xml:space="preserve">; asking questions</w:t>
             </w:r>
-            <w:del w:id="9214" w:author="Claude (AI) - proposed" w:date="2026-10-15T02:49:21Z">
+            <w:del w:id="9214" w:author="Claude (AI) - proposed" w:date="2026-10-18T00:25:36Z">
               <w:r>
                 <w:rPr>
                   <w:rFonts w:ascii="Arial" w:cs="Arial" w:eastAsia="Arial" w:hAnsi="Arial"/>
@@ -18468,10 +18468,10 @@
               <w:spacing w:after="40" w:before="0"/>
               <w:jc w:val="left"/>
               <w:rPr>
-                <w:ins w:id="9216" w:author="Claude (AI) - proposed" w:date="2026-10-15T02:49:21Z"/>
-              </w:rPr>
-            </w:pPr>
-            <w:ins w:id="9215" w:author="Claude (AI) - proposed" w:date="2026-10-15T02:49:21Z">
+                <w:ins w:id="9216" w:author="Claude (AI) - proposed" w:date="2026-10-18T00:25:36Z"/>
+              </w:rPr>
+            </w:pPr>
+            <w:ins w:id="9215" w:author="Claude (AI) - proposed" w:date="2026-10-18T00:25:36Z">
               <w:r>
                 <w:rPr>
                   <w:rFonts w:ascii="Arial" w:cs="Arial" w:eastAsia="Arial" w:hAnsi="Arial"/>
@@ -18493,10 +18493,10 @@
               <w:spacing w:after="40" w:before="0"/>
               <w:jc w:val="left"/>
               <w:rPr>
-                <w:del w:id="9218" w:author="Claude (AI) - proposed" w:date="2026-10-15T02:49:21Z"/>
-              </w:rPr>
-            </w:pPr>
-            <w:del w:id="9217" w:author="Claude (AI) - proposed" w:date="2026-10-15T02:49:21Z">
+                <w:del w:id="9218" w:author="Claude (AI) - proposed" w:date="2026-10-18T00:25:36Z"/>
+              </w:rPr>
+            </w:pPr>
+            <w:del w:id="9217" w:author="Claude (AI) - proposed" w:date="2026-10-18T00:25:36Z">
               <w:r>
                 <w:rPr>
                   <w:rFonts w:ascii="Arial" w:cs="Arial" w:eastAsia="Arial" w:hAnsi="Arial"/>
@@ -19030,7 +19030,7 @@
             <w:pPr>
               <w:spacing w:after="20" w:before="0"/>
             </w:pPr>
-            <w:hyperlink w:history="1" r:id="rIdxer_lc_zwokswnjvqxr-f">
+            <w:hyperlink w:history="1" r:id="rId-vg0ndfmabifcerxzrok9">
               <w:r>
                 <w:rPr>
                   <w:rFonts w:ascii="Arial" w:cs="Arial" w:eastAsia="Arial" w:hAnsi="Arial"/>
@@ -19063,7 +19063,7 @@
               <w:spacing w:after="10" w:before="0"/>
               <w:ind w:left="120"/>
             </w:pPr>
-            <w:hyperlink w:history="1" r:id="rIdc4mrij-pla7conlo1_len">
+            <w:hyperlink w:history="1" r:id="rIdajpi4wbtk0fbl3oeuayeg">
               <w:r>
                 <w:rPr>
                   <w:rFonts w:ascii="Arial" w:cs="Arial" w:eastAsia="Arial" w:hAnsi="Arial"/>
@@ -19108,7 +19108,7 @@
             <w:pPr>
               <w:spacing w:after="20" w:before="0"/>
             </w:pPr>
-            <w:hyperlink w:history="1" r:id="rIdmqcexvax3b4erzz-8hfz9">
+            <w:hyperlink w:history="1" r:id="rIdggxp07ctaj3phyeabpq02">
               <w:r>
                 <w:rPr>
                   <w:rFonts w:ascii="Arial" w:cs="Arial" w:eastAsia="Arial" w:hAnsi="Arial"/>
@@ -19141,7 +19141,7 @@
               <w:spacing w:after="10" w:before="0"/>
               <w:ind w:left="120"/>
             </w:pPr>
-            <w:hyperlink w:history="1" r:id="rId5v72jjufrnwjk5y6d73ss">
+            <w:hyperlink w:history="1" r:id="rId2inztt1nubqhhlz6pkxub">
               <w:r>
                 <w:rPr>
                   <w:rFonts w:ascii="Arial" w:cs="Arial" w:eastAsia="Arial" w:hAnsi="Arial"/>
@@ -19341,7 +19341,7 @@
             <w:pPr>
               <w:spacing w:after="20" w:before="0"/>
             </w:pPr>
-            <w:hyperlink w:history="1" r:id="rIdgu5f0g1bemi23ybqbqjr_">
+            <w:hyperlink w:history="1" r:id="rIdkrdxiuq-arkuxxezpmsx_">
               <w:r>
                 <w:rPr>
                   <w:rFonts w:ascii="Arial" w:cs="Arial" w:eastAsia="Arial" w:hAnsi="Arial"/>
@@ -19374,7 +19374,7 @@
               <w:spacing w:after="10" w:before="0"/>
               <w:ind w:left="120"/>
             </w:pPr>
-            <w:hyperlink w:history="1" r:id="rId-yujcpgkritfpgmhf_uce">
+            <w:hyperlink w:history="1" r:id="rIdjsvbt2fogpj6ihvl3awl2">
               <w:r>
                 <w:rPr>
                   <w:rFonts w:ascii="Arial" w:cs="Arial" w:eastAsia="Arial" w:hAnsi="Arial"/>
@@ -19419,7 +19419,7 @@
             <w:pPr>
               <w:spacing w:after="20" w:before="0"/>
             </w:pPr>
-            <w:hyperlink w:history="1" r:id="rIdjh5zhkjfw-lksj3s2s7dw">
+            <w:hyperlink w:history="1" r:id="rIdmmcyo5fh8y6wf1fsl8pxi">
               <w:r>
                 <w:rPr>
                   <w:rFonts w:ascii="Arial" w:cs="Arial" w:eastAsia="Arial" w:hAnsi="Arial"/>
@@ -19452,7 +19452,7 @@
               <w:spacing w:after="10" w:before="0"/>
               <w:ind w:left="120"/>
             </w:pPr>
-            <w:hyperlink w:history="1" r:id="rIdeckkujx8_q07qaw6cc_0n">
+            <w:hyperlink w:history="1" r:id="rIdlfjx6_g6eibkmdnuppkbf">
               <w:r>
                 <w:rPr>
                   <w:rFonts w:ascii="Arial" w:cs="Arial" w:eastAsia="Arial" w:hAnsi="Arial"/>
@@ -19497,7 +19497,7 @@
               </w:rPr>
               <w:t xml:space="preserve">(30 minutes) In groups of 4, learners carry out the saliva and starch investigation. Step 1: Label tubes A (starch + saliva) and B (control: starch + boiled saliva or water). Step 2: Place 2 cm3 of 1% starch solution in each tube. Step 3: Put a drop of iodine in each well of a white tile or spotting plate and take the 0 min sample from each tube; record the colour (both blue-black). Step 4: Add 1 cm3 of saliva to tube A and 1 cm3 of boiled saliva (or water) to tube B; place both in a water bath at about 37 degrees C. Step 5: At 5 min and 10 min, use a clean dropper to take a drop from each tube into fresh iodine drops; record the colours (tube A: brown-black at 5 min, yellow-brown at 10 min; tube B: blue-black throughout). Step 6: At 10 min, add Benedict's solution to a sample of each tube and heat in a hot water bath for a few minutes; record the colours (tube A: </w:t>
             </w:r>
-            <w:del w:id="9219" w:author="Claude (AI) - proposed" w:date="2026-10-15T02:49:21Z">
+            <w:del w:id="9219" w:author="Claude (AI) - proposed" w:date="2026-10-18T00:25:36Z">
               <w:r>
                 <w:rPr>
                   <w:rFonts w:ascii="Arial" w:cs="Arial" w:eastAsia="Arial" w:hAnsi="Arial"/>
@@ -19512,7 +19512,7 @@
                 <w:delText xml:space="preserve">brick-red</w:delText>
               </w:r>
             </w:del>
-            <w:ins w:id="9220" w:author="Claude (AI) - proposed" w:date="2026-10-15T02:49:21Z">
+            <w:ins w:id="9220" w:author="Claude (AI) - proposed" w:date="2026-10-18T00:25:36Z">
               <w:r>
                 <w:rPr>
                   <w:rFonts w:ascii="Arial" w:cs="Arial" w:eastAsia="Arial" w:hAnsi="Arial"/>
@@ -19540,7 +19540,7 @@
               </w:rPr>
               <w:t xml:space="preserve">; tube B: blue or no change)</w:t>
             </w:r>
-            <w:ins w:id="9221" w:author="Claude (AI) - proposed" w:date="2026-10-15T02:49:21Z">
+            <w:ins w:id="9221" w:author="Claude (AI) - proposed" w:date="2026-10-18T00:25:36Z">
               <w:r>
                 <w:rPr>
                   <w:rFonts w:ascii="Arial" w:cs="Arial" w:eastAsia="Arial" w:hAnsi="Arial"/>
@@ -19601,7 +19601,7 @@
               </w:rPr>
               <w:t xml:space="preserve">Before starting say: 'You are scientists today. Each group has a control tube. Why do you think we need tube B?' WAIT TIME 10-15 seconds, then cold-call 2 groups. Review safety: 'Own cup only, goggles on when heating, tube mouths pointing away from people.' Circulate and ask each group: 'What colour is tube A now compared with tube B? What does that tell you about the starch?' Prompt precise language: 'Say starch present or starch absent, not just a colour.' At the 10 min mark ask: 'What colour is tube A with iodine? What does that mean? Then why did Benedict's </w:t>
             </w:r>
-            <w:del w:id="9222" w:author="Claude (AI) - proposed" w:date="2026-10-15T02:49:21Z">
+            <w:del w:id="9222" w:author="Claude (AI) - proposed" w:date="2026-10-18T00:25:36Z">
               <w:r>
                 <w:rPr>
                   <w:rFonts w:ascii="Arial" w:cs="Arial" w:eastAsia="Arial" w:hAnsi="Arial"/>
@@ -19616,7 +19616,7 @@
                 <w:delText xml:space="preserve">turn brick-red</w:delText>
               </w:r>
             </w:del>
-            <w:ins w:id="9223" w:author="Claude (AI) - proposed" w:date="2026-10-15T02:49:21Z">
+            <w:ins w:id="9223" w:author="Claude (AI) - proposed" w:date="2026-10-18T00:25:36Z">
               <w:r>
                 <w:rPr>
                   <w:rFonts w:ascii="Arial" w:cs="Arial" w:eastAsia="Arial" w:hAnsi="Arial"/>
@@ -19710,7 +19710,7 @@
               </w:rPr>
               <w:t xml:space="preserve">Look for: (1) learners labelling tubes correctly and using the same volumes (2 cm3 starch, 1 cm3 saliva) in both tubes; (2) accurate colour recording at each time point; (3) use of the control to compare; (4) correct safety behaviour (goggles, holder, tube angle); (5) learners stating that iodine changing from blue-black to yellow-brown means starch has gone and </w:t>
             </w:r>
-            <w:del w:id="9224" w:author="Claude (AI) - proposed" w:date="2026-10-15T02:49:21Z">
+            <w:del w:id="9224" w:author="Claude (AI) - proposed" w:date="2026-10-18T00:25:36Z">
               <w:r>
                 <w:rPr>
                   <w:rFonts w:ascii="Arial" w:cs="Arial" w:eastAsia="Arial" w:hAnsi="Arial"/>
@@ -19725,7 +19725,7 @@
                 <w:delText xml:space="preserve">the</w:delText>
               </w:r>
             </w:del>
-            <w:ins w:id="9225" w:author="Claude (AI) - proposed" w:date="2026-10-15T02:49:21Z">
+            <w:ins w:id="9225" w:author="Claude (AI) - proposed" w:date="2026-10-18T00:25:36Z">
               <w:r>
                 <w:rPr>
                   <w:rFonts w:ascii="Arial" w:cs="Arial" w:eastAsia="Arial" w:hAnsi="Arial"/>
@@ -19753,7 +19753,7 @@
               </w:rPr>
               <w:t xml:space="preserve"> Benedict's </w:t>
             </w:r>
-            <w:del w:id="9226" w:author="Claude (AI) - proposed" w:date="2026-10-15T02:49:21Z">
+            <w:del w:id="9226" w:author="Claude (AI) - proposed" w:date="2026-10-18T00:25:36Z">
               <w:r>
                 <w:rPr>
                   <w:rFonts w:ascii="Arial" w:cs="Arial" w:eastAsia="Arial" w:hAnsi="Arial"/>
@@ -19768,7 +19768,7 @@
                 <w:delText xml:space="preserve">brick-red</w:delText>
               </w:r>
             </w:del>
-            <w:ins w:id="9227" w:author="Claude (AI) - proposed" w:date="2026-10-15T02:49:21Z">
+            <w:ins w:id="9227" w:author="Claude (AI) - proposed" w:date="2026-10-18T00:25:36Z">
               <w:r>
                 <w:rPr>
                   <w:rFonts w:ascii="Arial" w:cs="Arial" w:eastAsia="Arial" w:hAnsi="Arial"/>
@@ -19852,7 +19852,7 @@
             <w:pPr>
               <w:spacing w:after="20" w:before="0"/>
             </w:pPr>
-            <w:hyperlink w:history="1" r:id="rIdyerjlazpagokfwweh0gk2">
+            <w:hyperlink w:history="1" r:id="rIdsjf76nclbt0re0bknbk-7">
               <w:r>
                 <w:rPr>
                   <w:rFonts w:ascii="Arial" w:cs="Arial" w:eastAsia="Arial" w:hAnsi="Arial"/>
@@ -19901,7 +19901,7 @@
               <w:spacing w:after="10" w:before="0"/>
               <w:ind w:left="120"/>
             </w:pPr>
-            <w:hyperlink w:history="1" r:id="rIdr-pyssjchcmmp2ekdix3q">
+            <w:hyperlink w:history="1" r:id="rIddehlvvpehli_lruz1g-2t">
               <w:r>
                 <w:rPr>
                   <w:rFonts w:ascii="Arial" w:cs="Arial" w:eastAsia="Arial" w:hAnsi="Arial"/>
@@ -19946,7 +19946,7 @@
             <w:pPr>
               <w:spacing w:after="20" w:before="0"/>
             </w:pPr>
-            <w:hyperlink w:history="1" r:id="rIdzunqiav9gjlrjazymgcd5">
+            <w:hyperlink w:history="1" r:id="rId-bv0tuhcxh_pubv0zyy5q">
               <w:r>
                 <w:rPr>
                   <w:rFonts w:ascii="Arial" w:cs="Arial" w:eastAsia="Arial" w:hAnsi="Arial"/>
@@ -19979,7 +19979,7 @@
               <w:spacing w:after="10" w:before="0"/>
               <w:ind w:left="120"/>
             </w:pPr>
-            <w:hyperlink w:history="1" r:id="rIdtotueuox3tuygnp5ij5dt">
+            <w:hyperlink w:history="1" r:id="rIdgkfddzzgz4wifvgvvo10i">
               <w:r>
                 <w:rPr>
                   <w:rFonts w:ascii="Arial" w:cs="Arial" w:eastAsia="Arial" w:hAnsi="Arial"/>
@@ -20024,7 +20024,7 @@
               </w:rPr>
               <w:t xml:space="preserve">(20 minutes) Learners return to their predictions and compare them with the evidence. In groups they write an explanation (claim, evidence, reasoning) for: 'How did saliva change the starch?' Claim: Saliva digested starch into reducing sugar. Evidence: iodine changed from blue-black (0 min) to brown-black (5 min) to yellow-brown (10 min), the Benedict's test at 10 min </w:t>
             </w:r>
-            <w:del w:id="9228" w:author="Claude (AI) - proposed" w:date="2026-10-15T02:49:21Z">
+            <w:del w:id="9228" w:author="Claude (AI) - proposed" w:date="2026-10-18T00:25:36Z">
               <w:r>
                 <w:rPr>
                   <w:rFonts w:ascii="Arial" w:cs="Arial" w:eastAsia="Arial" w:hAnsi="Arial"/>
@@ -20039,7 +20039,7 @@
                 <w:delText xml:space="preserve">was brick-red</w:delText>
               </w:r>
             </w:del>
-            <w:ins w:id="9229" w:author="Claude (AI) - proposed" w:date="2026-10-15T02:49:21Z">
+            <w:ins w:id="9229" w:author="Claude (AI) - proposed" w:date="2026-10-18T00:25:36Z">
               <w:r>
                 <w:rPr>
                   <w:rFonts w:ascii="Arial" w:cs="Arial" w:eastAsia="Arial" w:hAnsi="Arial"/>
@@ -20067,7 +20067,7 @@
               </w:rPr>
               <w:t xml:space="preserve">, and the control with boiled saliva stayed blue-black. Reasoning: Saliva contains salivary amylase, an enzyme, which is a protein that acts as a biological catalyst, speeding up the breakdown of starch to maltose, which is then broken to glucose. Boiling denatured the enzyme so the starch stayed unchanged. Then learners discuss: (a) Why is the water bath at about 37 degrees C? (the temperature at which enzymes work best in the body); (b) Why did the enzyme not work at 0 degrees C or after boiling? (inactive at low temperature; denatured at high temperature); (c) What roles do water and mineral salts play? (Both are inorganic, as learned in Lesson 2; water is the medium in which the starch solution and enzyme react and which carries the digested sugars, and mineral salts help keep the right conditions for enzymes and cells.</w:t>
             </w:r>
-            <w:ins w:id="9230" w:author="Claude (AI) - proposed" w:date="2026-10-15T02:49:21Z">
+            <w:ins w:id="9230" w:author="Claude (AI) - proposed" w:date="2026-10-18T00:25:36Z">
               <w:r>
                 <w:rPr>
                   <w:rFonts w:ascii="Arial" w:cs="Arial" w:eastAsia="Arial" w:hAnsi="Arial"/>
@@ -20128,7 +20128,7 @@
               </w:rPr>
               <w:t xml:space="preserve">Say: 'Look at your prediction. Was it supported by the evidence? Put a tick or a cross and explain.' WAIT TIME 10-15 seconds. Model the claim-evidence-reasoning frame on the board. Ask: 'What is your claim? Which evidence supports it? What science idea links the evidence to your claim?' Cold-call 4 groups to share one part each (claim, evidence, reasoning, then a link to the graph). Probe: 'Lesson 4 told us enzymes are proteins. What happened to the protein in the boiled saliva? Why did the starch stay blue-black?' WAIT TIME 10-15 seconds. Ask: 'Is the enzyme used up in the reaction? What does catalyst mean?' Clarify: a catalyst speeds up a reaction and is not used up. Ask: 'Water and mineral salts are inorganic. What role might they play in digestion?' Cold-call 2 learners, then give the key explanation. Use the term 'digestion' (breakdown of large insoluble food molecules into small soluble ones) and avoid using 'absorption' details, which are for Lesson 6. Ask: 'Why do you think the body works best at about 37 degrees C? What would happen to the enzymes in a person with a very high fever?' Close with: 'So how does this investigation help explain the rise in Wanjiru's blood glucose?' Cold-call 3 learners, correcting misconceptions such as 'saliva turns starch into glucose instantly'.</w:t>
             </w:r>
-            <w:ins w:id="9231" w:author="Claude (AI) - proposed" w:date="2026-10-15T02:49:21Z">
+            <w:ins w:id="9231" w:author="Claude (AI) - proposed" w:date="2026-10-18T00:25:36Z">
               <w:r>
                 <w:rPr>
                   <w:rFonts w:ascii="Arial" w:cs="Arial" w:eastAsia="Arial" w:hAnsi="Arial"/>
@@ -20265,7 +20265,7 @@
             <w:pPr>
               <w:spacing w:after="20" w:before="0"/>
             </w:pPr>
-            <w:hyperlink w:history="1" r:id="rIdpqdv2xtkbuumd10_xftho">
+            <w:hyperlink w:history="1" r:id="rIdv2qjehabu6ps-cpfsjinf">
               <w:r>
                 <w:rPr>
                   <w:rFonts w:ascii="Arial" w:cs="Arial" w:eastAsia="Arial" w:hAnsi="Arial"/>
@@ -20314,7 +20314,7 @@
               <w:spacing w:after="10" w:before="0"/>
               <w:ind w:left="120"/>
             </w:pPr>
-            <w:hyperlink w:history="1" r:id="rIdak4th2i5yczr8gz-kpezk">
+            <w:hyperlink w:history="1" r:id="rIdlw0hn-4sp8ix8azrzrftu">
               <w:r>
                 <w:rPr>
                   <w:rFonts w:ascii="Arial" w:cs="Arial" w:eastAsia="Arial" w:hAnsi="Arial"/>
@@ -20359,7 +20359,7 @@
             <w:pPr>
               <w:spacing w:after="20" w:before="0"/>
             </w:pPr>
-            <w:hyperlink w:history="1" r:id="rIdnrbsg6un-eq_0vm-4hafh">
+            <w:hyperlink w:history="1" r:id="rIdacktcgzbpbhos0qe9f2fz">
               <w:r>
                 <w:rPr>
                   <w:rFonts w:ascii="Arial" w:cs="Arial" w:eastAsia="Arial" w:hAnsi="Arial"/>
@@ -20392,7 +20392,7 @@
               <w:spacing w:after="10" w:before="0"/>
               <w:ind w:left="120"/>
             </w:pPr>
-            <w:hyperlink w:history="1" r:id="rId9vifpbcczo5il-ibymboz">
+            <w:hyperlink w:history="1" r:id="rIdpoagrtak1uvkc07l2dimd">
               <w:r>
                 <w:rPr>
                   <w:rFonts w:ascii="Arial" w:cs="Arial" w:eastAsia="Arial" w:hAnsi="Arial"/>
@@ -20592,7 +20592,7 @@
             <w:pPr>
               <w:spacing w:after="20" w:before="0"/>
             </w:pPr>
-            <w:hyperlink w:history="1" r:id="rIdzqs_xqaszomkqo-dsb29w">
+            <w:hyperlink w:history="1" r:id="rIdf2vjvqfalecyeiugzyufk">
               <w:r>
                 <w:rPr>
                   <w:rFonts w:ascii="Arial" w:cs="Arial" w:eastAsia="Arial" w:hAnsi="Arial"/>
@@ -20641,7 +20641,7 @@
               <w:spacing w:after="10" w:before="0"/>
               <w:ind w:left="120"/>
             </w:pPr>
-            <w:hyperlink w:history="1" r:id="rIdjz4mqjaskoa5enb9l2yy5">
+            <w:hyperlink w:history="1" r:id="rIdjhbrscvplzrvng0k64lp_">
               <w:r>
                 <w:rPr>
                   <w:rFonts w:ascii="Arial" w:cs="Arial" w:eastAsia="Arial" w:hAnsi="Arial"/>
@@ -20686,7 +20686,7 @@
             <w:pPr>
               <w:spacing w:after="20" w:before="0"/>
             </w:pPr>
-            <w:hyperlink w:history="1" r:id="rIdnoaiesvjiqp5owpdtzwez">
+            <w:hyperlink w:history="1" r:id="rIdhrfunm8zk6omoosd2c9j8">
               <w:r>
                 <w:rPr>
                   <w:rFonts w:ascii="Arial" w:cs="Arial" w:eastAsia="Arial" w:hAnsi="Arial"/>
@@ -20719,7 +20719,7 @@
               <w:spacing w:after="10" w:before="0"/>
               <w:ind w:left="120"/>
             </w:pPr>
-            <w:hyperlink w:history="1" r:id="rIde7tx5ncw3ah1kastu4npy">
+            <w:hyperlink w:history="1" r:id="rIdp8bagerizrquif8it9qhh">
               <w:r>
                 <w:rPr>
                   <w:rFonts w:ascii="Arial" w:cs="Arial" w:eastAsia="Arial" w:hAnsi="Arial"/>
@@ -20764,7 +20764,7 @@
               </w:rPr>
               <w:t xml:space="preserve">(10 minutes) Learners revise the class flow-diagram model</w:t>
             </w:r>
-            <w:ins w:id="9232" w:author="Claude (AI) - proposed" w:date="2026-10-15T02:49:21Z">
+            <w:ins w:id="9232" w:author="Claude (AI) - proposed" w:date="2026-10-18T00:25:36Z">
               <w:r>
                 <w:rPr>
                   <w:rFonts w:ascii="Arial" w:cs="Arial" w:eastAsia="Arial" w:hAnsi="Arial"/>
@@ -20792,7 +20792,7 @@
               </w:rPr>
               <w:t xml:space="preserve">: Food chemicals, then digestion by enzymes, then glucose in blood, then cells (respiration) and storage, then back to normal. In groups they add to the first two boxes: under 'Food chemicals' they write starch (from ugali, maize flour), protein (beans), lipids (cooking oil), water and mineral salts; under 'Digestion by enzymes' they write: amylase (a protein catalyst in saliva) digests starch to maltose, which is broken to glucose; water is the medium; works best at about 37 degrees C; denatured by boiling; inactive at 0 degrees C. They label evidence next to the arrow: 'iodine blue-black to yellow-brown; Benedict's </w:t>
             </w:r>
-            <w:del w:id="9233" w:author="Claude (AI) - proposed" w:date="2026-10-15T02:49:21Z">
+            <w:del w:id="9233" w:author="Claude (AI) - proposed" w:date="2026-10-18T00:25:36Z">
               <w:r>
                 <w:rPr>
                   <w:rFonts w:ascii="Arial" w:cs="Arial" w:eastAsia="Arial" w:hAnsi="Arial"/>
@@ -20807,7 +20807,7 @@
                 <w:delText xml:space="preserve">brick-red</w:delText>
               </w:r>
             </w:del>
-            <w:ins w:id="9234" w:author="Claude (AI) - proposed" w:date="2026-10-15T02:49:21Z">
+            <w:ins w:id="9234" w:author="Claude (AI) - proposed" w:date="2026-10-18T00:25:36Z">
               <w:r>
                 <w:rPr>
                   <w:rFonts w:ascii="Arial" w:cs="Arial" w:eastAsia="Arial" w:hAnsi="Arial"/>
@@ -21159,7 +21159,7 @@
               </w:rPr>
               <w:t xml:space="preserve">We observed that with saliva at about 37 degrees C the iodine test changed from blue-black at 0 min, to brown-black at 5 min, to yellow-brown at 10 min, and Benedict's test at 10 min </w:t>
             </w:r>
-            <w:del w:id="9235" w:author="Claude (AI) - proposed" w:date="2026-10-15T02:49:21Z">
+            <w:del w:id="9235" w:author="Claude (AI) - proposed" w:date="2026-10-18T00:25:36Z">
               <w:r>
                 <w:rPr>
                   <w:rFonts w:ascii="Arial" w:cs="Arial" w:eastAsia="Arial" w:hAnsi="Arial"/>
@@ -21174,7 +21174,7 @@
                 <w:delText xml:space="preserve">was brick-red</w:delText>
               </w:r>
             </w:del>
-            <w:ins w:id="9236" w:author="Claude (AI) - proposed" w:date="2026-10-15T02:49:21Z">
+            <w:ins w:id="9236" w:author="Claude (AI) - proposed" w:date="2026-10-18T00:25:36Z">
               <w:r>
                 <w:rPr>
                   <w:rFonts w:ascii="Arial" w:cs="Arial" w:eastAsia="Arial" w:hAnsi="Arial"/>
@@ -21358,7 +21358,7 @@
         </w:rPr>
         <w:t xml:space="preserve">© 2026 SeaVuria and ARES. Aligned with KICD objectives. Developed by SeaVuria; technical implementation by ARES (with AI assistance from Claude). Licensed under </w:t>
       </w:r>
-      <w:hyperlink w:history="1" r:id="rIdzjwrhnmf9lnogsmktiyu2">
+      <w:hyperlink w:history="1" r:id="rId6bo9wdsi3rnh57lhi3l_0">
         <w:r>
           <w:rPr>
             <w:rFonts w:ascii="Arial" w:cs="Arial" w:eastAsia="Arial" w:hAnsi="Arial"/>
@@ -21379,7 +21379,7 @@
         </w:rPr>
         <w:t xml:space="preserve"> (</w:t>
       </w:r>
-      <w:hyperlink w:history="1" r:id="rIddq889y-nmhdim3mma6wd3">
+      <w:hyperlink w:history="1" r:id="rId4pcu7mzundkoekqvmpgfo">
         <w:r>
           <w:rPr>
             <w:rFonts w:ascii="Arial" w:cs="Arial" w:eastAsia="Arial" w:hAnsi="Arial"/>
@@ -21764,7 +21764,7 @@
               </w:rPr>
               <w:t xml:space="preserve">Constructing explanations from evidence</w:t>
             </w:r>
-            <w:del w:id="9237" w:author="Claude (AI) - proposed" w:date="2026-10-15T02:49:21Z">
+            <w:del w:id="9237" w:author="Claude (AI) - proposed" w:date="2026-10-18T00:25:36Z">
               <w:r>
                 <w:rPr>
                   <w:rFonts w:ascii="Arial" w:cs="Arial" w:eastAsia="Arial" w:hAnsi="Arial"/>
@@ -21792,7 +21792,7 @@
               </w:rPr>
               <w:t xml:space="preserve">; developing and using models</w:t>
             </w:r>
-            <w:del w:id="9238" w:author="Claude (AI) - proposed" w:date="2026-10-15T02:49:21Z">
+            <w:del w:id="9238" w:author="Claude (AI) - proposed" w:date="2026-10-18T00:25:36Z">
               <w:r>
                 <w:rPr>
                   <w:rFonts w:ascii="Arial" w:cs="Arial" w:eastAsia="Arial" w:hAnsi="Arial"/>
@@ -21820,7 +21820,7 @@
               </w:rPr>
               <w:t xml:space="preserve">; analysing and interpreting data</w:t>
             </w:r>
-            <w:del w:id="9239" w:author="Claude (AI) - proposed" w:date="2026-10-15T02:49:21Z">
+            <w:del w:id="9239" w:author="Claude (AI) - proposed" w:date="2026-10-18T00:25:36Z">
               <w:r>
                 <w:rPr>
                   <w:rFonts w:ascii="Arial" w:cs="Arial" w:eastAsia="Arial" w:hAnsi="Arial"/>
@@ -21848,7 +21848,7 @@
               </w:rPr>
               <w:t xml:space="preserve">: calculating rates of rise and fall from the glucose table; engaging in argument from evidence</w:t>
             </w:r>
-            <w:del w:id="9240" w:author="Claude (AI) - proposed" w:date="2026-10-15T02:49:21Z">
+            <w:del w:id="9240" w:author="Claude (AI) - proposed" w:date="2026-10-18T00:25:36Z">
               <w:r>
                 <w:rPr>
                   <w:rFonts w:ascii="Arial" w:cs="Arial" w:eastAsia="Arial" w:hAnsi="Arial"/>
@@ -21876,7 +21876,7 @@
               </w:rPr>
               <w:t xml:space="preserve">; obtaining, evaluating and communicating information </w:t>
             </w:r>
-            <w:del w:id="9241" w:author="Claude (AI) - proposed" w:date="2026-10-15T02:49:21Z">
+            <w:del w:id="9241" w:author="Claude (AI) - proposed" w:date="2026-10-18T00:25:36Z">
               <w:r>
                 <w:rPr>
                   <w:rFonts w:ascii="Arial" w:cs="Arial" w:eastAsia="Arial" w:hAnsi="Arial"/>
@@ -22040,7 +22040,7 @@
               </w:rPr>
               <w:t xml:space="preserve">1. </w:t>
             </w:r>
-            <w:del w:id="9242" w:author="Claude (AI) - proposed" w:date="2026-10-15T02:49:21Z">
+            <w:del w:id="9242" w:author="Claude (AI) - proposed" w:date="2026-10-18T00:25:36Z">
               <w:r>
                 <w:rPr>
                   <w:rFonts w:ascii="Arial" w:cs="Arial" w:eastAsia="Arial" w:hAnsi="Arial"/>
@@ -22055,7 +22055,7 @@
                 <w:delText xml:space="preserve">What are the chemicals of life</w:delText>
               </w:r>
             </w:del>
-            <w:ins w:id="9243" w:author="Claude (AI) - proposed" w:date="2026-10-15T02:49:21Z">
+            <w:ins w:id="9243" w:author="Claude (AI) - proposed" w:date="2026-10-18T00:25:36Z">
               <w:r>
                 <w:rPr>
                   <w:rFonts w:ascii="Arial" w:cs="Arial" w:eastAsia="Arial" w:hAnsi="Arial"/>
@@ -22083,7 +22083,7 @@
               </w:rPr>
               <w:t xml:space="preserve">? 2. How </w:t>
             </w:r>
-            <w:del w:id="9244" w:author="Claude (AI) - proposed" w:date="2026-10-15T02:49:21Z">
+            <w:del w:id="9244" w:author="Claude (AI) - proposed" w:date="2026-10-18T00:25:36Z">
               <w:r>
                 <w:rPr>
                   <w:rFonts w:ascii="Arial" w:cs="Arial" w:eastAsia="Arial" w:hAnsi="Arial"/>
@@ -22098,7 +22098,7 @@
                 <w:delText xml:space="preserve">do the</w:delText>
               </w:r>
             </w:del>
-            <w:ins w:id="9245" w:author="Claude (AI) - proposed" w:date="2026-10-15T02:49:21Z">
+            <w:ins w:id="9245" w:author="Claude (AI) - proposed" w:date="2026-10-18T00:25:36Z">
               <w:r>
                 <w:rPr>
                   <w:rFonts w:ascii="Arial" w:cs="Arial" w:eastAsia="Arial" w:hAnsi="Arial"/>
@@ -22126,7 +22126,7 @@
               </w:rPr>
               <w:t xml:space="preserve"> chemicals of life </w:t>
             </w:r>
-            <w:del w:id="9246" w:author="Claude (AI) - proposed" w:date="2026-10-15T02:49:21Z">
+            <w:del w:id="9246" w:author="Claude (AI) - proposed" w:date="2026-10-18T00:25:36Z">
               <w:r>
                 <w:rPr>
                   <w:rFonts w:ascii="Arial" w:cs="Arial" w:eastAsia="Arial" w:hAnsi="Arial"/>
@@ -22141,7 +22141,7 @@
                 <w:delText xml:space="preserve">contribute to the functioning of living organisms</w:delText>
               </w:r>
             </w:del>
-            <w:ins w:id="9247" w:author="Claude (AI) - proposed" w:date="2026-10-15T02:49:21Z">
+            <w:ins w:id="9247" w:author="Claude (AI) - proposed" w:date="2026-10-18T00:25:36Z">
               <w:r>
                 <w:rPr>
                   <w:rFonts w:ascii="Arial" w:cs="Arial" w:eastAsia="Arial" w:hAnsi="Arial"/>
@@ -22400,7 +22400,7 @@
               </w:rPr>
               <w:t xml:space="preserve">Learners return to Wanjiru's graph from Nairobi (4.5 mmol/L at 0 min, peak 8.0 at 60 min, back to 4.5 at 180 min) and finish explaining it. After predicting what happens to glucose once it is in the blood, they analyse the falling part of the graph (8.0, 6.5, 5.2, 4.7, 4.5), act out a role-play of glucose absorption, insulin release from the pancreas, uptake by cells, respiration and glycogen storage in the liver and muscles. Learners then write a Final Explanation, complete the DQB, compare the Lesson 1 model with the final flow-diagram model (Food chemicals, then digestion by enzymes, then glucose in blood, then cells (respiration) and storage, then back to normal) and present it in a gallery walk and celebration.</w:t>
             </w:r>
-            <w:ins w:id="9248" w:author="Claude (AI) - proposed" w:date="2026-10-15T02:49:21Z">
+            <w:ins w:id="9248" w:author="Claude (AI) - proposed" w:date="2026-10-18T00:25:36Z">
               <w:r>
                 <w:rPr>
                   <w:rFonts w:ascii="Arial" w:cs="Arial" w:eastAsia="Arial" w:hAnsi="Arial"/>
@@ -22703,7 +22703,7 @@
             <w:pPr>
               <w:spacing w:after="20" w:before="0"/>
             </w:pPr>
-            <w:hyperlink w:history="1" r:id="rIdbme3cvms5sk-uowz88sro">
+            <w:hyperlink w:history="1" r:id="rIddzk_qgletoao5h-j-ufya">
               <w:r>
                 <w:rPr>
                   <w:rFonts w:ascii="Arial" w:cs="Arial" w:eastAsia="Arial" w:hAnsi="Arial"/>
@@ -22736,7 +22736,7 @@
               <w:spacing w:after="10" w:before="0"/>
               <w:ind w:left="120"/>
             </w:pPr>
-            <w:hyperlink w:history="1" r:id="rIddl485ectwzg3gbkj8ilz7">
+            <w:hyperlink w:history="1" r:id="rId4de7i3qhafei_kqaej86j">
               <w:r>
                 <w:rPr>
                   <w:rFonts w:ascii="Arial" w:cs="Arial" w:eastAsia="Arial" w:hAnsi="Arial"/>
@@ -22798,7 +22798,7 @@
               <w:spacing w:after="10" w:before="0"/>
               <w:ind w:left="120"/>
             </w:pPr>
-            <w:hyperlink w:history="1" r:id="rId2auawmsaic3wxu4toxhxf">
+            <w:hyperlink w:history="1" r:id="rIdpmfxq8lbvtubrar8_m6rp">
               <w:r>
                 <w:rPr>
                   <w:rFonts w:ascii="Arial" w:cs="Arial" w:eastAsia="Arial" w:hAnsi="Arial"/>
@@ -23013,7 +23013,7 @@
             <w:pPr>
               <w:spacing w:after="20" w:before="0"/>
             </w:pPr>
-            <w:hyperlink w:history="1" r:id="rId0olz0qij7yljfwn4numdo">
+            <w:hyperlink w:history="1" r:id="rId7yfuyrpmqudna-otrsb0d">
               <w:r>
                 <w:rPr>
                   <w:rFonts w:ascii="Arial" w:cs="Arial" w:eastAsia="Arial" w:hAnsi="Arial"/>
@@ -23046,7 +23046,7 @@
               <w:spacing w:after="10" w:before="0"/>
               <w:ind w:left="120"/>
             </w:pPr>
-            <w:hyperlink w:history="1" r:id="rId_6ccvpz9bgtszzdnqowog">
+            <w:hyperlink w:history="1" r:id="rIdf4x0fgbsojox9ien5ddaw">
               <w:r>
                 <w:rPr>
                   <w:rFonts w:ascii="Arial" w:cs="Arial" w:eastAsia="Arial" w:hAnsi="Arial"/>
@@ -23108,7 +23108,7 @@
               <w:spacing w:after="10" w:before="0"/>
               <w:ind w:left="120"/>
             </w:pPr>
-            <w:hyperlink w:history="1" r:id="rId00nef7ccm_4fqpg4xou-s">
+            <w:hyperlink w:history="1" r:id="rIdncnn4nsyxevulh-eqredr">
               <w:r>
                 <w:rPr>
                   <w:rFonts w:ascii="Arial" w:cs="Arial" w:eastAsia="Arial" w:hAnsi="Arial"/>
@@ -23168,7 +23168,7 @@
               </w:rPr>
               <w:t xml:space="preserve">Part 1 (</w:t>
             </w:r>
-            <w:del w:id="9249" w:author="Claude (AI) - proposed" w:date="2026-10-15T02:49:21Z">
+            <w:del w:id="9249" w:author="Claude (AI) - proposed" w:date="2026-10-18T00:25:36Z">
               <w:r>
                 <w:rPr>
                   <w:rFonts w:ascii="Arial" w:cs="Arial" w:eastAsia="Arial" w:hAnsi="Arial"/>
@@ -23183,7 +23183,7 @@
                 <w:delText xml:space="preserve">15</w:delText>
               </w:r>
             </w:del>
-            <w:ins w:id="9250" w:author="Claude (AI) - proposed" w:date="2026-10-15T02:49:21Z">
+            <w:ins w:id="9250" w:author="Claude (AI) - proposed" w:date="2026-10-18T00:25:36Z">
               <w:r>
                 <w:rPr>
                   <w:rFonts w:ascii="Arial" w:cs="Arial" w:eastAsia="Arial" w:hAnsi="Arial"/>
@@ -23211,7 +23211,7 @@
               </w:rPr>
               <w:t xml:space="preserve"> min): Data analysis in groups of 4. Using the glucose table, learners calculate: the rise from 4.5 to 8.0 = 3.5 mmol/L in 60 min; the fall from 8.0 to 4.5 = 3.5 mmol/L over 120 min (60 to 180 min); and the fall in each interval (60 to 90: 1.5; 90 to 120: 1.3; 120 to 150: 0.5; 150 to 180: 0.2 mmol/L). They compare: 'The rise is faster (3.5 over 60 min) than the fall (3.5 over 120 min).' They note the level is back in the normal fasting range of 4.0 to 5.5 mmol/L by </w:t>
             </w:r>
-            <w:del w:id="9251" w:author="Claude (AI) - proposed" w:date="2026-10-15T02:49:21Z">
+            <w:del w:id="9251" w:author="Claude (AI) - proposed" w:date="2026-10-18T00:25:36Z">
               <w:r>
                 <w:rPr>
                   <w:rFonts w:ascii="Arial" w:cs="Arial" w:eastAsia="Arial" w:hAnsi="Arial"/>
@@ -23226,7 +23226,7 @@
                 <w:delText xml:space="preserve">150 min (4.7</w:delText>
               </w:r>
             </w:del>
-            <w:ins w:id="9252" w:author="Claude (AI) - proposed" w:date="2026-10-15T02:49:21Z">
+            <w:ins w:id="9252" w:author="Claude (AI) - proposed" w:date="2026-10-18T00:25:36Z">
               <w:r>
                 <w:rPr>
                   <w:rFonts w:ascii="Arial" w:cs="Arial" w:eastAsia="Arial" w:hAnsi="Arial"/>
@@ -23254,7 +23254,7 @@
               </w:rPr>
               <w:t xml:space="preserve">). Part 2 (</w:t>
             </w:r>
-            <w:del w:id="9253" w:author="Claude (AI) - proposed" w:date="2026-10-15T02:49:21Z">
+            <w:del w:id="9253" w:author="Claude (AI) - proposed" w:date="2026-10-18T00:25:36Z">
               <w:r>
                 <w:rPr>
                   <w:rFonts w:ascii="Arial" w:cs="Arial" w:eastAsia="Arial" w:hAnsi="Arial"/>
@@ -23269,7 +23269,7 @@
                 <w:delText xml:space="preserve">20</w:delText>
               </w:r>
             </w:del>
-            <w:ins w:id="9254" w:author="Claude (AI) - proposed" w:date="2026-10-15T02:49:21Z">
+            <w:ins w:id="9254" w:author="Claude (AI) - proposed" w:date="2026-10-18T00:25:36Z">
               <w:r>
                 <w:rPr>
                   <w:rFonts w:ascii="Arial" w:cs="Arial" w:eastAsia="Arial" w:hAnsi="Arial"/>
@@ -23297,7 +23297,7 @@
               </w:rPr>
               <w:t xml:space="preserve"> min): Role-play 'Journey of the glucose'. Groups of 8 each get role cards: glucose molecules (from ugali starch), blood (a rope loop), small intestine wall (absorption), pancreas (holds insulin cards), body cells (with an 'oxygen' card), liver and muscle (with 'glycogen' storage boxes). Steps: (1) amylase digestion has produced glucose (</w:t>
             </w:r>
-            <w:del w:id="9255" w:author="Claude (AI) - proposed" w:date="2026-10-15T02:49:21Z">
+            <w:del w:id="9255" w:author="Claude (AI) - proposed" w:date="2026-10-18T00:25:36Z">
               <w:r>
                 <w:rPr>
                   <w:rFonts w:ascii="Arial" w:cs="Arial" w:eastAsia="Arial" w:hAnsi="Arial"/>
@@ -23312,7 +23312,7 @@
                 <w:delText xml:space="preserve">cards from Lesson 5</w:delText>
               </w:r>
             </w:del>
-            <w:ins w:id="9256" w:author="Claude (AI) - proposed" w:date="2026-10-15T02:49:21Z">
+            <w:ins w:id="9256" w:author="Claude (AI) - proposed" w:date="2026-10-18T00:25:36Z">
               <w:r>
                 <w:rPr>
                   <w:rFonts w:ascii="Arial" w:cs="Arial" w:eastAsia="Arial" w:hAnsi="Arial"/>
@@ -23373,7 +23373,7 @@
               </w:rPr>
               <w:t xml:space="preserve">Say: 'Scientists look for patterns in data. Calculate the rise and the fall. Which is faster?' Move around and ask: 'How did you get 3.5 for the fall? Show me the two values.' WAIT TIME 10-15 seconds after each question. For the role-play, hand out role cards and state: 'Observers, your job is to count the glucose cards left in the blood loop after each step.' Pause the action at step 4 and ask: 'Why is the pancreas holding up insulin cards now and not at 0 minutes?' (Blood glucose is high at the peak, 8.0 mmol/L.) Cold-call 3 observers: 'How many glucose cards are left in the blood now? Which time on the graph is this?' Ask: 'Where does the energy in respiration come from? What gas do your cells need?' Link to breathing: 'That is why you breathe harder after running to catch a matatu.' Reinforce vocabulary: digestion (breakdown into small soluble molecules), absorption (movement into the blood). Do not re-teach enzyme action; simply recall: 'In Lesson 5, we saw amylase break starch to maltose and then glucose.' Challenge: 'Proteins and lipids from beans and cooking oil are also digested. Do they cause the spike? Use your Lesson 4 results.' (They are used for growth, repair and energy storage; carbohydrates are the main cause of the spike.)</w:t>
             </w:r>
-            <w:ins w:id="9257" w:author="Claude (AI) - proposed" w:date="2026-10-15T02:49:21Z">
+            <w:ins w:id="9257" w:author="Claude (AI) - proposed" w:date="2026-10-18T00:25:36Z">
               <w:r>
                 <w:rPr>
                   <w:rFonts w:ascii="Arial" w:cs="Arial" w:eastAsia="Arial" w:hAnsi="Arial"/>
@@ -23510,7 +23510,7 @@
             <w:pPr>
               <w:spacing w:after="20" w:before="0"/>
             </w:pPr>
-            <w:hyperlink w:history="1" r:id="rId6_eweh_zexhlzbppp1wjf">
+            <w:hyperlink w:history="1" r:id="rIdrk9lvozzt8jpmfd1ffmwx">
               <w:r>
                 <w:rPr>
                   <w:rFonts w:ascii="Arial" w:cs="Arial" w:eastAsia="Arial" w:hAnsi="Arial"/>
@@ -23559,7 +23559,7 @@
               <w:spacing w:after="10" w:before="0"/>
               <w:ind w:left="120"/>
             </w:pPr>
-            <w:hyperlink w:history="1" r:id="rIdrlv25tsefhzjvn67wvi13">
+            <w:hyperlink w:history="1" r:id="rIdi724vfbxbfmnjrvalcyk9">
               <w:r>
                 <w:rPr>
                   <w:rFonts w:ascii="Arial" w:cs="Arial" w:eastAsia="Arial" w:hAnsi="Arial"/>
@@ -23621,7 +23621,7 @@
               <w:spacing w:after="10" w:before="0"/>
               <w:ind w:left="120"/>
             </w:pPr>
-            <w:hyperlink w:history="1" r:id="rIdkltbc-ywrtjlj5suvqbuh">
+            <w:hyperlink w:history="1" r:id="rIdxtn-rp15fkkcczz0zvsy1">
               <w:r>
                 <w:rPr>
                   <w:rFonts w:ascii="Arial" w:cs="Arial" w:eastAsia="Arial" w:hAnsi="Arial"/>
@@ -23681,7 +23681,7 @@
               </w:rPr>
               <w:t xml:space="preserve">Learners write the Final Explanation individually (12 min) in the Claim-Evidence-Reasoning format to answer the driving question: 'What chemicals are in the food we eat, and what happens to them in our bodies?' using Wanjiru's meal. Claim: </w:t>
             </w:r>
-            <w:ins w:id="9258" w:author="Claude (AI) - proposed" w:date="2026-10-15T02:49:21Z">
+            <w:ins w:id="9258" w:author="Claude (AI) - proposed" w:date="2026-10-18T00:25:36Z">
               <w:r>
                 <w:rPr>
                   <w:rFonts w:ascii="Arial" w:cs="Arial" w:eastAsia="Arial" w:hAnsi="Arial"/>
@@ -23709,7 +23709,7 @@
               </w:rPr>
               <w:t xml:space="preserve">Why does blood glucose rise and then fall?</w:t>
             </w:r>
-            <w:ins w:id="9259" w:author="Claude (AI) - proposed" w:date="2026-10-15T02:49:21Z">
+            <w:ins w:id="9259" w:author="Claude (AI) - proposed" w:date="2026-10-18T00:25:36Z">
               <w:r>
                 <w:rPr>
                   <w:rFonts w:ascii="Arial" w:cs="Arial" w:eastAsia="Arial" w:hAnsi="Arial"/>
@@ -23737,7 +23737,7 @@
               </w:rPr>
               <w:t xml:space="preserve"> Evidence: at least four pieces of data or test results (e.g. 70 g carbohydrate in ugali, blue-black iodine for ugali; peak 8.0 mmol/L at 60 min; saliva digestion at 37 degrees C turned starch to reducing sugar, </w:t>
             </w:r>
-            <w:del w:id="9260" w:author="Claude (AI) - proposed" w:date="2026-10-15T02:49:21Z">
+            <w:del w:id="9260" w:author="Claude (AI) - proposed" w:date="2026-10-18T00:25:36Z">
               <w:r>
                 <w:rPr>
                   <w:rFonts w:ascii="Arial" w:cs="Arial" w:eastAsia="Arial" w:hAnsi="Arial"/>
@@ -23752,7 +23752,7 @@
                 <w:delText xml:space="preserve">brick-red</w:delText>
               </w:r>
             </w:del>
-            <w:ins w:id="9261" w:author="Claude (AI) - proposed" w:date="2026-10-15T02:49:21Z">
+            <w:ins w:id="9261" w:author="Claude (AI) - proposed" w:date="2026-10-18T00:25:36Z">
               <w:r>
                 <w:rPr>
                   <w:rFonts w:ascii="Arial" w:cs="Arial" w:eastAsia="Arial" w:hAnsi="Arial"/>
@@ -23813,7 +23813,7 @@
               </w:rPr>
               <w:t xml:space="preserve">Say: 'You are now the scientist. Explain the whole story from the plate of ugali to the graph returning to normal.' Show the CER frame on the board with sentence starters: 'The data show that...', 'This is because...', 'Insulin causes...'. WAIT TIME 10-15 seconds after posing: 'Which piece of evidence best shows that the glucose came from the starch in ugali?' Cold-call 3 learners for evidence and 2 for reasoning. Circulate with a checklist: Does the explanation include (1) digestion by enzymes, (2) absorption, (3) insulin from the pancreas, (4) respiration with the equation, (5) glycogen in the liver and muscles, (6) numbers from the table? Prompt gaps: 'You wrote that glucose disappears. Where does it go? What chemical equation shows what cells do with it?' Ask a challenge: 'If the pancreas released no insulin, how would the graph after 60 minutes look different?' (Level would stay high; do not extend to diseases beyond what is needed, just say regulation would fail.) After peer review, ask 3 groups to read one reasoning sentence aloud and invite the class to give a thumbs up or ask for more evidence. Conclude: 'Notice that carbohydrates are the main cause of the spike, but proteins and lipids from beans, groundnuts and mandazi are also digested and used for growth, repair and energy storage.'</w:t>
             </w:r>
-            <w:ins w:id="9262" w:author="Claude (AI) - proposed" w:date="2026-10-15T02:49:21Z">
+            <w:ins w:id="9262" w:author="Claude (AI) - proposed" w:date="2026-10-18T00:25:36Z">
               <w:r>
                 <w:rPr>
                   <w:rFonts w:ascii="Arial" w:cs="Arial" w:eastAsia="Arial" w:hAnsi="Arial"/>
@@ -23950,7 +23950,7 @@
             <w:pPr>
               <w:spacing w:after="20" w:before="0"/>
             </w:pPr>
-            <w:hyperlink w:history="1" r:id="rIdeatbydetyrimb-ayrkwxv">
+            <w:hyperlink w:history="1" r:id="rIdpg4im21v_rssyskt534_a">
               <w:r>
                 <w:rPr>
                   <w:rFonts w:ascii="Arial" w:cs="Arial" w:eastAsia="Arial" w:hAnsi="Arial"/>
@@ -23983,7 +23983,7 @@
               <w:spacing w:after="10" w:before="0"/>
               <w:ind w:left="120"/>
             </w:pPr>
-            <w:hyperlink w:history="1" r:id="rIdpruq6cwbtmpzrzjrzio0u">
+            <w:hyperlink w:history="1" r:id="rIdurl_taomykoytibflhfjq">
               <w:r>
                 <w:rPr>
                   <w:rFonts w:ascii="Arial" w:cs="Arial" w:eastAsia="Arial" w:hAnsi="Arial"/>
@@ -24045,7 +24045,7 @@
               <w:spacing w:after="10" w:before="0"/>
               <w:ind w:left="120"/>
             </w:pPr>
-            <w:hyperlink w:history="1" r:id="rIdfy9j1oq99koam8svjhcm4">
+            <w:hyperlink w:history="1" r:id="rIdozoiilefbs2ogwjfpvpi_">
               <w:r>
                 <w:rPr>
                   <w:rFonts w:ascii="Arial" w:cs="Arial" w:eastAsia="Arial" w:hAnsi="Arial"/>
@@ -24138,7 +24138,7 @@
               </w:rPr>
               <w:t xml:space="preserve">Say: 'Let us go back to our first questions from Lesson 1. Which can we now answer with evidence?' Read 3 original questions aloud and ask: 'Who can answer this using data or a test we did?' WAIT TIME 10-15 seconds. Cold-call 5 learners to move a question to 'Answered' and justify it with a lesson and evidence. Ask: 'Which questions are only partly answered? What else would we need to find out?' Highlight that real scientists end with new questions. Say: 'Write one question that Mr Otieno could not answer from our data.' Have learners place their notes and select 2 for a 'future investigation' list (e.g. effect of exercise on the graph; comparing a meal of mandazi with one of ugali). Link back to the KICD key inquiry questions: '</w:t>
             </w:r>
-            <w:del w:id="9263" w:author="Claude (AI) - proposed" w:date="2026-10-15T02:49:21Z">
+            <w:del w:id="9263" w:author="Claude (AI) - proposed" w:date="2026-10-18T00:25:36Z">
               <w:r>
                 <w:rPr>
                   <w:rFonts w:ascii="Arial" w:cs="Arial" w:eastAsia="Arial" w:hAnsi="Arial"/>
@@ -24153,7 +24153,7 @@
                 <w:delText xml:space="preserve">What are the chemicals of life? How do the</w:delText>
               </w:r>
             </w:del>
-            <w:ins w:id="9264" w:author="Claude (AI) - proposed" w:date="2026-10-15T02:49:21Z">
+            <w:ins w:id="9264" w:author="Claude (AI) - proposed" w:date="2026-10-18T00:25:36Z">
               <w:r>
                 <w:rPr>
                   <w:rFonts w:ascii="Arial" w:cs="Arial" w:eastAsia="Arial" w:hAnsi="Arial"/>
@@ -24181,7 +24181,7 @@
               </w:rPr>
               <w:t xml:space="preserve"> chemicals of life </w:t>
             </w:r>
-            <w:del w:id="9265" w:author="Claude (AI) - proposed" w:date="2026-10-15T02:49:21Z">
+            <w:del w:id="9265" w:author="Claude (AI) - proposed" w:date="2026-10-18T00:25:36Z">
               <w:r>
                 <w:rPr>
                   <w:rFonts w:ascii="Arial" w:cs="Arial" w:eastAsia="Arial" w:hAnsi="Arial"/>
@@ -24196,7 +24196,7 @@
                 <w:delText xml:space="preserve">contribute to the functioning of living organisms</w:delText>
               </w:r>
             </w:del>
-            <w:ins w:id="9266" w:author="Claude (AI) - proposed" w:date="2026-10-15T02:49:21Z">
+            <w:ins w:id="9266" w:author="Claude (AI) - proposed" w:date="2026-10-18T00:25:36Z">
               <w:r>
                 <w:rPr>
                   <w:rFonts w:ascii="Arial" w:cs="Arial" w:eastAsia="Arial" w:hAnsi="Arial"/>
@@ -24346,7 +24346,7 @@
             <w:pPr>
               <w:spacing w:after="20" w:before="0"/>
             </w:pPr>
-            <w:hyperlink w:history="1" r:id="rIdyuiabkgdsv330or8zre-5">
+            <w:hyperlink w:history="1" r:id="rIdsf3ypr7eglzhqnye_wk5e">
               <w:r>
                 <w:rPr>
                   <w:rFonts w:ascii="Arial" w:cs="Arial" w:eastAsia="Arial" w:hAnsi="Arial"/>
@@ -24379,7 +24379,7 @@
               <w:spacing w:after="10" w:before="0"/>
               <w:ind w:left="120"/>
             </w:pPr>
-            <w:hyperlink w:history="1" r:id="rIdf6mhfjcszqq9ax2wlsfr5">
+            <w:hyperlink w:history="1" r:id="rIdwz794xwzgewnblffj-gxi">
               <w:r>
                 <w:rPr>
                   <w:rFonts w:ascii="Arial" w:cs="Arial" w:eastAsia="Arial" w:hAnsi="Arial"/>
@@ -24441,7 +24441,7 @@
               <w:spacing w:after="10" w:before="0"/>
               <w:ind w:left="120"/>
             </w:pPr>
-            <w:hyperlink w:history="1" r:id="rIdng5gilzoqyrl7cqzh1hnp">
+            <w:hyperlink w:history="1" r:id="rIdsxrm8gbw4pqr9elhxtzmo">
               <w:r>
                 <w:rPr>
                   <w:rFonts w:ascii="Arial" w:cs="Arial" w:eastAsia="Arial" w:hAnsi="Arial"/>
@@ -24501,7 +24501,7 @@
               </w:rPr>
               <w:t xml:space="preserve">Part 1 (</w:t>
             </w:r>
-            <w:del w:id="9267" w:author="Claude (AI) - proposed" w:date="2026-10-15T02:49:21Z">
+            <w:del w:id="9267" w:author="Claude (AI) - proposed" w:date="2026-10-18T00:25:36Z">
               <w:r>
                 <w:rPr>
                   <w:rFonts w:ascii="Arial" w:cs="Arial" w:eastAsia="Arial" w:hAnsi="Arial"/>
@@ -24516,7 +24516,7 @@
                 <w:delText xml:space="preserve">10</w:delText>
               </w:r>
             </w:del>
-            <w:ins w:id="9268" w:author="Claude (AI) - proposed" w:date="2026-10-15T02:49:21Z">
+            <w:ins w:id="9268" w:author="Claude (AI) - proposed" w:date="2026-10-18T00:25:36Z">
               <w:r>
                 <w:rPr>
                   <w:rFonts w:ascii="Arial" w:cs="Arial" w:eastAsia="Arial" w:hAnsi="Arial"/>
@@ -24544,7 +24544,7 @@
               </w:rPr>
               <w:t xml:space="preserve"> min): Learners retrieve their Lesson 1 model (their first sketch) and the class model. In groups of 4, they build the final flow-diagram model on chart paper: Food chemicals (carbohydrates, proteins, lipids, vitamins, water, mineral salts in ugali, sukuma wiki and beans), then digestion by enzymes (starch to maltose to glucose by amylase), then glucose in blood (absorption; peak 8.0 mmol/L at 60 min), then cells (respiration: glucose + oxygen gives carbon dioxide + water + energy, ATP released) and storage (liver and muscles store glycogen; insulin from the pancreas causes uptake), then back to normal (4.5 mmol/L by 180 min). They label the graph points (8.0, 6.5, 5.2, 4.7, 4.5) on a small graph beside the model and add the roles of proteins (growth and repair) and lipids (energy storage). Part 2 (</w:t>
             </w:r>
-            <w:del w:id="9269" w:author="Claude (AI) - proposed" w:date="2026-10-15T02:49:21Z">
+            <w:del w:id="9269" w:author="Claude (AI) - proposed" w:date="2026-10-18T00:25:36Z">
               <w:r>
                 <w:rPr>
                   <w:rFonts w:ascii="Arial" w:cs="Arial" w:eastAsia="Arial" w:hAnsi="Arial"/>
@@ -24559,7 +24559,7 @@
                 <w:delText xml:space="preserve">15</w:delText>
               </w:r>
             </w:del>
-            <w:ins w:id="9270" w:author="Claude (AI) - proposed" w:date="2026-10-15T02:49:21Z">
+            <w:ins w:id="9270" w:author="Claude (AI) - proposed" w:date="2026-10-18T00:25:36Z">
               <w:r>
                 <w:rPr>
                   <w:rFonts w:ascii="Arial" w:cs="Arial" w:eastAsia="Arial" w:hAnsi="Arial"/>
@@ -25067,7 +25067,7 @@
         </w:rPr>
         <w:t xml:space="preserve">© 2026 SeaVuria and ARES. Aligned with KICD objectives. Developed by SeaVuria; technical implementation by ARES (with AI assistance from Claude). Licensed under </w:t>
       </w:r>
-      <w:hyperlink w:history="1" r:id="rIdp5nlgwbxulu1fpdlckpm_">
+      <w:hyperlink w:history="1" r:id="rIdosimg30itqjjakson0x4j">
         <w:r>
           <w:rPr>
             <w:rFonts w:ascii="Arial" w:cs="Arial" w:eastAsia="Arial" w:hAnsi="Arial"/>
@@ -25088,7 +25088,7 @@
         </w:rPr>
         <w:t xml:space="preserve"> (</w:t>
       </w:r>
-      <w:hyperlink w:history="1" r:id="rIdxzrpervkrzzmo3u7fzo2b">
+      <w:hyperlink w:history="1" r:id="rIdyvlpplw3xbsgoqgjma7bx">
         <w:r>
           <w:rPr>
             <w:rFonts w:ascii="Arial" w:cs="Arial" w:eastAsia="Arial" w:hAnsi="Arial"/>
